--- a/beginner dsa/step 4/3] st4 binary search.docx
+++ b/beginner dsa/step 4/3] st4 binary search.docx
@@ -17,18 +17,13 @@
       </w:r>
     </w:p>
     <w:p>
-      <w:pPr>
+      <w:r>
         <w:rPr>
           <w:lang w:val="en-US"/>
         </w:rPr>
-      </w:pPr>
-      <w:r>
-        <w:rPr>
-          <w:lang w:val="en-US"/>
-        </w:rPr>
         <w:t xml:space="preserve"> </w:t>
       </w:r>
-      <w:hyperlink r:id="rId4" w:history="1">
+      <w:hyperlink r:id="rId5" w:history="1">
         <w:r>
           <w:rPr>
             <w:rStyle w:val="Hyperlink"/>
@@ -38,6 +33,7 @@
         </w:r>
       </w:hyperlink>
     </w:p>
+    <w:p/>
     <w:p>
       <w:pPr>
         <w:rPr>
@@ -47,7 +43,2227 @@
     </w:p>
     <w:p>
       <w:pPr>
-        <w:rPr>
+        <w:pStyle w:val="Heading3"/>
+        <w:rPr>
+          <w:lang w:val="en-US"/>
+        </w:rPr>
+      </w:pPr>
+      <w:r>
+        <w:rPr>
+          <w:lang w:val="en-US"/>
+        </w:rPr>
+        <w:t>2]</w:t>
+      </w:r>
+      <w:r>
+        <w:rPr>
+          <w:rStyle w:val="Heading1Char"/>
+        </w:rPr>
+        <w:t xml:space="preserve"> </w:t>
+      </w:r>
+      <w:r>
+        <w:rPr>
+          <w:rStyle w:val="Heading3Char"/>
+        </w:rPr>
+        <w:t>Given a sorted array of size “N”; find the index of the number in the array</w:t>
+      </w:r>
+    </w:p>
+    <w:p>
+      <w:r>
+        <w:t>which is just greater</w:t>
+      </w:r>
+      <w:r>
+        <w:rPr>
+          <w:rStyle w:val="Heading3Char"/>
+        </w:rPr>
+        <w:t xml:space="preserve"> </w:t>
+      </w:r>
+      <w:r>
+        <w:t>than x and as close as possible to x.</w:t>
+      </w:r>
+    </w:p>
+    <w:p>
+      <w:r>
+        <w:t xml:space="preserve">-&gt; Upper Bound (x) = Returns index of the number which is just greater than x and as close as </w:t>
+      </w:r>
+      <w:r>
+        <w:t>possible to x.</w:t>
+      </w:r>
+    </w:p>
+    <w:p/>
+    <w:p>
+      <w:pPr>
+        <w:spacing w:after="0"/>
+        <w:rPr>
+          <w:b/>
+          <w:bCs/>
+          <w:color w:val="7030A0"/>
+        </w:rPr>
+      </w:pPr>
+      <w:r>
+        <w:rPr>
+          <w:b/>
+          <w:bCs/>
+          <w:color w:val="7030A0"/>
+        </w:rPr>
+        <w:t>def upper_bound(arr, target):</w:t>
+      </w:r>
+    </w:p>
+    <w:p>
+      <w:pPr>
+        <w:spacing w:after="0"/>
+        <w:rPr>
+          <w:b/>
+          <w:bCs/>
+          <w:color w:val="7030A0"/>
+        </w:rPr>
+      </w:pPr>
+      <w:r>
+        <w:rPr>
+          <w:b/>
+          <w:bCs/>
+          <w:color w:val="7030A0"/>
+        </w:rPr>
+        <w:t xml:space="preserve">    left = 0</w:t>
+      </w:r>
+    </w:p>
+    <w:p>
+      <w:pPr>
+        <w:spacing w:after="0"/>
+        <w:rPr>
+          <w:b/>
+          <w:bCs/>
+          <w:color w:val="7030A0"/>
+        </w:rPr>
+      </w:pPr>
+      <w:r>
+        <w:rPr>
+          <w:b/>
+          <w:bCs/>
+          <w:color w:val="7030A0"/>
+        </w:rPr>
+        <w:t xml:space="preserve">    right = len(arr)</w:t>
+      </w:r>
+    </w:p>
+    <w:p>
+      <w:pPr>
+        <w:spacing w:after="0"/>
+        <w:rPr>
+          <w:b/>
+          <w:bCs/>
+          <w:color w:val="7030A0"/>
+        </w:rPr>
+      </w:pPr>
+      <w:r>
+        <w:rPr>
+          <w:b/>
+          <w:bCs/>
+          <w:color w:val="7030A0"/>
+        </w:rPr>
+        <w:t xml:space="preserve">    while left &lt; right:</w:t>
+      </w:r>
+    </w:p>
+    <w:p>
+      <w:pPr>
+        <w:spacing w:after="0"/>
+        <w:rPr>
+          <w:b/>
+          <w:bCs/>
+          <w:color w:val="7030A0"/>
+        </w:rPr>
+      </w:pPr>
+      <w:r>
+        <w:rPr>
+          <w:b/>
+          <w:bCs/>
+          <w:color w:val="7030A0"/>
+        </w:rPr>
+        <w:t xml:space="preserve">        mid = left + (right - left) // 2</w:t>
+      </w:r>
+    </w:p>
+    <w:p>
+      <w:pPr>
+        <w:spacing w:after="0"/>
+        <w:rPr>
+          <w:b/>
+          <w:bCs/>
+          <w:color w:val="7030A0"/>
+        </w:rPr>
+      </w:pPr>
+      <w:r>
+        <w:rPr>
+          <w:b/>
+          <w:bCs/>
+          <w:color w:val="7030A0"/>
+        </w:rPr>
+        <w:t xml:space="preserve">        if arr[mid] &lt;= target:</w:t>
+      </w:r>
+    </w:p>
+    <w:p>
+      <w:pPr>
+        <w:spacing w:after="0"/>
+        <w:rPr>
+          <w:b/>
+          <w:bCs/>
+          <w:color w:val="7030A0"/>
+        </w:rPr>
+      </w:pPr>
+      <w:r>
+        <w:rPr>
+          <w:b/>
+          <w:bCs/>
+          <w:color w:val="7030A0"/>
+        </w:rPr>
+        <w:t xml:space="preserve">            left = mid + 1</w:t>
+      </w:r>
+    </w:p>
+    <w:p>
+      <w:pPr>
+        <w:spacing w:after="0"/>
+        <w:rPr>
+          <w:b/>
+          <w:bCs/>
+          <w:color w:val="7030A0"/>
+        </w:rPr>
+      </w:pPr>
+      <w:r>
+        <w:rPr>
+          <w:b/>
+          <w:bCs/>
+          <w:color w:val="7030A0"/>
+        </w:rPr>
+        <w:t xml:space="preserve">        else:</w:t>
+      </w:r>
+    </w:p>
+    <w:p>
+      <w:pPr>
+        <w:spacing w:after="0"/>
+        <w:rPr>
+          <w:b/>
+          <w:bCs/>
+          <w:color w:val="7030A0"/>
+        </w:rPr>
+      </w:pPr>
+      <w:r>
+        <w:rPr>
+          <w:b/>
+          <w:bCs/>
+          <w:color w:val="7030A0"/>
+        </w:rPr>
+        <w:t xml:space="preserve">            right = mid</w:t>
+      </w:r>
+    </w:p>
+    <w:p>
+      <w:pPr>
+        <w:spacing w:after="0"/>
+        <w:rPr>
+          <w:b/>
+          <w:bCs/>
+          <w:color w:val="7030A0"/>
+        </w:rPr>
+      </w:pPr>
+      <w:r>
+        <w:rPr>
+          <w:b/>
+          <w:bCs/>
+          <w:color w:val="7030A0"/>
+        </w:rPr>
+        <w:t xml:space="preserve">    return left</w:t>
+      </w:r>
+    </w:p>
+    <w:p>
+      <w:pPr>
+        <w:spacing w:after="0"/>
+        <w:rPr>
+          <w:b/>
+          <w:bCs/>
+          <w:color w:val="7030A0"/>
+        </w:rPr>
+      </w:pPr>
+    </w:p>
+    <w:p>
+      <w:pPr>
+        <w:spacing w:after="0"/>
+        <w:rPr>
+          <w:b/>
+          <w:bCs/>
+          <w:color w:val="7030A0"/>
+        </w:rPr>
+      </w:pPr>
+      <w:r>
+        <w:rPr>
+          <w:b/>
+          <w:bCs/>
+          <w:color w:val="7030A0"/>
+        </w:rPr>
+        <w:t>arr = [3,5,5,5,8,8,10]</w:t>
+      </w:r>
+    </w:p>
+    <w:p>
+      <w:pPr>
+        <w:spacing w:after="0"/>
+        <w:rPr>
+          <w:b/>
+          <w:bCs/>
+          <w:color w:val="7030A0"/>
+        </w:rPr>
+      </w:pPr>
+      <w:r>
+        <w:rPr>
+          <w:b/>
+          <w:bCs/>
+          <w:color w:val="7030A0"/>
+        </w:rPr>
+        <w:t>g = upper_bound(arr,5)</w:t>
+      </w:r>
+    </w:p>
+    <w:p>
+      <w:pPr>
+        <w:spacing w:after="0"/>
+        <w:rPr>
+          <w:b/>
+          <w:bCs/>
+          <w:color w:val="7030A0"/>
+        </w:rPr>
+      </w:pPr>
+      <w:r>
+        <w:rPr>
+          <w:b/>
+          <w:bCs/>
+          <w:color w:val="7030A0"/>
+        </w:rPr>
+        <w:t>print(g)</w:t>
+      </w:r>
+    </w:p>
+    <w:p>
+      <w:pPr>
+        <w:spacing w:after="0"/>
+      </w:pPr>
+    </w:p>
+    <w:p>
+      <w:pPr>
+        <w:numPr>
+          <w:ilvl w:val="0"/>
+          <w:numId w:val="1"/>
+        </w:numPr>
+        <w:spacing w:after="0"/>
+      </w:pPr>
+      <w:r>
+        <w:t>mid = left + (right - left) // 2 is used to find the middle index in binary search.</w:t>
+      </w:r>
+    </w:p>
+    <w:p>
+      <w:pPr>
+        <w:numPr>
+          <w:ilvl w:val="0"/>
+          <w:numId w:val="1"/>
+        </w:numPr>
+        <w:spacing w:after="0"/>
+      </w:pPr>
+      <w:r>
+        <w:t>It is mathematically the same as (left + right) // 2.</w:t>
+      </w:r>
+    </w:p>
+    <w:p>
+      <w:pPr>
+        <w:numPr>
+          <w:ilvl w:val="0"/>
+          <w:numId w:val="1"/>
+        </w:numPr>
+        <w:spacing w:after="0"/>
+      </w:pPr>
+      <w:r>
+        <w:t>The main reason for using this form is to avoid potential integer overflow in some programming languages like C++ or Java.</w:t>
+      </w:r>
+    </w:p>
+    <w:p>
+      <w:pPr>
+        <w:numPr>
+          <w:ilvl w:val="0"/>
+          <w:numId w:val="1"/>
+        </w:numPr>
+        <w:spacing w:after="0"/>
+      </w:pPr>
+      <w:r>
+        <w:t>Directly adding left + right can exceed the integer limit when values are very large.</w:t>
+      </w:r>
+    </w:p>
+    <w:p>
+      <w:pPr>
+        <w:numPr>
+          <w:ilvl w:val="0"/>
+          <w:numId w:val="1"/>
+        </w:numPr>
+        <w:spacing w:after="0"/>
+      </w:pPr>
+      <w:r>
+        <w:t>Using (right - left) first keeps the calculation within a safe range.</w:t>
+      </w:r>
+    </w:p>
+    <w:p>
+      <w:pPr>
+        <w:numPr>
+          <w:ilvl w:val="0"/>
+          <w:numId w:val="1"/>
+        </w:numPr>
+        <w:spacing w:after="0"/>
+      </w:pPr>
+      <w:r>
+        <w:t>Then half of that difference is added back to left to get the midpoint.</w:t>
+      </w:r>
+    </w:p>
+    <w:p>
+      <w:pPr>
+        <w:numPr>
+          <w:ilvl w:val="0"/>
+          <w:numId w:val="1"/>
+        </w:numPr>
+        <w:spacing w:after="0"/>
+      </w:pPr>
+      <w:r>
+        <w:t>In Python, overflow is not an issue, so both methods work correctly.</w:t>
+      </w:r>
+    </w:p>
+    <w:p>
+      <w:pPr>
+        <w:numPr>
+          <w:ilvl w:val="0"/>
+          <w:numId w:val="1"/>
+        </w:numPr>
+        <w:spacing w:after="0"/>
+      </w:pPr>
+      <w:r>
+        <w:t>Still, this safer version is widely used as a standard coding practice.</w:t>
+      </w:r>
+    </w:p>
+    <w:p/>
+    <w:p/>
+    <w:p/>
+    <w:p>
+      <w:pPr>
+        <w:pStyle w:val="Heading3"/>
+      </w:pPr>
+      <w:r>
+        <w:rPr>
+          <w:lang w:val="en-US"/>
+        </w:rPr>
+        <w:t xml:space="preserve">3] </w:t>
+      </w:r>
+      <w:hyperlink r:id="rId6" w:history="1">
+        <w:r>
+          <w:rPr>
+            <w:rStyle w:val="Hyperlink"/>
+            <w:b/>
+            <w:bCs/>
+          </w:rPr>
+          <w:t>Search in Rotated Sorted Array</w:t>
+        </w:r>
+      </w:hyperlink>
+    </w:p>
+    <w:p>
+      <w:pPr>
+        <w:spacing w:after="0"/>
+      </w:pPr>
+      <w:r>
+        <w:t>There is an integer array nums sorted in ascending order (with </w:t>
+      </w:r>
+      <w:r>
+        <w:rPr>
+          <w:b/>
+          <w:bCs/>
+        </w:rPr>
+        <w:t>distinct</w:t>
+      </w:r>
+      <w:r>
+        <w:t> values).</w:t>
+      </w:r>
+    </w:p>
+    <w:p>
+      <w:pPr>
+        <w:spacing w:after="0"/>
+      </w:pPr>
+      <w:r>
+        <w:t>Prior to being passed to your function, nums is </w:t>
+      </w:r>
+      <w:r>
+        <w:rPr>
+          <w:b/>
+          <w:bCs/>
+        </w:rPr>
+        <w:t>possibly left rotated</w:t>
+      </w:r>
+      <w:r>
+        <w:t xml:space="preserve"> at an unknown index k (1 &lt;= k &lt; nums.length) such that the resulting array is [nums[k], nums[k+1], ..., nums[n-1], nums[0], nums[1], </w:t>
+      </w:r>
+      <w:r>
+        <w:lastRenderedPageBreak/>
+        <w:t>..., nums[k-1]] (</w:t>
+      </w:r>
+      <w:r>
+        <w:rPr>
+          <w:b/>
+          <w:bCs/>
+        </w:rPr>
+        <w:t>0-indexed</w:t>
+      </w:r>
+      <w:r>
+        <w:t>). For example, [0,1,2,4,5,6,7] might be left rotated by 3 indices and become [4,5,6,7,0,1,2].</w:t>
+      </w:r>
+    </w:p>
+    <w:p>
+      <w:pPr>
+        <w:spacing w:after="0"/>
+      </w:pPr>
+      <w:r>
+        <w:t>Given the array nums </w:t>
+      </w:r>
+      <w:r>
+        <w:rPr>
+          <w:b/>
+          <w:bCs/>
+        </w:rPr>
+        <w:t>after</w:t>
+      </w:r>
+      <w:r>
+        <w:t> the possible rotation and an integer target, return </w:t>
+      </w:r>
+      <w:r>
+        <w:rPr>
+          <w:i/>
+          <w:iCs/>
+        </w:rPr>
+        <w:t>the index of </w:t>
+      </w:r>
+      <w:r>
+        <w:t>target</w:t>
+      </w:r>
+      <w:r>
+        <w:rPr>
+          <w:i/>
+          <w:iCs/>
+        </w:rPr>
+        <w:t> if it is in </w:t>
+      </w:r>
+      <w:r>
+        <w:t>nums</w:t>
+      </w:r>
+      <w:r>
+        <w:rPr>
+          <w:i/>
+          <w:iCs/>
+        </w:rPr>
+        <w:t>, or </w:t>
+      </w:r>
+      <w:r>
+        <w:t>-1</w:t>
+      </w:r>
+      <w:r>
+        <w:rPr>
+          <w:i/>
+          <w:iCs/>
+        </w:rPr>
+        <w:t> if it is not in </w:t>
+      </w:r>
+      <w:r>
+        <w:t>nums.</w:t>
+      </w:r>
+    </w:p>
+    <w:p>
+      <w:pPr>
+        <w:spacing w:after="0"/>
+      </w:pPr>
+      <w:r>
+        <w:t>You must write an algorithm with O(log n) runtime complexity.</w:t>
+      </w:r>
+    </w:p>
+    <w:p>
+      <w:pPr>
+        <w:spacing w:after="0"/>
+        <w:rPr>
+          <w:lang w:val="en-US"/>
+        </w:rPr>
+      </w:pPr>
+    </w:p>
+    <w:p>
+      <w:pPr>
+        <w:spacing w:after="0"/>
+      </w:pPr>
+      <w:r>
+        <w:t>Analysis :- </w:t>
+      </w:r>
+    </w:p>
+    <w:p>
+      <w:pPr>
+        <w:spacing w:after="0"/>
+      </w:pPr>
+    </w:p>
+    <w:p>
+      <w:pPr>
+        <w:spacing w:after="0"/>
+      </w:pPr>
+      <w:r>
+        <w:t>A normal sorted array would look like this - </w:t>
+      </w:r>
+    </w:p>
+    <w:p>
+      <w:pPr>
+        <w:spacing w:after="0"/>
+      </w:pPr>
+    </w:p>
+    <w:p>
+      <w:pPr>
+        <w:spacing w:after="0"/>
+      </w:pPr>
+      <w:r>
+        <w:t>0 1 2 3 4 5 6 7 </w:t>
+      </w:r>
+    </w:p>
+    <w:p>
+      <w:pPr>
+        <w:spacing w:after="0"/>
+      </w:pPr>
+    </w:p>
+    <w:p>
+      <w:pPr>
+        <w:spacing w:after="0"/>
+      </w:pPr>
+      <w:r>
+        <w:t>Its possible rotations can look like this :- </w:t>
+      </w:r>
+    </w:p>
+    <w:p>
+      <w:pPr>
+        <w:spacing w:after="0"/>
+      </w:pPr>
+    </w:p>
+    <w:p>
+      <w:pPr>
+        <w:spacing w:after="0"/>
+      </w:pPr>
+      <w:r>
+        <w:t>1 2 3 4 5 6 7 0 </w:t>
+      </w:r>
+    </w:p>
+    <w:p>
+      <w:pPr>
+        <w:spacing w:after="0"/>
+      </w:pPr>
+      <w:r>
+        <w:t>2 3 4 5 6 7 0 1</w:t>
+      </w:r>
+    </w:p>
+    <w:p>
+      <w:pPr>
+        <w:spacing w:after="0"/>
+      </w:pPr>
+      <w:r>
+        <w:t>3 4 5 6 7 0 1 2</w:t>
+      </w:r>
+    </w:p>
+    <w:p>
+      <w:pPr>
+        <w:spacing w:after="0"/>
+      </w:pPr>
+      <w:r>
+        <w:t>4 5 6 7 0 1 2 3</w:t>
+      </w:r>
+    </w:p>
+    <w:p>
+      <w:pPr>
+        <w:spacing w:after="0"/>
+      </w:pPr>
+      <w:r>
+        <w:t>5 6 7 0 1 2 3 4 </w:t>
+      </w:r>
+    </w:p>
+    <w:p>
+      <w:pPr>
+        <w:spacing w:after="0"/>
+      </w:pPr>
+      <w:r>
+        <w:t>6 7 0 1 2 3 4 5 </w:t>
+      </w:r>
+    </w:p>
+    <w:p>
+      <w:pPr>
+        <w:spacing w:after="0"/>
+      </w:pPr>
+      <w:r>
+        <w:t>7 0 1 2 3 4 5 6 </w:t>
+      </w:r>
+    </w:p>
+    <w:p>
+      <w:pPr>
+        <w:spacing w:after="0"/>
+      </w:pPr>
+      <w:r>
+        <w:t>-&gt; The original array itself is the next possible rotation in this row. </w:t>
+      </w:r>
+    </w:p>
+    <w:p>
+      <w:pPr>
+        <w:spacing w:after="0"/>
+      </w:pPr>
+    </w:p>
+    <w:p>
+      <w:pPr>
+        <w:spacing w:after="0"/>
+      </w:pPr>
+      <w:r>
+        <w:t>Can you see how the 0 is going from right to left in each rotation. </w:t>
+      </w:r>
+    </w:p>
+    <w:p>
+      <w:pPr>
+        <w:spacing w:after="0"/>
+      </w:pPr>
+    </w:p>
+    <w:p>
+      <w:pPr>
+        <w:spacing w:after="0"/>
+      </w:pPr>
+      <w:r>
+        <w:t>If we are able to locate the “0” minimum element of the array -&gt; then array can be divided into two parts :- say -&gt; 3 4 5 6 7 0 1 2 -&gt; after division -&gt; [3 4 5 6 7] + [0 1 2] -&gt; [left-sorted-array] + [right-sorted-array] </w:t>
+      </w:r>
+    </w:p>
+    <w:p>
+      <w:pPr>
+        <w:spacing w:after="0"/>
+      </w:pPr>
+    </w:p>
+    <w:p>
+      <w:pPr>
+        <w:spacing w:after="0"/>
+      </w:pPr>
+      <w:r>
+        <w:t>-&gt; [l1,r1] + [l2,r2] -&gt; [0,4] + [5,7] </w:t>
+      </w:r>
+    </w:p>
+    <w:p>
+      <w:pPr>
+        <w:spacing w:after="0"/>
+      </w:pPr>
+    </w:p>
+    <w:p>
+      <w:pPr>
+        <w:spacing w:after="0"/>
+      </w:pPr>
+      <w:r>
+        <w:t>-&gt; If we are able to find the position of the smallest element of the given array using binary search -&gt; then we will be able to find [l1,r1] , [l2,r2] . </w:t>
+      </w:r>
+    </w:p>
+    <w:p>
+      <w:pPr>
+        <w:spacing w:after="0"/>
+      </w:pPr>
+    </w:p>
+    <w:p>
+      <w:pPr>
+        <w:spacing w:after="0"/>
+      </w:pPr>
+      <w:r>
+        <w:t>-&gt; So focus on finding “u”  (position of smallest element in the array)</w:t>
+      </w:r>
+    </w:p>
+    <w:p>
+      <w:pPr>
+        <w:spacing w:after="0"/>
+      </w:pPr>
+    </w:p>
+    <w:p>
+      <w:pPr>
+        <w:spacing w:after="0"/>
+      </w:pPr>
+      <w:r>
+        <w:t>-&gt; then , l1 = 0 , r1 = u-1 , l2 = u , r2 = n-1 </w:t>
+      </w:r>
+    </w:p>
+    <w:p>
+      <w:pPr>
+        <w:spacing w:after="0"/>
+      </w:pPr>
+    </w:p>
+    <w:p>
+      <w:pPr>
+        <w:spacing w:after="0"/>
+      </w:pPr>
+      <w:r>
+        <w:t>-&gt; Now once you are able to find u , l1 , r1 , l2 , r2 -&gt; now you can find target element very easily </w:t>
+      </w:r>
+    </w:p>
+    <w:p>
+      <w:pPr>
+        <w:spacing w:after="0"/>
+      </w:pPr>
+    </w:p>
+    <w:p>
+      <w:pPr>
+        <w:spacing w:after="0"/>
+      </w:pPr>
+      <w:r>
+        <w:t>-&gt; you have [left-sorted] + [right-sorted] </w:t>
+      </w:r>
+    </w:p>
+    <w:p>
+      <w:pPr>
+        <w:spacing w:after="0"/>
+      </w:pPr>
+    </w:p>
+    <w:p>
+      <w:pPr>
+        <w:spacing w:after="0"/>
+      </w:pPr>
+      <w:r>
+        <w:t>-&gt; using a single if-else condition just check whether the target element comes under left-sorted part or right-sorted part -&gt; say it comes under right-sorted part then just do a binary search algorithm on the right-sorted part to find target element which is a standard DSA problem :) </w:t>
+      </w:r>
+    </w:p>
+    <w:p>
+      <w:pPr>
+        <w:spacing w:after="0"/>
+      </w:pPr>
+    </w:p>
+    <w:p>
+      <w:pPr>
+        <w:spacing w:after="0"/>
+      </w:pPr>
+      <w:r>
+        <w:lastRenderedPageBreak/>
+        <w:t xml:space="preserve">-&gt; So in 1 binary search this problem :- </w:t>
+      </w:r>
+      <w:hyperlink r:id="rId7" w:history="1">
+        <w:r>
+          <w:rPr>
+            <w:rStyle w:val="Hyperlink"/>
+          </w:rPr>
+          <w:t>https://leetcode.com/problems/find-minimum-in-rotated-sorted-array/description/</w:t>
+        </w:r>
+      </w:hyperlink>
+      <w:r>
+        <w:t xml:space="preserve"> can be solved and in two binary searches this problem can be solved - </w:t>
+      </w:r>
+      <w:hyperlink r:id="rId8" w:history="1">
+        <w:r>
+          <w:rPr>
+            <w:rStyle w:val="Hyperlink"/>
+          </w:rPr>
+          <w:t>https://leetcode.com/problems/search-in-rotated-sorted-array/</w:t>
+        </w:r>
+      </w:hyperlink>
+      <w:r>
+        <w:t> </w:t>
+      </w:r>
+    </w:p>
+    <w:p>
+      <w:pPr>
+        <w:spacing w:after="0"/>
+      </w:pPr>
+      <w:r>
+        <w:t> </w:t>
+      </w:r>
+    </w:p>
+    <w:p>
+      <w:pPr>
+        <w:spacing w:after="0"/>
+      </w:pPr>
+      <w:r>
+        <w:t xml:space="preserve">Py - </w:t>
+      </w:r>
+      <w:hyperlink r:id="rId9" w:history="1">
+        <w:r>
+          <w:rPr>
+            <w:rStyle w:val="Hyperlink"/>
+          </w:rPr>
+          <w:t>https://leetcode.com/problems/search-in-rotated-sorted-array/submissions/1984473798/</w:t>
+        </w:r>
+      </w:hyperlink>
+      <w:r>
+        <w:t> </w:t>
+      </w:r>
+    </w:p>
+    <w:p>
+      <w:pPr>
+        <w:spacing w:after="0"/>
+      </w:pPr>
+    </w:p>
+    <w:p>
+      <w:pPr>
+        <w:spacing w:after="0"/>
+      </w:pPr>
+      <w:r>
+        <w:t>Now think of how to solve this problem in just 1 binary search? </w:t>
+      </w:r>
+    </w:p>
+    <w:p>
+      <w:pPr>
+        <w:spacing w:after="0"/>
+      </w:pPr>
+      <w:r>
+        <w:t> </w:t>
+      </w:r>
+    </w:p>
+    <w:p>
+      <w:pPr>
+        <w:spacing w:after="0"/>
+      </w:pPr>
+      <w:r>
+        <w:t xml:space="preserve">Py - </w:t>
+      </w:r>
+      <w:hyperlink r:id="rId10" w:history="1">
+        <w:r>
+          <w:rPr>
+            <w:rStyle w:val="Hyperlink"/>
+          </w:rPr>
+          <w:t>https://leetcode.com/problems/search-in-rotated-sorted-array/submissions/1984469644/</w:t>
+        </w:r>
+      </w:hyperlink>
+      <w:r>
+        <w:t> </w:t>
+      </w:r>
+    </w:p>
+    <w:p>
+      <w:pPr>
+        <w:spacing w:after="0"/>
+      </w:pPr>
+    </w:p>
+    <w:p>
+      <w:pPr>
+        <w:spacing w:after="0"/>
+        <w:rPr>
+          <w:b/>
+          <w:bCs/>
+          <w:color w:val="7030A0"/>
+        </w:rPr>
+      </w:pPr>
+    </w:p>
+    <w:p>
+      <w:pPr>
+        <w:spacing w:after="0"/>
+        <w:rPr>
+          <w:b/>
+          <w:bCs/>
+          <w:color w:val="7030A0"/>
+        </w:rPr>
+      </w:pPr>
+    </w:p>
+    <w:p>
+      <w:pPr>
+        <w:spacing w:after="0"/>
+        <w:rPr>
+          <w:b/>
+          <w:bCs/>
+          <w:color w:val="7030A0"/>
+        </w:rPr>
+      </w:pPr>
+    </w:p>
+    <w:p>
+      <w:pPr>
+        <w:spacing w:after="0"/>
+        <w:rPr>
+          <w:b/>
+          <w:bCs/>
+          <w:color w:val="7030A0"/>
+        </w:rPr>
+      </w:pPr>
+    </w:p>
+    <w:p>
+      <w:pPr>
+        <w:spacing w:after="0"/>
+        <w:rPr>
+          <w:b/>
+          <w:bCs/>
+          <w:color w:val="7030A0"/>
+        </w:rPr>
+      </w:pPr>
+    </w:p>
+    <w:p>
+      <w:pPr>
+        <w:spacing w:after="0"/>
+        <w:rPr>
+          <w:b/>
+          <w:bCs/>
+          <w:color w:val="7030A0"/>
+        </w:rPr>
+      </w:pPr>
+    </w:p>
+    <w:p>
+      <w:pPr>
+        <w:spacing w:after="0"/>
+        <w:rPr>
+          <w:b/>
+          <w:bCs/>
+          <w:color w:val="7030A0"/>
+        </w:rPr>
+      </w:pPr>
+    </w:p>
+    <w:p>
+      <w:pPr>
+        <w:spacing w:after="0"/>
+        <w:rPr>
+          <w:b/>
+          <w:bCs/>
+          <w:color w:val="7030A0"/>
+        </w:rPr>
+      </w:pPr>
+    </w:p>
+    <w:p>
+      <w:pPr>
+        <w:spacing w:after="0"/>
+        <w:rPr>
+          <w:b/>
+          <w:bCs/>
+          <w:color w:val="7030A0"/>
+        </w:rPr>
+      </w:pPr>
+    </w:p>
+    <w:p>
+      <w:pPr>
+        <w:spacing w:after="0"/>
+        <w:rPr>
+          <w:b/>
+          <w:bCs/>
+          <w:color w:val="7030A0"/>
+        </w:rPr>
+      </w:pPr>
+    </w:p>
+    <w:p>
+      <w:pPr>
+        <w:spacing w:after="0"/>
+        <w:rPr>
+          <w:b/>
+          <w:bCs/>
+          <w:color w:val="7030A0"/>
+        </w:rPr>
+      </w:pPr>
+    </w:p>
+    <w:p>
+      <w:pPr>
+        <w:spacing w:after="0"/>
+        <w:rPr>
+          <w:b/>
+          <w:bCs/>
+          <w:color w:val="7030A0"/>
+        </w:rPr>
+      </w:pPr>
+    </w:p>
+    <w:p>
+      <w:pPr>
+        <w:spacing w:after="0"/>
+        <w:rPr>
+          <w:b/>
+          <w:bCs/>
+          <w:color w:val="7030A0"/>
+        </w:rPr>
+      </w:pPr>
+    </w:p>
+    <w:p>
+      <w:pPr>
+        <w:spacing w:after="0"/>
+        <w:rPr>
+          <w:b/>
+          <w:bCs/>
+          <w:color w:val="7030A0"/>
+        </w:rPr>
+      </w:pPr>
+    </w:p>
+    <w:p>
+      <w:pPr>
+        <w:spacing w:after="0"/>
+        <w:rPr>
+          <w:b/>
+          <w:bCs/>
+          <w:color w:val="7030A0"/>
+        </w:rPr>
+      </w:pPr>
+    </w:p>
+    <w:p>
+      <w:pPr>
+        <w:spacing w:after="0"/>
+        <w:rPr>
+          <w:b/>
+          <w:bCs/>
+          <w:color w:val="7030A0"/>
+        </w:rPr>
+      </w:pPr>
+    </w:p>
+    <w:p>
+      <w:pPr>
+        <w:spacing w:after="0"/>
+        <w:rPr>
+          <w:b/>
+          <w:bCs/>
+          <w:color w:val="7030A0"/>
+        </w:rPr>
+      </w:pPr>
+    </w:p>
+    <w:p>
+      <w:pPr>
+        <w:spacing w:after="0"/>
+        <w:rPr>
+          <w:b/>
+          <w:bCs/>
+          <w:color w:val="7030A0"/>
+        </w:rPr>
+      </w:pPr>
+    </w:p>
+    <w:p>
+      <w:pPr>
+        <w:spacing w:after="0"/>
+        <w:rPr>
+          <w:b/>
+          <w:bCs/>
+          <w:color w:val="7030A0"/>
+        </w:rPr>
+      </w:pPr>
+    </w:p>
+    <w:p>
+      <w:pPr>
+        <w:spacing w:after="0"/>
+        <w:rPr>
+          <w:b/>
+          <w:bCs/>
+          <w:color w:val="7030A0"/>
+        </w:rPr>
+      </w:pPr>
+    </w:p>
+    <w:p>
+      <w:pPr>
+        <w:spacing w:after="0"/>
+        <w:rPr>
+          <w:b/>
+          <w:bCs/>
+          <w:color w:val="7030A0"/>
+        </w:rPr>
+      </w:pPr>
+    </w:p>
+    <w:p>
+      <w:pPr>
+        <w:spacing w:after="0"/>
+        <w:rPr>
+          <w:b/>
+          <w:bCs/>
+          <w:color w:val="7030A0"/>
+        </w:rPr>
+      </w:pPr>
+    </w:p>
+    <w:p>
+      <w:pPr>
+        <w:spacing w:after="0"/>
+        <w:rPr>
+          <w:b/>
+          <w:bCs/>
+          <w:color w:val="7030A0"/>
+        </w:rPr>
+      </w:pPr>
+    </w:p>
+    <w:p>
+      <w:pPr>
+        <w:spacing w:after="0"/>
+        <w:rPr>
+          <w:b/>
+          <w:bCs/>
+          <w:color w:val="7030A0"/>
+        </w:rPr>
+      </w:pPr>
+    </w:p>
+    <w:p>
+      <w:pPr>
+        <w:spacing w:after="0"/>
+        <w:rPr>
+          <w:b/>
+          <w:bCs/>
+          <w:color w:val="7030A0"/>
+        </w:rPr>
+      </w:pPr>
+    </w:p>
+    <w:p>
+      <w:pPr>
+        <w:spacing w:after="0"/>
+        <w:rPr>
+          <w:b/>
+          <w:bCs/>
+          <w:color w:val="7030A0"/>
+        </w:rPr>
+      </w:pPr>
+    </w:p>
+    <w:p>
+      <w:pPr>
+        <w:spacing w:after="0"/>
+        <w:rPr>
+          <w:b/>
+          <w:bCs/>
+          <w:color w:val="7030A0"/>
+        </w:rPr>
+      </w:pPr>
+    </w:p>
+    <w:p>
+      <w:pPr>
+        <w:spacing w:after="0"/>
+        <w:rPr>
+          <w:b/>
+          <w:bCs/>
+          <w:color w:val="7030A0"/>
+        </w:rPr>
+      </w:pPr>
+    </w:p>
+    <w:p>
+      <w:pPr>
+        <w:spacing w:after="0"/>
+        <w:rPr>
+          <w:b/>
+          <w:bCs/>
+          <w:color w:val="7030A0"/>
+        </w:rPr>
+      </w:pPr>
+    </w:p>
+    <w:p>
+      <w:pPr>
+        <w:spacing w:after="0"/>
+        <w:rPr>
+          <w:b/>
+          <w:bCs/>
+          <w:color w:val="7030A0"/>
+        </w:rPr>
+      </w:pPr>
+    </w:p>
+    <w:p>
+      <w:pPr>
+        <w:spacing w:after="0"/>
+        <w:rPr>
+          <w:b/>
+          <w:bCs/>
+          <w:color w:val="7030A0"/>
+        </w:rPr>
+      </w:pPr>
+    </w:p>
+    <w:p>
+      <w:pPr>
+        <w:spacing w:after="0"/>
+        <w:rPr>
+          <w:b/>
+          <w:bCs/>
+          <w:color w:val="7030A0"/>
+        </w:rPr>
+      </w:pPr>
+    </w:p>
+    <w:p>
+      <w:pPr>
+        <w:spacing w:after="0"/>
+        <w:rPr>
+          <w:b/>
+          <w:bCs/>
+          <w:color w:val="7030A0"/>
+        </w:rPr>
+      </w:pPr>
+    </w:p>
+    <w:p>
+      <w:pPr>
+        <w:spacing w:after="0"/>
+        <w:rPr>
+          <w:b/>
+          <w:bCs/>
+          <w:color w:val="7030A0"/>
+        </w:rPr>
+      </w:pPr>
+    </w:p>
+    <w:p>
+      <w:pPr>
+        <w:spacing w:after="0"/>
+        <w:rPr>
+          <w:b/>
+          <w:bCs/>
+          <w:color w:val="7030A0"/>
+        </w:rPr>
+      </w:pPr>
+    </w:p>
+    <w:p>
+      <w:pPr>
+        <w:spacing w:after="0"/>
+        <w:rPr>
+          <w:b/>
+          <w:bCs/>
+          <w:color w:val="7030A0"/>
+        </w:rPr>
+      </w:pPr>
+    </w:p>
+    <w:p>
+      <w:pPr>
+        <w:spacing w:after="0"/>
+        <w:rPr>
+          <w:b/>
+          <w:bCs/>
+          <w:color w:val="7030A0"/>
+        </w:rPr>
+      </w:pPr>
+    </w:p>
+    <w:p>
+      <w:pPr>
+        <w:spacing w:after="0"/>
+        <w:rPr>
+          <w:b/>
+          <w:bCs/>
+          <w:color w:val="7030A0"/>
+        </w:rPr>
+      </w:pPr>
+    </w:p>
+    <w:p>
+      <w:pPr>
+        <w:spacing w:after="0"/>
+        <w:rPr>
+          <w:b/>
+          <w:bCs/>
+          <w:color w:val="7030A0"/>
+        </w:rPr>
+      </w:pPr>
+      <w:r>
+        <w:rPr>
+          <w:b/>
+          <w:bCs/>
+          <w:color w:val="7030A0"/>
+        </w:rPr>
+        <w:lastRenderedPageBreak/>
+        <w:t>from typing import List</w:t>
+      </w:r>
+    </w:p>
+    <w:p>
+      <w:pPr>
+        <w:spacing w:after="0"/>
+        <w:rPr>
+          <w:b/>
+          <w:bCs/>
+          <w:color w:val="7030A0"/>
+        </w:rPr>
+      </w:pPr>
+    </w:p>
+    <w:p>
+      <w:pPr>
+        <w:spacing w:after="0"/>
+        <w:rPr>
+          <w:b/>
+          <w:bCs/>
+          <w:color w:val="7030A0"/>
+        </w:rPr>
+      </w:pPr>
+      <w:r>
+        <w:rPr>
+          <w:b/>
+          <w:bCs/>
+          <w:color w:val="7030A0"/>
+        </w:rPr>
+        <w:t>class Solution:</w:t>
+      </w:r>
+    </w:p>
+    <w:p>
+      <w:pPr>
+        <w:spacing w:after="0"/>
+        <w:rPr>
+          <w:b/>
+          <w:bCs/>
+          <w:color w:val="7030A0"/>
+        </w:rPr>
+      </w:pPr>
+      <w:r>
+        <w:rPr>
+          <w:b/>
+          <w:bCs/>
+          <w:color w:val="7030A0"/>
+        </w:rPr>
+        <w:t xml:space="preserve">    def search(self, nums: List[int], target: int) -&gt; int:</w:t>
+      </w:r>
+    </w:p>
+    <w:p>
+      <w:pPr>
+        <w:spacing w:after="0"/>
+        <w:rPr>
+          <w:b/>
+          <w:bCs/>
+          <w:color w:val="7030A0"/>
+        </w:rPr>
+      </w:pPr>
+      <w:r>
+        <w:rPr>
+          <w:b/>
+          <w:bCs/>
+          <w:color w:val="7030A0"/>
+        </w:rPr>
+        <w:t xml:space="preserve">        </w:t>
+      </w:r>
+    </w:p>
+    <w:p>
+      <w:pPr>
+        <w:spacing w:after="0"/>
+        <w:rPr>
+          <w:b/>
+          <w:bCs/>
+          <w:color w:val="7030A0"/>
+        </w:rPr>
+      </w:pPr>
+      <w:r>
+        <w:rPr>
+          <w:b/>
+          <w:bCs/>
+          <w:color w:val="7030A0"/>
+        </w:rPr>
+        <w:t xml:space="preserve">        n = len(nums)</w:t>
+      </w:r>
+    </w:p>
+    <w:p>
+      <w:pPr>
+        <w:spacing w:after="0"/>
+        <w:rPr>
+          <w:b/>
+          <w:bCs/>
+          <w:color w:val="7030A0"/>
+        </w:rPr>
+      </w:pPr>
+      <w:r>
+        <w:rPr>
+          <w:b/>
+          <w:bCs/>
+          <w:color w:val="7030A0"/>
+        </w:rPr>
+        <w:t xml:space="preserve">        low = 0</w:t>
+      </w:r>
+    </w:p>
+    <w:p>
+      <w:pPr>
+        <w:spacing w:after="0"/>
+        <w:rPr>
+          <w:b/>
+          <w:bCs/>
+          <w:color w:val="7030A0"/>
+        </w:rPr>
+      </w:pPr>
+      <w:r>
+        <w:rPr>
+          <w:b/>
+          <w:bCs/>
+          <w:color w:val="7030A0"/>
+        </w:rPr>
+        <w:t xml:space="preserve">        high = n - 1</w:t>
+      </w:r>
+    </w:p>
+    <w:p>
+      <w:pPr>
+        <w:spacing w:after="0"/>
+        <w:rPr>
+          <w:b/>
+          <w:bCs/>
+          <w:color w:val="7030A0"/>
+        </w:rPr>
+      </w:pPr>
+    </w:p>
+    <w:p>
+      <w:pPr>
+        <w:spacing w:after="0"/>
+        <w:rPr>
+          <w:b/>
+          <w:bCs/>
+          <w:color w:val="7030A0"/>
+        </w:rPr>
+      </w:pPr>
+      <w:r>
+        <w:rPr>
+          <w:b/>
+          <w:bCs/>
+          <w:color w:val="7030A0"/>
+        </w:rPr>
+        <w:t xml:space="preserve">        while low &lt;= high:</w:t>
+      </w:r>
+    </w:p>
+    <w:p>
+      <w:pPr>
+        <w:spacing w:after="0"/>
+        <w:rPr>
+          <w:b/>
+          <w:bCs/>
+          <w:color w:val="7030A0"/>
+        </w:rPr>
+      </w:pPr>
+      <w:r>
+        <w:rPr>
+          <w:b/>
+          <w:bCs/>
+          <w:color w:val="7030A0"/>
+        </w:rPr>
+        <w:t xml:space="preserve">            </w:t>
+      </w:r>
+    </w:p>
+    <w:p>
+      <w:pPr>
+        <w:spacing w:after="0"/>
+        <w:rPr>
+          <w:b/>
+          <w:bCs/>
+          <w:color w:val="7030A0"/>
+        </w:rPr>
+      </w:pPr>
+      <w:r>
+        <w:rPr>
+          <w:b/>
+          <w:bCs/>
+          <w:color w:val="7030A0"/>
+        </w:rPr>
+        <w:t xml:space="preserve">            # finding middle element</w:t>
+      </w:r>
+    </w:p>
+    <w:p>
+      <w:pPr>
+        <w:spacing w:after="0"/>
+        <w:rPr>
+          <w:b/>
+          <w:bCs/>
+          <w:color w:val="7030A0"/>
+        </w:rPr>
+      </w:pPr>
+      <w:r>
+        <w:rPr>
+          <w:b/>
+          <w:bCs/>
+          <w:color w:val="7030A0"/>
+        </w:rPr>
+        <w:t xml:space="preserve">            mid = (low + high) // 2</w:t>
+      </w:r>
+    </w:p>
+    <w:p>
+      <w:pPr>
+        <w:spacing w:after="0"/>
+        <w:rPr>
+          <w:b/>
+          <w:bCs/>
+          <w:color w:val="7030A0"/>
+        </w:rPr>
+      </w:pPr>
+    </w:p>
+    <w:p>
+      <w:pPr>
+        <w:spacing w:after="0"/>
+        <w:rPr>
+          <w:b/>
+          <w:bCs/>
+          <w:color w:val="7030A0"/>
+        </w:rPr>
+      </w:pPr>
+      <w:r>
+        <w:rPr>
+          <w:b/>
+          <w:bCs/>
+          <w:color w:val="7030A0"/>
+        </w:rPr>
+        <w:t xml:space="preserve">            # if target found, return index</w:t>
+      </w:r>
+    </w:p>
+    <w:p>
+      <w:pPr>
+        <w:spacing w:after="0"/>
+        <w:rPr>
+          <w:b/>
+          <w:bCs/>
+          <w:color w:val="7030A0"/>
+        </w:rPr>
+      </w:pPr>
+      <w:r>
+        <w:rPr>
+          <w:b/>
+          <w:bCs/>
+          <w:color w:val="7030A0"/>
+        </w:rPr>
+        <w:t xml:space="preserve">            if nums[mid] == target:</w:t>
+      </w:r>
+    </w:p>
+    <w:p>
+      <w:pPr>
+        <w:spacing w:after="0"/>
+        <w:rPr>
+          <w:b/>
+          <w:bCs/>
+          <w:color w:val="7030A0"/>
+        </w:rPr>
+      </w:pPr>
+      <w:r>
+        <w:rPr>
+          <w:b/>
+          <w:bCs/>
+          <w:color w:val="7030A0"/>
+        </w:rPr>
+        <w:t xml:space="preserve">                return mid</w:t>
+      </w:r>
+    </w:p>
+    <w:p>
+      <w:pPr>
+        <w:spacing w:after="0"/>
+        <w:rPr>
+          <w:b/>
+          <w:bCs/>
+          <w:color w:val="7030A0"/>
+        </w:rPr>
+      </w:pPr>
+    </w:p>
+    <w:p>
+      <w:pPr>
+        <w:spacing w:after="0"/>
+        <w:rPr>
+          <w:b/>
+          <w:bCs/>
+          <w:color w:val="7030A0"/>
+        </w:rPr>
+      </w:pPr>
+      <w:r>
+        <w:rPr>
+          <w:b/>
+          <w:bCs/>
+          <w:color w:val="7030A0"/>
+        </w:rPr>
+        <w:t xml:space="preserve">            else:</w:t>
+      </w:r>
+    </w:p>
+    <w:p>
+      <w:pPr>
+        <w:spacing w:after="0"/>
+        <w:rPr>
+          <w:b/>
+          <w:bCs/>
+          <w:color w:val="7030A0"/>
+        </w:rPr>
+      </w:pPr>
+      <w:r>
+        <w:rPr>
+          <w:b/>
+          <w:bCs/>
+          <w:color w:val="7030A0"/>
+        </w:rPr>
+        <w:t xml:space="preserve">                current = nums[mid]</w:t>
+      </w:r>
+    </w:p>
+    <w:p>
+      <w:pPr>
+        <w:spacing w:after="0"/>
+        <w:rPr>
+          <w:b/>
+          <w:bCs/>
+          <w:color w:val="7030A0"/>
+        </w:rPr>
+      </w:pPr>
+    </w:p>
+    <w:p>
+      <w:pPr>
+        <w:spacing w:after="0"/>
+        <w:rPr>
+          <w:b/>
+          <w:bCs/>
+          <w:color w:val="7030A0"/>
+        </w:rPr>
+      </w:pPr>
+      <w:r>
+        <w:rPr>
+          <w:b/>
+          <w:bCs/>
+          <w:color w:val="7030A0"/>
+        </w:rPr>
+        <w:t xml:space="preserve">                # check if right half is sorted</w:t>
+      </w:r>
+    </w:p>
+    <w:p>
+      <w:pPr>
+        <w:spacing w:after="0"/>
+        <w:rPr>
+          <w:b/>
+          <w:bCs/>
+          <w:color w:val="7030A0"/>
+        </w:rPr>
+      </w:pPr>
+      <w:r>
+        <w:rPr>
+          <w:b/>
+          <w:bCs/>
+          <w:color w:val="7030A0"/>
+        </w:rPr>
+        <w:t xml:space="preserve">                if current &lt;= nums[n - 1]:</w:t>
+      </w:r>
+    </w:p>
+    <w:p>
+      <w:pPr>
+        <w:spacing w:after="0"/>
+        <w:rPr>
+          <w:b/>
+          <w:bCs/>
+          <w:color w:val="7030A0"/>
+        </w:rPr>
+      </w:pPr>
+    </w:p>
+    <w:p>
+      <w:pPr>
+        <w:spacing w:after="0"/>
+        <w:rPr>
+          <w:b/>
+          <w:bCs/>
+          <w:color w:val="7030A0"/>
+        </w:rPr>
+      </w:pPr>
+      <w:r>
+        <w:rPr>
+          <w:b/>
+          <w:bCs/>
+          <w:color w:val="7030A0"/>
+        </w:rPr>
+        <w:t xml:space="preserve">                    # target lies in right sorted half</w:t>
+      </w:r>
+    </w:p>
+    <w:p>
+      <w:pPr>
+        <w:spacing w:after="0"/>
+        <w:rPr>
+          <w:b/>
+          <w:bCs/>
+          <w:color w:val="7030A0"/>
+        </w:rPr>
+      </w:pPr>
+      <w:r>
+        <w:rPr>
+          <w:b/>
+          <w:bCs/>
+          <w:color w:val="7030A0"/>
+        </w:rPr>
+        <w:t xml:space="preserve">                    if target &lt;= nums[n - 1]:</w:t>
+      </w:r>
+    </w:p>
+    <w:p>
+      <w:pPr>
+        <w:spacing w:after="0"/>
+        <w:rPr>
+          <w:b/>
+          <w:bCs/>
+          <w:color w:val="7030A0"/>
+        </w:rPr>
+      </w:pPr>
+      <w:r>
+        <w:rPr>
+          <w:b/>
+          <w:bCs/>
+          <w:color w:val="7030A0"/>
+        </w:rPr>
+        <w:t xml:space="preserve">                        if current &lt; target:</w:t>
+      </w:r>
+    </w:p>
+    <w:p>
+      <w:pPr>
+        <w:spacing w:after="0"/>
+        <w:rPr>
+          <w:b/>
+          <w:bCs/>
+          <w:color w:val="7030A0"/>
+        </w:rPr>
+      </w:pPr>
+      <w:r>
+        <w:rPr>
+          <w:b/>
+          <w:bCs/>
+          <w:color w:val="7030A0"/>
+        </w:rPr>
+        <w:t xml:space="preserve">                            low = mid + 1</w:t>
+      </w:r>
+    </w:p>
+    <w:p>
+      <w:pPr>
+        <w:spacing w:after="0"/>
+        <w:rPr>
+          <w:b/>
+          <w:bCs/>
+          <w:color w:val="7030A0"/>
+        </w:rPr>
+      </w:pPr>
+      <w:r>
+        <w:rPr>
+          <w:b/>
+          <w:bCs/>
+          <w:color w:val="7030A0"/>
+        </w:rPr>
+        <w:t xml:space="preserve">                        else:</w:t>
+      </w:r>
+    </w:p>
+    <w:p>
+      <w:pPr>
+        <w:spacing w:after="0"/>
+        <w:rPr>
+          <w:b/>
+          <w:bCs/>
+          <w:color w:val="7030A0"/>
+        </w:rPr>
+      </w:pPr>
+      <w:r>
+        <w:rPr>
+          <w:b/>
+          <w:bCs/>
+          <w:color w:val="7030A0"/>
+        </w:rPr>
+        <w:t xml:space="preserve">                            high = mid - 1</w:t>
+      </w:r>
+    </w:p>
+    <w:p>
+      <w:pPr>
+        <w:spacing w:after="0"/>
+        <w:rPr>
+          <w:b/>
+          <w:bCs/>
+          <w:color w:val="7030A0"/>
+        </w:rPr>
+      </w:pPr>
+    </w:p>
+    <w:p>
+      <w:pPr>
+        <w:spacing w:after="0"/>
+        <w:rPr>
+          <w:b/>
+          <w:bCs/>
+          <w:color w:val="7030A0"/>
+        </w:rPr>
+      </w:pPr>
+      <w:r>
+        <w:rPr>
+          <w:b/>
+          <w:bCs/>
+          <w:color w:val="7030A0"/>
+        </w:rPr>
+        <w:t xml:space="preserve">                    # target is in left half</w:t>
+      </w:r>
+    </w:p>
+    <w:p>
+      <w:pPr>
+        <w:spacing w:after="0"/>
+        <w:rPr>
+          <w:b/>
+          <w:bCs/>
+          <w:color w:val="7030A0"/>
+        </w:rPr>
+      </w:pPr>
+      <w:r>
+        <w:rPr>
+          <w:b/>
+          <w:bCs/>
+          <w:color w:val="7030A0"/>
+        </w:rPr>
+        <w:t xml:space="preserve">                    else:</w:t>
+      </w:r>
+    </w:p>
+    <w:p>
+      <w:pPr>
+        <w:spacing w:after="0"/>
+        <w:rPr>
+          <w:b/>
+          <w:bCs/>
+          <w:color w:val="7030A0"/>
+        </w:rPr>
+      </w:pPr>
+      <w:r>
+        <w:rPr>
+          <w:b/>
+          <w:bCs/>
+          <w:color w:val="7030A0"/>
+        </w:rPr>
+        <w:t xml:space="preserve">                        high = mid - 1</w:t>
+      </w:r>
+    </w:p>
+    <w:p>
+      <w:pPr>
+        <w:spacing w:after="0"/>
+        <w:rPr>
+          <w:b/>
+          <w:bCs/>
+          <w:color w:val="7030A0"/>
+        </w:rPr>
+      </w:pPr>
+    </w:p>
+    <w:p>
+      <w:pPr>
+        <w:spacing w:after="0"/>
+        <w:rPr>
+          <w:b/>
+          <w:bCs/>
+          <w:color w:val="7030A0"/>
+        </w:rPr>
+      </w:pPr>
+      <w:r>
+        <w:rPr>
+          <w:b/>
+          <w:bCs/>
+          <w:color w:val="7030A0"/>
+        </w:rPr>
+        <w:t xml:space="preserve">                # left half is sorted</w:t>
+      </w:r>
+    </w:p>
+    <w:p>
+      <w:pPr>
+        <w:spacing w:after="0"/>
+        <w:rPr>
+          <w:b/>
+          <w:bCs/>
+          <w:color w:val="7030A0"/>
+        </w:rPr>
+      </w:pPr>
+      <w:r>
+        <w:rPr>
+          <w:b/>
+          <w:bCs/>
+          <w:color w:val="7030A0"/>
+        </w:rPr>
+        <w:t xml:space="preserve">                else:</w:t>
+      </w:r>
+    </w:p>
+    <w:p>
+      <w:pPr>
+        <w:spacing w:after="0"/>
+        <w:rPr>
+          <w:b/>
+          <w:bCs/>
+          <w:color w:val="7030A0"/>
+        </w:rPr>
+      </w:pPr>
+    </w:p>
+    <w:p>
+      <w:pPr>
+        <w:spacing w:after="0"/>
+        <w:rPr>
+          <w:b/>
+          <w:bCs/>
+          <w:color w:val="7030A0"/>
+        </w:rPr>
+      </w:pPr>
+      <w:r>
+        <w:rPr>
+          <w:b/>
+          <w:bCs/>
+          <w:color w:val="7030A0"/>
+        </w:rPr>
+        <w:t xml:space="preserve">                    # target lies in left sorted half</w:t>
+      </w:r>
+    </w:p>
+    <w:p>
+      <w:pPr>
+        <w:spacing w:after="0"/>
+        <w:rPr>
+          <w:b/>
+          <w:bCs/>
+          <w:color w:val="7030A0"/>
+        </w:rPr>
+      </w:pPr>
+      <w:r>
+        <w:rPr>
+          <w:b/>
+          <w:bCs/>
+          <w:color w:val="7030A0"/>
+        </w:rPr>
+        <w:t xml:space="preserve">                    if target &gt;= nums[0]:</w:t>
+      </w:r>
+    </w:p>
+    <w:p>
+      <w:pPr>
+        <w:spacing w:after="0"/>
+        <w:rPr>
+          <w:b/>
+          <w:bCs/>
+          <w:color w:val="7030A0"/>
+        </w:rPr>
+      </w:pPr>
+      <w:r>
+        <w:rPr>
+          <w:b/>
+          <w:bCs/>
+          <w:color w:val="7030A0"/>
+        </w:rPr>
+        <w:t xml:space="preserve">                        if current &lt; target:</w:t>
+      </w:r>
+    </w:p>
+    <w:p>
+      <w:pPr>
+        <w:spacing w:after="0"/>
+        <w:rPr>
+          <w:b/>
+          <w:bCs/>
+          <w:color w:val="7030A0"/>
+        </w:rPr>
+      </w:pPr>
+      <w:r>
+        <w:rPr>
+          <w:b/>
+          <w:bCs/>
+          <w:color w:val="7030A0"/>
+        </w:rPr>
+        <w:t xml:space="preserve">                            low = mid + 1</w:t>
+      </w:r>
+    </w:p>
+    <w:p>
+      <w:pPr>
+        <w:spacing w:after="0"/>
+        <w:rPr>
+          <w:b/>
+          <w:bCs/>
+          <w:color w:val="7030A0"/>
+        </w:rPr>
+      </w:pPr>
+      <w:r>
+        <w:rPr>
+          <w:b/>
+          <w:bCs/>
+          <w:color w:val="7030A0"/>
+        </w:rPr>
+        <w:t xml:space="preserve">                        else:</w:t>
+      </w:r>
+    </w:p>
+    <w:p>
+      <w:pPr>
+        <w:spacing w:after="0"/>
+        <w:rPr>
+          <w:b/>
+          <w:bCs/>
+          <w:color w:val="7030A0"/>
+        </w:rPr>
+      </w:pPr>
+      <w:r>
+        <w:rPr>
+          <w:b/>
+          <w:bCs/>
+          <w:color w:val="7030A0"/>
+        </w:rPr>
+        <w:t xml:space="preserve">                            high = mid - 1</w:t>
+      </w:r>
+    </w:p>
+    <w:p>
+      <w:pPr>
+        <w:spacing w:after="0"/>
+        <w:rPr>
+          <w:b/>
+          <w:bCs/>
+          <w:color w:val="7030A0"/>
+        </w:rPr>
+      </w:pPr>
+    </w:p>
+    <w:p>
+      <w:pPr>
+        <w:spacing w:after="0"/>
+        <w:rPr>
+          <w:b/>
+          <w:bCs/>
+          <w:color w:val="7030A0"/>
+        </w:rPr>
+      </w:pPr>
+      <w:r>
+        <w:rPr>
+          <w:b/>
+          <w:bCs/>
+          <w:color w:val="7030A0"/>
+        </w:rPr>
+        <w:t xml:space="preserve">                    # target is in right half</w:t>
+      </w:r>
+    </w:p>
+    <w:p>
+      <w:pPr>
+        <w:spacing w:after="0"/>
+        <w:rPr>
+          <w:b/>
+          <w:bCs/>
+          <w:color w:val="7030A0"/>
+        </w:rPr>
+      </w:pPr>
+      <w:r>
+        <w:rPr>
+          <w:b/>
+          <w:bCs/>
+          <w:color w:val="7030A0"/>
+        </w:rPr>
+        <w:t xml:space="preserve">                    else:</w:t>
+      </w:r>
+    </w:p>
+    <w:p>
+      <w:pPr>
+        <w:spacing w:after="0"/>
+        <w:rPr>
+          <w:b/>
+          <w:bCs/>
+          <w:color w:val="7030A0"/>
+        </w:rPr>
+      </w:pPr>
+      <w:r>
+        <w:rPr>
+          <w:b/>
+          <w:bCs/>
+          <w:color w:val="7030A0"/>
+        </w:rPr>
+        <w:t xml:space="preserve">                        low = mid + 1</w:t>
+      </w:r>
+    </w:p>
+    <w:p>
+      <w:pPr>
+        <w:spacing w:after="0"/>
+        <w:rPr>
+          <w:b/>
+          <w:bCs/>
+          <w:color w:val="7030A0"/>
+        </w:rPr>
+      </w:pPr>
+    </w:p>
+    <w:p>
+      <w:pPr>
+        <w:spacing w:after="0"/>
+        <w:rPr>
+          <w:b/>
+          <w:bCs/>
+          <w:color w:val="7030A0"/>
+        </w:rPr>
+      </w:pPr>
+      <w:r>
+        <w:rPr>
+          <w:b/>
+          <w:bCs/>
+          <w:color w:val="7030A0"/>
+        </w:rPr>
+        <w:t xml:space="preserve">        # target not found</w:t>
+      </w:r>
+    </w:p>
+    <w:p>
+      <w:pPr>
+        <w:spacing w:after="0"/>
+        <w:rPr>
+          <w:b/>
+          <w:bCs/>
+          <w:color w:val="7030A0"/>
+        </w:rPr>
+      </w:pPr>
+      <w:r>
+        <w:rPr>
+          <w:b/>
+          <w:bCs/>
+          <w:color w:val="7030A0"/>
+        </w:rPr>
+        <w:t xml:space="preserve">        return -1</w:t>
+      </w:r>
+    </w:p>
+    <w:p>
+      <w:pPr>
+        <w:spacing w:after="0"/>
+      </w:pPr>
+      <w:r>
+        <w:rPr>
+          <w:b/>
+          <w:bCs/>
+          <w:color w:val="7030A0"/>
+        </w:rPr>
+        <w:br/>
+      </w:r>
+    </w:p>
+    <w:p>
+      <w:pPr>
+        <w:spacing w:after="0"/>
+      </w:pPr>
+      <w:r>
+        <w:t>-&gt; Follow-up :- </w:t>
+      </w:r>
+    </w:p>
+    <w:p>
+      <w:pPr>
+        <w:spacing w:after="0"/>
+      </w:pPr>
+      <w:r>
+        <w:t xml:space="preserve">(Were asked in Amazon SDE Internship Interview - source :- </w:t>
+      </w:r>
+      <w:hyperlink r:id="rId11" w:history="1">
+        <w:r>
+          <w:rPr>
+            <w:rStyle w:val="Hyperlink"/>
+          </w:rPr>
+          <w:t>https://leetcode.com/discuss/post/7913310/amazon-sde-intern-interview-experience-b-3pra/</w:t>
+        </w:r>
+      </w:hyperlink>
+      <w:r>
+        <w:t xml:space="preserve"> )</w:t>
+      </w:r>
+    </w:p>
+    <w:p>
+      <w:pPr>
+        <w:spacing w:after="0"/>
+      </w:pPr>
+    </w:p>
+    <w:p>
+      <w:pPr>
+        <w:spacing w:after="0"/>
+      </w:pPr>
+      <w:r>
+        <w:t>i)How to find how many times the array was rotated? </w:t>
+      </w:r>
+    </w:p>
+    <w:p>
+      <w:pPr>
+        <w:spacing w:after="0"/>
+      </w:pPr>
+      <w:r>
+        <w:t>ii)How to find the kth smallest element? </w:t>
+      </w:r>
+    </w:p>
+    <w:p>
+      <w:pPr>
+        <w:spacing w:after="0"/>
+      </w:pPr>
+      <w:r>
+        <w:t xml:space="preserve">iii)What if there were duplicates? </w:t>
+      </w:r>
+    </w:p>
+    <w:p>
+      <w:pPr>
+        <w:spacing w:after="0"/>
+      </w:pPr>
+    </w:p>
+    <w:p>
+      <w:pPr>
+        <w:spacing w:after="0"/>
+        <w:rPr>
+          <w:color w:val="EE0000"/>
+        </w:rPr>
+      </w:pPr>
+      <w:r>
+        <w:rPr>
+          <w:color w:val="EE0000"/>
+        </w:rPr>
+        <w:t>Problems to solve:</w:t>
+      </w:r>
+      <w:r>
+        <w:rPr>
+          <w:color w:val="EE0000"/>
+        </w:rPr>
+        <w:t>(</w:t>
+      </w:r>
+      <w:hyperlink r:id="rId12" w:history="1">
+        <w:r>
+          <w:rPr>
+            <w:rStyle w:val="Hyperlink"/>
+            <w:color w:val="EE0000"/>
+          </w:rPr>
+          <w:t>https://leetcode.com/problems/search-in-rotated-sorted-array-ii/</w:t>
+        </w:r>
+      </w:hyperlink>
+      <w:r>
+        <w:rPr>
+          <w:color w:val="EE0000"/>
+        </w:rPr>
+        <w:t xml:space="preserve"> , </w:t>
+      </w:r>
+      <w:hyperlink r:id="rId13" w:history="1">
+        <w:r>
+          <w:rPr>
+            <w:rStyle w:val="Hyperlink"/>
+            <w:color w:val="EE0000"/>
+          </w:rPr>
+          <w:t>https://leetcode.com/problems/find-minimum-in-rotated-sorted-array-ii/</w:t>
+        </w:r>
+      </w:hyperlink>
+      <w:r>
+        <w:rPr>
+          <w:color w:val="EE0000"/>
+        </w:rPr>
+        <w:t>)</w:t>
+      </w:r>
+    </w:p>
+    <w:p>
+      <w:pPr>
+        <w:spacing w:after="0"/>
+        <w:rPr>
+          <w:color w:val="EE0000"/>
           <w:lang w:val="en-US"/>
         </w:rPr>
       </w:pPr>
@@ -60,6 +2276,163 @@
     </w:sectPr>
   </w:body>
 </w:document>
+</file>
+
+<file path=word/numbering.xml><?xml version="1.0" encoding="utf-8"?>
+<w:numbering xmlns:wpc="http://schemas.microsoft.com/office/word/2010/wordprocessingCanvas" xmlns:cx="http://schemas.microsoft.com/office/drawing/2014/chartex" xmlns:cx1="http://schemas.microsoft.com/office/drawing/2015/9/8/chartex" xmlns:cx2="http://schemas.microsoft.com/office/drawing/2015/10/21/chartex" xmlns:cx3="http://schemas.microsoft.com/office/drawing/2016/5/9/chartex" xmlns:cx4="http://schemas.microsoft.com/office/drawing/2016/5/10/chartex" xmlns:cx5="http://schemas.microsoft.com/office/drawing/2016/5/11/chartex" xmlns:cx6="http://schemas.microsoft.com/office/drawing/2016/5/12/chartex" xmlns:cx7="http://schemas.microsoft.com/office/drawing/2016/5/13/chartex" xmlns:cx8="http://schemas.microsoft.com/office/drawing/2016/5/14/chartex" xmlns:mc="http://schemas.openxmlformats.org/markup-compatibility/2006" xmlns:aink="http://schemas.microsoft.com/office/drawing/2016/ink" xmlns:am3d="http://schemas.microsoft.com/office/drawing/2017/model3d" xmlns:o="urn:schemas-microsoft-com:office:office" xmlns:oel="http://schemas.microsoft.com/office/2019/extlst" xmlns:r="http://schemas.openxmlformats.org/officeDocument/2006/relationships" xmlns:m="http://schemas.openxmlformats.org/officeDocument/2006/math" xmlns:v="urn:schemas-microsoft-com:vml" xmlns:wp14="http://schemas.microsoft.com/office/word/2010/wordprocessingDrawing" xmlns:wp="http://schemas.openxmlformats.org/drawingml/2006/wordprocessingDrawing" xmlns:w10="urn:schemas-microsoft-com:office:word" xmlns:w="http://schemas.openxmlformats.org/wordprocessingml/2006/main" xmlns:w14="http://schemas.microsoft.com/office/word/2010/wordml" xmlns:w15="http://schemas.microsoft.com/office/word/2012/wordml" xmlns:w16cex="http://schemas.microsoft.com/office/word/2018/wordml/cex" xmlns:w16cid="http://schemas.microsoft.com/office/word/2016/wordml/cid" xmlns:w16="http://schemas.microsoft.com/office/word/2018/wordml" xmlns:w16du="http://schemas.microsoft.com/office/word/2023/wordml/word16du" xmlns:w16sdtdh="http://schemas.microsoft.com/office/word/2020/wordml/sdtdatahash" xmlns:w16sdtfl="http://schemas.microsoft.com/office/word/2024/wordml/sdtformatlock" xmlns:w16se="http://schemas.microsoft.com/office/word/2015/wordml/symex" xmlns:wpg="http://schemas.microsoft.com/office/word/2010/wordprocessingGroup" xmlns:wpi="http://schemas.microsoft.com/office/word/2010/wordprocessingInk" xmlns:wne="http://schemas.microsoft.com/office/word/2006/wordml" xmlns:wps="http://schemas.microsoft.com/office/word/2010/wordprocessingShape" mc:Ignorable="w14 w15 w16se w16cid w16 w16cex w16sdtdh w16sdtfl w16du wp14">
+  <w:abstractNum w:abstractNumId="0" w15:restartNumberingAfterBreak="0">
+    <w:nsid w:val="79050E94"/>
+    <w:multiLevelType w:val="multilevel"/>
+    <w:tmpl w:val="F36C17B4"/>
+    <w:lvl w:ilvl="0">
+      <w:start w:val="1"/>
+      <w:numFmt w:val="bullet"/>
+      <w:lvlText w:val=""/>
+      <w:lvlJc w:val="left"/>
+      <w:pPr>
+        <w:tabs>
+          <w:tab w:val="num" w:pos="720"/>
+        </w:tabs>
+        <w:ind w:left="720" w:hanging="360"/>
+      </w:pPr>
+      <w:rPr>
+        <w:rFonts w:ascii="Symbol" w:hAnsi="Symbol" w:hint="default"/>
+        <w:sz w:val="20"/>
+      </w:rPr>
+    </w:lvl>
+    <w:lvl w:ilvl="1" w:tentative="1">
+      <w:start w:val="1"/>
+      <w:numFmt w:val="bullet"/>
+      <w:lvlText w:val="o"/>
+      <w:lvlJc w:val="left"/>
+      <w:pPr>
+        <w:tabs>
+          <w:tab w:val="num" w:pos="1440"/>
+        </w:tabs>
+        <w:ind w:left="1440" w:hanging="360"/>
+      </w:pPr>
+      <w:rPr>
+        <w:rFonts w:ascii="Courier New" w:hAnsi="Courier New" w:hint="default"/>
+        <w:sz w:val="20"/>
+      </w:rPr>
+    </w:lvl>
+    <w:lvl w:ilvl="2" w:tentative="1">
+      <w:start w:val="1"/>
+      <w:numFmt w:val="bullet"/>
+      <w:lvlText w:val=""/>
+      <w:lvlJc w:val="left"/>
+      <w:pPr>
+        <w:tabs>
+          <w:tab w:val="num" w:pos="2160"/>
+        </w:tabs>
+        <w:ind w:left="2160" w:hanging="360"/>
+      </w:pPr>
+      <w:rPr>
+        <w:rFonts w:ascii="Wingdings" w:hAnsi="Wingdings" w:hint="default"/>
+        <w:sz w:val="20"/>
+      </w:rPr>
+    </w:lvl>
+    <w:lvl w:ilvl="3" w:tentative="1">
+      <w:start w:val="1"/>
+      <w:numFmt w:val="bullet"/>
+      <w:lvlText w:val=""/>
+      <w:lvlJc w:val="left"/>
+      <w:pPr>
+        <w:tabs>
+          <w:tab w:val="num" w:pos="2880"/>
+        </w:tabs>
+        <w:ind w:left="2880" w:hanging="360"/>
+      </w:pPr>
+      <w:rPr>
+        <w:rFonts w:ascii="Wingdings" w:hAnsi="Wingdings" w:hint="default"/>
+        <w:sz w:val="20"/>
+      </w:rPr>
+    </w:lvl>
+    <w:lvl w:ilvl="4" w:tentative="1">
+      <w:start w:val="1"/>
+      <w:numFmt w:val="bullet"/>
+      <w:lvlText w:val=""/>
+      <w:lvlJc w:val="left"/>
+      <w:pPr>
+        <w:tabs>
+          <w:tab w:val="num" w:pos="3600"/>
+        </w:tabs>
+        <w:ind w:left="3600" w:hanging="360"/>
+      </w:pPr>
+      <w:rPr>
+        <w:rFonts w:ascii="Wingdings" w:hAnsi="Wingdings" w:hint="default"/>
+        <w:sz w:val="20"/>
+      </w:rPr>
+    </w:lvl>
+    <w:lvl w:ilvl="5" w:tentative="1">
+      <w:start w:val="1"/>
+      <w:numFmt w:val="bullet"/>
+      <w:lvlText w:val=""/>
+      <w:lvlJc w:val="left"/>
+      <w:pPr>
+        <w:tabs>
+          <w:tab w:val="num" w:pos="4320"/>
+        </w:tabs>
+        <w:ind w:left="4320" w:hanging="360"/>
+      </w:pPr>
+      <w:rPr>
+        <w:rFonts w:ascii="Wingdings" w:hAnsi="Wingdings" w:hint="default"/>
+        <w:sz w:val="20"/>
+      </w:rPr>
+    </w:lvl>
+    <w:lvl w:ilvl="6" w:tentative="1">
+      <w:start w:val="1"/>
+      <w:numFmt w:val="bullet"/>
+      <w:lvlText w:val=""/>
+      <w:lvlJc w:val="left"/>
+      <w:pPr>
+        <w:tabs>
+          <w:tab w:val="num" w:pos="5040"/>
+        </w:tabs>
+        <w:ind w:left="5040" w:hanging="360"/>
+      </w:pPr>
+      <w:rPr>
+        <w:rFonts w:ascii="Wingdings" w:hAnsi="Wingdings" w:hint="default"/>
+        <w:sz w:val="20"/>
+      </w:rPr>
+    </w:lvl>
+    <w:lvl w:ilvl="7" w:tentative="1">
+      <w:start w:val="1"/>
+      <w:numFmt w:val="bullet"/>
+      <w:lvlText w:val=""/>
+      <w:lvlJc w:val="left"/>
+      <w:pPr>
+        <w:tabs>
+          <w:tab w:val="num" w:pos="5760"/>
+        </w:tabs>
+        <w:ind w:left="5760" w:hanging="360"/>
+      </w:pPr>
+      <w:rPr>
+        <w:rFonts w:ascii="Wingdings" w:hAnsi="Wingdings" w:hint="default"/>
+        <w:sz w:val="20"/>
+      </w:rPr>
+    </w:lvl>
+    <w:lvl w:ilvl="8" w:tentative="1">
+      <w:start w:val="1"/>
+      <w:numFmt w:val="bullet"/>
+      <w:lvlText w:val=""/>
+      <w:lvlJc w:val="left"/>
+      <w:pPr>
+        <w:tabs>
+          <w:tab w:val="num" w:pos="6480"/>
+        </w:tabs>
+        <w:ind w:left="6480" w:hanging="360"/>
+      </w:pPr>
+      <w:rPr>
+        <w:rFonts w:ascii="Wingdings" w:hAnsi="Wingdings" w:hint="default"/>
+        <w:sz w:val="20"/>
+      </w:rPr>
+    </w:lvl>
+  </w:abstractNum>
+  <w:num w:numId="1" w16cid:durableId="1624925505">
+    <w:abstractNumId w:val="0"/>
+  </w:num>
+</w:numbering>
 </file>
 
 <file path=word/styles.xml><?xml version="1.0" encoding="utf-8"?>
@@ -663,7 +3036,6 @@
   <w:style w:type="character" w:default="1" w:styleId="DefaultParagraphFont">
     <w:name w:val="Default Paragraph Font"/>
     <w:uiPriority w:val="1"/>
-    <w:semiHidden/>
     <w:unhideWhenUsed/>
   </w:style>
   <w:style w:type="table" w:default="1" w:styleId="TableNormal">
@@ -998,6 +3370,31 @@
       <w:shd w:val="clear" w:color="auto" w:fill="E1DFDD"/>
     </w:rPr>
   </w:style>
+  <w:style w:type="paragraph" w:styleId="NormalWeb">
+    <w:name w:val="Normal (Web)"/>
+    <w:basedOn w:val="Normal"/>
+    <w:uiPriority w:val="99"/>
+    <w:semiHidden/>
+    <w:unhideWhenUsed/>
+    <w:rsid w:val="0024131C"/>
+    <w:rPr>
+      <w:rFonts w:ascii="Times New Roman" w:hAnsi="Times New Roman" w:cs="Times New Roman"/>
+      <w:sz w:val="24"/>
+      <w:szCs w:val="24"/>
+    </w:rPr>
+  </w:style>
+  <w:style w:type="character" w:styleId="FollowedHyperlink">
+    <w:name w:val="FollowedHyperlink"/>
+    <w:basedOn w:val="DefaultParagraphFont"/>
+    <w:uiPriority w:val="99"/>
+    <w:semiHidden/>
+    <w:unhideWhenUsed/>
+    <w:rsid w:val="008F3D9F"/>
+    <w:rPr>
+      <w:color w:val="954F72" w:themeColor="followedHyperlink"/>
+      <w:u w:val="single"/>
+    </w:rPr>
+  </w:style>
 </w:styles>
 </file>
 

--- a/beginner dsa/step 4/3] st4 binary search.docx
+++ b/beginner dsa/step 4/3] st4 binary search.docx
@@ -105,7 +105,53 @@
           <w:bCs/>
           <w:color w:val="7030A0"/>
         </w:rPr>
-        <w:t>def upper_bound(arr, target):</w:t>
+        <w:t xml:space="preserve">def </w:t>
+      </w:r>
+      <w:proofErr w:type="spellStart"/>
+      <w:r>
+        <w:rPr>
+          <w:b/>
+          <w:bCs/>
+          <w:color w:val="7030A0"/>
+        </w:rPr>
+        <w:t>upper_</w:t>
+      </w:r>
+      <w:proofErr w:type="gramStart"/>
+      <w:r>
+        <w:rPr>
+          <w:b/>
+          <w:bCs/>
+          <w:color w:val="7030A0"/>
+        </w:rPr>
+        <w:t>bound</w:t>
+      </w:r>
+      <w:proofErr w:type="spellEnd"/>
+      <w:r>
+        <w:rPr>
+          <w:b/>
+          <w:bCs/>
+          <w:color w:val="7030A0"/>
+        </w:rPr>
+        <w:t>(</w:t>
+      </w:r>
+      <w:proofErr w:type="spellStart"/>
+      <w:proofErr w:type="gramEnd"/>
+      <w:r>
+        <w:rPr>
+          <w:b/>
+          <w:bCs/>
+          <w:color w:val="7030A0"/>
+        </w:rPr>
+        <w:t>arr</w:t>
+      </w:r>
+      <w:proofErr w:type="spellEnd"/>
+      <w:r>
+        <w:rPr>
+          <w:b/>
+          <w:bCs/>
+          <w:color w:val="7030A0"/>
+        </w:rPr>
+        <w:t>, target):</w:t>
       </w:r>
     </w:p>
     <w:p>
@@ -141,7 +187,43 @@
           <w:bCs/>
           <w:color w:val="7030A0"/>
         </w:rPr>
-        <w:t xml:space="preserve">    right = len(arr)</w:t>
+        <w:t xml:space="preserve">    right = </w:t>
+      </w:r>
+      <w:proofErr w:type="spellStart"/>
+      <w:r>
+        <w:rPr>
+          <w:b/>
+          <w:bCs/>
+          <w:color w:val="7030A0"/>
+        </w:rPr>
+        <w:t>len</w:t>
+      </w:r>
+      <w:proofErr w:type="spellEnd"/>
+      <w:r>
+        <w:rPr>
+          <w:b/>
+          <w:bCs/>
+          <w:color w:val="7030A0"/>
+        </w:rPr>
+        <w:t>(</w:t>
+      </w:r>
+      <w:proofErr w:type="spellStart"/>
+      <w:r>
+        <w:rPr>
+          <w:b/>
+          <w:bCs/>
+          <w:color w:val="7030A0"/>
+        </w:rPr>
+        <w:t>arr</w:t>
+      </w:r>
+      <w:proofErr w:type="spellEnd"/>
+      <w:r>
+        <w:rPr>
+          <w:b/>
+          <w:bCs/>
+          <w:color w:val="7030A0"/>
+        </w:rPr>
+        <w:t>)</w:t>
       </w:r>
     </w:p>
     <w:p>
@@ -195,7 +277,25 @@
           <w:bCs/>
           <w:color w:val="7030A0"/>
         </w:rPr>
-        <w:t xml:space="preserve">        if arr[mid] &lt;= target:</w:t>
+        <w:t xml:space="preserve">        if </w:t>
+      </w:r>
+      <w:proofErr w:type="spellStart"/>
+      <w:r>
+        <w:rPr>
+          <w:b/>
+          <w:bCs/>
+          <w:color w:val="7030A0"/>
+        </w:rPr>
+        <w:t>arr</w:t>
+      </w:r>
+      <w:proofErr w:type="spellEnd"/>
+      <w:r>
+        <w:rPr>
+          <w:b/>
+          <w:bCs/>
+          <w:color w:val="7030A0"/>
+        </w:rPr>
+        <w:t>[mid] &lt;= target:</w:t>
       </w:r>
     </w:p>
     <w:p>
@@ -289,31 +389,59 @@
           <w:color w:val="7030A0"/>
         </w:rPr>
       </w:pPr>
-      <w:r>
-        <w:rPr>
-          <w:b/>
-          <w:bCs/>
-          <w:color w:val="7030A0"/>
-        </w:rPr>
-        <w:t>arr = [3,5,5,5,8,8,10]</w:t>
-      </w:r>
-    </w:p>
-    <w:p>
-      <w:pPr>
-        <w:spacing w:after="0"/>
-        <w:rPr>
-          <w:b/>
-          <w:bCs/>
-          <w:color w:val="7030A0"/>
-        </w:rPr>
-      </w:pPr>
-      <w:r>
-        <w:rPr>
-          <w:b/>
-          <w:bCs/>
-          <w:color w:val="7030A0"/>
-        </w:rPr>
-        <w:t>g = upper_bound(arr,5)</w:t>
+      <w:proofErr w:type="spellStart"/>
+      <w:r>
+        <w:rPr>
+          <w:b/>
+          <w:bCs/>
+          <w:color w:val="7030A0"/>
+        </w:rPr>
+        <w:t>arr</w:t>
+      </w:r>
+      <w:proofErr w:type="spellEnd"/>
+      <w:r>
+        <w:rPr>
+          <w:b/>
+          <w:bCs/>
+          <w:color w:val="7030A0"/>
+        </w:rPr>
+        <w:t xml:space="preserve"> = [3,5,5,5,8,8,10]</w:t>
+      </w:r>
+    </w:p>
+    <w:p>
+      <w:pPr>
+        <w:spacing w:after="0"/>
+        <w:rPr>
+          <w:b/>
+          <w:bCs/>
+          <w:color w:val="7030A0"/>
+        </w:rPr>
+      </w:pPr>
+      <w:r>
+        <w:rPr>
+          <w:b/>
+          <w:bCs/>
+          <w:color w:val="7030A0"/>
+        </w:rPr>
+        <w:t xml:space="preserve">g = </w:t>
+      </w:r>
+      <w:proofErr w:type="spellStart"/>
+      <w:r>
+        <w:rPr>
+          <w:b/>
+          <w:bCs/>
+          <w:color w:val="7030A0"/>
+        </w:rPr>
+        <w:t>upper_bound</w:t>
+      </w:r>
+      <w:proofErr w:type="spellEnd"/>
+      <w:r>
+        <w:rPr>
+          <w:b/>
+          <w:bCs/>
+          <w:color w:val="7030A0"/>
+        </w:rPr>
+        <w:t>(arr,5)</w:t>
       </w:r>
     </w:p>
     <w:p>
@@ -464,7 +592,15 @@
         <w:spacing w:after="0"/>
       </w:pPr>
       <w:r>
-        <w:t>There is an integer array nums sorted in ascending order (with </w:t>
+        <w:t>There is an integer array </w:t>
+      </w:r>
+      <w:proofErr w:type="spellStart"/>
+      <w:r>
+        <w:t>nums</w:t>
+      </w:r>
+      <w:proofErr w:type="spellEnd"/>
+      <w:r>
+        <w:t> sorted in ascending order (with </w:t>
       </w:r>
       <w:r>
         <w:rPr>
@@ -482,7 +618,15 @@
         <w:spacing w:after="0"/>
       </w:pPr>
       <w:r>
-        <w:t>Prior to being passed to your function, nums is </w:t>
+        <w:t>Prior to being passed to your function, </w:t>
+      </w:r>
+      <w:proofErr w:type="spellStart"/>
+      <w:r>
+        <w:t>nums</w:t>
+      </w:r>
+      <w:proofErr w:type="spellEnd"/>
+      <w:r>
+        <w:t> is </w:t>
       </w:r>
       <w:r>
         <w:rPr>
@@ -492,11 +636,79 @@
         <w:t>possibly left rotated</w:t>
       </w:r>
       <w:r>
-        <w:t xml:space="preserve"> at an unknown index k (1 &lt;= k &lt; nums.length) such that the resulting array is [nums[k], nums[k+1], ..., nums[n-1], nums[0], nums[1], </w:t>
+        <w:t xml:space="preserve"> at an unknown index k (1 &lt;= k &lt; </w:t>
+      </w:r>
+      <w:proofErr w:type="spellStart"/>
+      <w:proofErr w:type="gramStart"/>
+      <w:r>
+        <w:t>nums.length</w:t>
+      </w:r>
+      <w:proofErr w:type="spellEnd"/>
+      <w:proofErr w:type="gramEnd"/>
+      <w:r>
+        <w:t>) such that the resulting array is [</w:t>
+      </w:r>
+      <w:proofErr w:type="spellStart"/>
+      <w:r>
+        <w:t>nums</w:t>
+      </w:r>
+      <w:proofErr w:type="spellEnd"/>
+      <w:r>
+        <w:t xml:space="preserve">[k], </w:t>
+      </w:r>
+      <w:proofErr w:type="spellStart"/>
+      <w:r>
+        <w:t>nums</w:t>
+      </w:r>
+      <w:proofErr w:type="spellEnd"/>
+      <w:r>
+        <w:t xml:space="preserve">[k+1], ..., </w:t>
+      </w:r>
+      <w:proofErr w:type="spellStart"/>
+      <w:r>
+        <w:t>nums</w:t>
+      </w:r>
+      <w:proofErr w:type="spellEnd"/>
+      <w:r>
+        <w:t xml:space="preserve">[n-1], </w:t>
+      </w:r>
+      <w:proofErr w:type="spellStart"/>
+      <w:proofErr w:type="gramStart"/>
+      <w:r>
+        <w:t>nums</w:t>
+      </w:r>
+      <w:proofErr w:type="spellEnd"/>
+      <w:r>
+        <w:t>[</w:t>
+      </w:r>
+      <w:proofErr w:type="gramEnd"/>
+      <w:r>
+        <w:t xml:space="preserve">0], </w:t>
+      </w:r>
+      <w:proofErr w:type="spellStart"/>
+      <w:proofErr w:type="gramStart"/>
+      <w:r>
+        <w:t>nums</w:t>
+      </w:r>
+      <w:proofErr w:type="spellEnd"/>
+      <w:r>
+        <w:t>[</w:t>
+      </w:r>
+      <w:proofErr w:type="gramEnd"/>
+      <w:r>
+        <w:t xml:space="preserve">1], </w:t>
       </w:r>
       <w:r>
         <w:lastRenderedPageBreak/>
-        <w:t>..., nums[k-1]] (</w:t>
+        <w:t xml:space="preserve">..., </w:t>
+      </w:r>
+      <w:proofErr w:type="spellStart"/>
+      <w:r>
+        <w:t>nums</w:t>
+      </w:r>
+      <w:proofErr w:type="spellEnd"/>
+      <w:r>
+        <w:t>[k-1]] (</w:t>
       </w:r>
       <w:r>
         <w:rPr>
@@ -514,7 +726,15 @@
         <w:spacing w:after="0"/>
       </w:pPr>
       <w:r>
-        <w:t>Given the array nums </w:t>
+        <w:t>Given the array </w:t>
+      </w:r>
+      <w:proofErr w:type="spellStart"/>
+      <w:r>
+        <w:t>nums</w:t>
+      </w:r>
+      <w:proofErr w:type="spellEnd"/>
+      <w:r>
+        <w:t> </w:t>
       </w:r>
       <w:r>
         <w:rPr>
@@ -543,9 +763,11 @@
         </w:rPr>
         <w:t> if it is in </w:t>
       </w:r>
+      <w:proofErr w:type="spellStart"/>
       <w:r>
         <w:t>nums</w:t>
       </w:r>
+      <w:proofErr w:type="spellEnd"/>
       <w:r>
         <w:rPr>
           <w:i/>
@@ -563,16 +785,29 @@
         </w:rPr>
         <w:t> if it is not in </w:t>
       </w:r>
-      <w:r>
-        <w:t>nums.</w:t>
-      </w:r>
-    </w:p>
-    <w:p>
-      <w:pPr>
-        <w:spacing w:after="0"/>
-      </w:pPr>
-      <w:r>
-        <w:t>You must write an algorithm with O(log n) runtime complexity.</w:t>
+      <w:proofErr w:type="spellStart"/>
+      <w:r>
+        <w:t>nums</w:t>
+      </w:r>
+      <w:proofErr w:type="spellEnd"/>
+      <w:r>
+        <w:t>.</w:t>
+      </w:r>
+    </w:p>
+    <w:p>
+      <w:pPr>
+        <w:spacing w:after="0"/>
+      </w:pPr>
+      <w:r>
+        <w:t>You must write an algorithm with </w:t>
+      </w:r>
+      <w:proofErr w:type="gramStart"/>
+      <w:r>
+        <w:t>O(</w:t>
+      </w:r>
+      <w:proofErr w:type="gramEnd"/>
+      <w:r>
+        <w:t>log n) runtime complexity.</w:t>
       </w:r>
     </w:p>
     <w:p>
@@ -587,8 +822,13 @@
       <w:pPr>
         <w:spacing w:after="0"/>
       </w:pPr>
-      <w:r>
-        <w:t>Analysis :- </w:t>
+      <w:proofErr w:type="gramStart"/>
+      <w:r>
+        <w:t>Analysis :</w:t>
+      </w:r>
+      <w:proofErr w:type="gramEnd"/>
+      <w:r>
+        <w:t>- </w:t>
       </w:r>
     </w:p>
     <w:p>
@@ -627,7 +867,15 @@
         <w:spacing w:after="0"/>
       </w:pPr>
       <w:r>
-        <w:t>Its possible rotations can look like this :- </w:t>
+        <w:t xml:space="preserve">Its possible rotations can look like </w:t>
+      </w:r>
+      <w:proofErr w:type="gramStart"/>
+      <w:r>
+        <w:t>this :</w:t>
+      </w:r>
+      <w:proofErr w:type="gramEnd"/>
+      <w:r>
+        <w:t>- </w:t>
       </w:r>
     </w:p>
     <w:p>
@@ -722,72 +970,208 @@
         <w:spacing w:after="0"/>
       </w:pPr>
       <w:r>
-        <w:t>If we are able to locate the “0” minimum element of the array -&gt; then array can be divided into two parts :- say -&gt; 3 4 5 6 7 0 1 2 -&gt; after division -&gt; [3 4 5 6 7] + [0 1 2] -&gt; [left-sorted-array] + [right-sorted-array] </w:t>
-      </w:r>
-    </w:p>
-    <w:p>
-      <w:pPr>
-        <w:spacing w:after="0"/>
-      </w:pPr>
-    </w:p>
-    <w:p>
-      <w:pPr>
-        <w:spacing w:after="0"/>
-      </w:pPr>
-      <w:r>
-        <w:t>-&gt; [l1,r1] + [l2,r2] -&gt; [0,4] + [5,7] </w:t>
-      </w:r>
-    </w:p>
-    <w:p>
-      <w:pPr>
-        <w:spacing w:after="0"/>
-      </w:pPr>
-    </w:p>
-    <w:p>
-      <w:pPr>
-        <w:spacing w:after="0"/>
-      </w:pPr>
-      <w:r>
-        <w:t>-&gt; If we are able to find the position of the smallest element of the given array using binary search -&gt; then we will be able to find [l1,r1] , [l2,r2] . </w:t>
-      </w:r>
-    </w:p>
-    <w:p>
-      <w:pPr>
-        <w:spacing w:after="0"/>
-      </w:pPr>
-    </w:p>
-    <w:p>
-      <w:pPr>
-        <w:spacing w:after="0"/>
-      </w:pPr>
-      <w:r>
-        <w:t>-&gt; So focus on finding “u”  (position of smallest element in the array)</w:t>
-      </w:r>
-    </w:p>
-    <w:p>
-      <w:pPr>
-        <w:spacing w:after="0"/>
-      </w:pPr>
-    </w:p>
-    <w:p>
-      <w:pPr>
-        <w:spacing w:after="0"/>
-      </w:pPr>
-      <w:r>
-        <w:t>-&gt; then , l1 = 0 , r1 = u-1 , l2 = u , r2 = n-1 </w:t>
-      </w:r>
-    </w:p>
-    <w:p>
-      <w:pPr>
-        <w:spacing w:after="0"/>
-      </w:pPr>
-    </w:p>
-    <w:p>
-      <w:pPr>
-        <w:spacing w:after="0"/>
-      </w:pPr>
-      <w:r>
-        <w:t>-&gt; Now once you are able to find u , l1 , r1 , l2 , r2 -&gt; now you can find target element very easily </w:t>
+        <w:t xml:space="preserve">If we are able to locate the “0” minimum element of the array -&gt; then array can be divided into two </w:t>
+      </w:r>
+      <w:proofErr w:type="gramStart"/>
+      <w:r>
+        <w:t>parts :</w:t>
+      </w:r>
+      <w:proofErr w:type="gramEnd"/>
+      <w:r>
+        <w:t>- say -&gt; 3 4 5 6 7 0 1 2 -&gt; after division -&gt; [3 4 5 6 7] + [0 1 2] -&gt; [left-sorted-array] + [right-sorted-array] </w:t>
+      </w:r>
+    </w:p>
+    <w:p>
+      <w:pPr>
+        <w:spacing w:after="0"/>
+      </w:pPr>
+    </w:p>
+    <w:p>
+      <w:pPr>
+        <w:spacing w:after="0"/>
+      </w:pPr>
+      <w:r>
+        <w:t>-&gt; [l</w:t>
+      </w:r>
+      <w:proofErr w:type="gramStart"/>
+      <w:r>
+        <w:t>1,r</w:t>
+      </w:r>
+      <w:proofErr w:type="gramEnd"/>
+      <w:r>
+        <w:t>1] + [l</w:t>
+      </w:r>
+      <w:proofErr w:type="gramStart"/>
+      <w:r>
+        <w:t>2,r</w:t>
+      </w:r>
+      <w:proofErr w:type="gramEnd"/>
+      <w:r>
+        <w:t>2] -&gt; [0,4] + [5,7] </w:t>
+      </w:r>
+    </w:p>
+    <w:p>
+      <w:pPr>
+        <w:spacing w:after="0"/>
+      </w:pPr>
+    </w:p>
+    <w:p>
+      <w:pPr>
+        <w:spacing w:after="0"/>
+      </w:pPr>
+      <w:r>
+        <w:t>-&gt; If we are able to find the position of the smallest element of the given array using binary search -&gt; then we will be able to find [l</w:t>
+      </w:r>
+      <w:proofErr w:type="gramStart"/>
+      <w:r>
+        <w:t>1,r</w:t>
+      </w:r>
+      <w:proofErr w:type="gramEnd"/>
+      <w:r>
+        <w:t>1</w:t>
+      </w:r>
+      <w:proofErr w:type="gramStart"/>
+      <w:r>
+        <w:t>] ,</w:t>
+      </w:r>
+      <w:proofErr w:type="gramEnd"/>
+      <w:r>
+        <w:t xml:space="preserve"> [l</w:t>
+      </w:r>
+      <w:proofErr w:type="gramStart"/>
+      <w:r>
+        <w:t>2,r</w:t>
+      </w:r>
+      <w:proofErr w:type="gramEnd"/>
+      <w:r>
+        <w:t>2</w:t>
+      </w:r>
+      <w:proofErr w:type="gramStart"/>
+      <w:r>
+        <w:t>] .</w:t>
+      </w:r>
+      <w:proofErr w:type="gramEnd"/>
+      <w:r>
+        <w:t> </w:t>
+      </w:r>
+    </w:p>
+    <w:p>
+      <w:pPr>
+        <w:spacing w:after="0"/>
+      </w:pPr>
+    </w:p>
+    <w:p>
+      <w:pPr>
+        <w:spacing w:after="0"/>
+      </w:pPr>
+      <w:r>
+        <w:t xml:space="preserve">-&gt; </w:t>
+      </w:r>
+      <w:proofErr w:type="gramStart"/>
+      <w:r>
+        <w:t>So</w:t>
+      </w:r>
+      <w:proofErr w:type="gramEnd"/>
+      <w:r>
+        <w:t xml:space="preserve"> focus on finding “</w:t>
+      </w:r>
+      <w:proofErr w:type="gramStart"/>
+      <w:r>
+        <w:t>u”  (</w:t>
+      </w:r>
+      <w:proofErr w:type="gramEnd"/>
+      <w:r>
+        <w:t>position of smallest element in the array)</w:t>
+      </w:r>
+    </w:p>
+    <w:p>
+      <w:pPr>
+        <w:spacing w:after="0"/>
+      </w:pPr>
+    </w:p>
+    <w:p>
+      <w:pPr>
+        <w:spacing w:after="0"/>
+      </w:pPr>
+      <w:r>
+        <w:t xml:space="preserve">-&gt; </w:t>
+      </w:r>
+      <w:proofErr w:type="gramStart"/>
+      <w:r>
+        <w:t>then ,</w:t>
+      </w:r>
+      <w:proofErr w:type="gramEnd"/>
+      <w:r>
+        <w:t xml:space="preserve"> l1 = </w:t>
+      </w:r>
+      <w:proofErr w:type="gramStart"/>
+      <w:r>
+        <w:t>0 ,</w:t>
+      </w:r>
+      <w:proofErr w:type="gramEnd"/>
+      <w:r>
+        <w:t xml:space="preserve"> r1 = u-</w:t>
+      </w:r>
+      <w:proofErr w:type="gramStart"/>
+      <w:r>
+        <w:t>1 ,</w:t>
+      </w:r>
+      <w:proofErr w:type="gramEnd"/>
+      <w:r>
+        <w:t xml:space="preserve"> l2 = </w:t>
+      </w:r>
+      <w:proofErr w:type="gramStart"/>
+      <w:r>
+        <w:t>u ,</w:t>
+      </w:r>
+      <w:proofErr w:type="gramEnd"/>
+      <w:r>
+        <w:t xml:space="preserve"> r2 = n-1 </w:t>
+      </w:r>
+    </w:p>
+    <w:p>
+      <w:pPr>
+        <w:spacing w:after="0"/>
+      </w:pPr>
+    </w:p>
+    <w:p>
+      <w:pPr>
+        <w:spacing w:after="0"/>
+      </w:pPr>
+      <w:r>
+        <w:t xml:space="preserve">-&gt; Now once you are able to find </w:t>
+      </w:r>
+      <w:proofErr w:type="gramStart"/>
+      <w:r>
+        <w:t>u ,</w:t>
+      </w:r>
+      <w:proofErr w:type="gramEnd"/>
+      <w:r>
+        <w:t xml:space="preserve"> l</w:t>
+      </w:r>
+      <w:proofErr w:type="gramStart"/>
+      <w:r>
+        <w:t>1 ,</w:t>
+      </w:r>
+      <w:proofErr w:type="gramEnd"/>
+      <w:r>
+        <w:t xml:space="preserve"> r</w:t>
+      </w:r>
+      <w:proofErr w:type="gramStart"/>
+      <w:r>
+        <w:t>1 ,</w:t>
+      </w:r>
+      <w:proofErr w:type="gramEnd"/>
+      <w:r>
+        <w:t xml:space="preserve"> l</w:t>
+      </w:r>
+      <w:proofErr w:type="gramStart"/>
+      <w:r>
+        <w:t>2 ,</w:t>
+      </w:r>
+      <w:proofErr w:type="gramEnd"/>
+      <w:r>
+        <w:t xml:space="preserve"> r2 -&gt; now you can find target element very easily </w:t>
       </w:r>
     </w:p>
     <w:p>
@@ -827,7 +1211,23 @@
       </w:pPr>
       <w:r>
         <w:lastRenderedPageBreak/>
-        <w:t xml:space="preserve">-&gt; So in 1 binary search this problem :- </w:t>
+        <w:t xml:space="preserve">-&gt; </w:t>
+      </w:r>
+      <w:proofErr w:type="gramStart"/>
+      <w:r>
+        <w:t>So</w:t>
+      </w:r>
+      <w:proofErr w:type="gramEnd"/>
+      <w:r>
+        <w:t xml:space="preserve"> in 1 binary search this </w:t>
+      </w:r>
+      <w:proofErr w:type="gramStart"/>
+      <w:r>
+        <w:t>problem :</w:t>
+      </w:r>
+      <w:proofErr w:type="gramEnd"/>
+      <w:r>
+        <w:t xml:space="preserve">- </w:t>
       </w:r>
       <w:hyperlink r:id="rId7" w:history="1">
         <w:r>
@@ -927,382 +1327,1402 @@
     <w:p>
       <w:pPr>
         <w:spacing w:after="0"/>
-        <w:rPr>
-          <w:b/>
-          <w:bCs/>
-          <w:color w:val="7030A0"/>
-        </w:rPr>
-      </w:pPr>
-    </w:p>
-    <w:p>
-      <w:pPr>
-        <w:spacing w:after="0"/>
-        <w:rPr>
-          <w:b/>
-          <w:bCs/>
-          <w:color w:val="7030A0"/>
-        </w:rPr>
-      </w:pPr>
-    </w:p>
-    <w:p>
-      <w:pPr>
-        <w:spacing w:after="0"/>
-        <w:rPr>
-          <w:b/>
-          <w:bCs/>
-          <w:color w:val="7030A0"/>
-        </w:rPr>
-      </w:pPr>
-    </w:p>
-    <w:p>
-      <w:pPr>
-        <w:spacing w:after="0"/>
-        <w:rPr>
-          <w:b/>
-          <w:bCs/>
-          <w:color w:val="7030A0"/>
-        </w:rPr>
-      </w:pPr>
-    </w:p>
-    <w:p>
-      <w:pPr>
-        <w:spacing w:after="0"/>
-        <w:rPr>
-          <w:b/>
-          <w:bCs/>
-          <w:color w:val="7030A0"/>
-        </w:rPr>
-      </w:pPr>
-    </w:p>
-    <w:p>
-      <w:pPr>
-        <w:spacing w:after="0"/>
-        <w:rPr>
-          <w:b/>
-          <w:bCs/>
-          <w:color w:val="7030A0"/>
-        </w:rPr>
-      </w:pPr>
-    </w:p>
-    <w:p>
-      <w:pPr>
-        <w:spacing w:after="0"/>
-        <w:rPr>
-          <w:b/>
-          <w:bCs/>
-          <w:color w:val="7030A0"/>
-        </w:rPr>
-      </w:pPr>
-    </w:p>
-    <w:p>
-      <w:pPr>
-        <w:spacing w:after="0"/>
-        <w:rPr>
-          <w:b/>
-          <w:bCs/>
-          <w:color w:val="7030A0"/>
-        </w:rPr>
-      </w:pPr>
-    </w:p>
-    <w:p>
-      <w:pPr>
-        <w:spacing w:after="0"/>
-        <w:rPr>
-          <w:b/>
-          <w:bCs/>
-          <w:color w:val="7030A0"/>
-        </w:rPr>
-      </w:pPr>
-    </w:p>
-    <w:p>
-      <w:pPr>
-        <w:spacing w:after="0"/>
-        <w:rPr>
-          <w:b/>
-          <w:bCs/>
-          <w:color w:val="7030A0"/>
-        </w:rPr>
-      </w:pPr>
-    </w:p>
-    <w:p>
-      <w:pPr>
-        <w:spacing w:after="0"/>
-        <w:rPr>
-          <w:b/>
-          <w:bCs/>
-          <w:color w:val="7030A0"/>
-        </w:rPr>
-      </w:pPr>
-    </w:p>
-    <w:p>
-      <w:pPr>
-        <w:spacing w:after="0"/>
-        <w:rPr>
-          <w:b/>
-          <w:bCs/>
-          <w:color w:val="7030A0"/>
-        </w:rPr>
-      </w:pPr>
-    </w:p>
-    <w:p>
-      <w:pPr>
-        <w:spacing w:after="0"/>
-        <w:rPr>
-          <w:b/>
-          <w:bCs/>
-          <w:color w:val="7030A0"/>
-        </w:rPr>
-      </w:pPr>
-    </w:p>
-    <w:p>
-      <w:pPr>
-        <w:spacing w:after="0"/>
-        <w:rPr>
-          <w:b/>
-          <w:bCs/>
-          <w:color w:val="7030A0"/>
-        </w:rPr>
-      </w:pPr>
-    </w:p>
-    <w:p>
-      <w:pPr>
-        <w:spacing w:after="0"/>
-        <w:rPr>
-          <w:b/>
-          <w:bCs/>
-          <w:color w:val="7030A0"/>
-        </w:rPr>
-      </w:pPr>
-    </w:p>
-    <w:p>
-      <w:pPr>
-        <w:spacing w:after="0"/>
-        <w:rPr>
-          <w:b/>
-          <w:bCs/>
-          <w:color w:val="7030A0"/>
-        </w:rPr>
-      </w:pPr>
-    </w:p>
-    <w:p>
-      <w:pPr>
-        <w:spacing w:after="0"/>
-        <w:rPr>
-          <w:b/>
-          <w:bCs/>
-          <w:color w:val="7030A0"/>
-        </w:rPr>
-      </w:pPr>
-    </w:p>
-    <w:p>
-      <w:pPr>
-        <w:spacing w:after="0"/>
-        <w:rPr>
-          <w:b/>
-          <w:bCs/>
-          <w:color w:val="7030A0"/>
-        </w:rPr>
-      </w:pPr>
-    </w:p>
-    <w:p>
-      <w:pPr>
-        <w:spacing w:after="0"/>
-        <w:rPr>
-          <w:b/>
-          <w:bCs/>
-          <w:color w:val="7030A0"/>
-        </w:rPr>
-      </w:pPr>
-    </w:p>
-    <w:p>
-      <w:pPr>
-        <w:spacing w:after="0"/>
-        <w:rPr>
-          <w:b/>
-          <w:bCs/>
-          <w:color w:val="7030A0"/>
-        </w:rPr>
-      </w:pPr>
-    </w:p>
-    <w:p>
-      <w:pPr>
-        <w:spacing w:after="0"/>
-        <w:rPr>
-          <w:b/>
-          <w:bCs/>
-          <w:color w:val="7030A0"/>
-        </w:rPr>
-      </w:pPr>
-    </w:p>
-    <w:p>
-      <w:pPr>
-        <w:spacing w:after="0"/>
-        <w:rPr>
-          <w:b/>
-          <w:bCs/>
-          <w:color w:val="7030A0"/>
-        </w:rPr>
-      </w:pPr>
-    </w:p>
-    <w:p>
-      <w:pPr>
-        <w:spacing w:after="0"/>
-        <w:rPr>
-          <w:b/>
-          <w:bCs/>
-          <w:color w:val="7030A0"/>
-        </w:rPr>
-      </w:pPr>
-    </w:p>
-    <w:p>
-      <w:pPr>
-        <w:spacing w:after="0"/>
-        <w:rPr>
-          <w:b/>
-          <w:bCs/>
-          <w:color w:val="7030A0"/>
-        </w:rPr>
-      </w:pPr>
-    </w:p>
-    <w:p>
-      <w:pPr>
-        <w:spacing w:after="0"/>
-        <w:rPr>
-          <w:b/>
-          <w:bCs/>
-          <w:color w:val="7030A0"/>
-        </w:rPr>
-      </w:pPr>
-    </w:p>
-    <w:p>
-      <w:pPr>
-        <w:spacing w:after="0"/>
-        <w:rPr>
-          <w:b/>
-          <w:bCs/>
-          <w:color w:val="7030A0"/>
-        </w:rPr>
-      </w:pPr>
-    </w:p>
-    <w:p>
-      <w:pPr>
-        <w:spacing w:after="0"/>
-        <w:rPr>
-          <w:b/>
-          <w:bCs/>
-          <w:color w:val="7030A0"/>
-        </w:rPr>
-      </w:pPr>
-    </w:p>
-    <w:p>
-      <w:pPr>
-        <w:spacing w:after="0"/>
-        <w:rPr>
-          <w:b/>
-          <w:bCs/>
-          <w:color w:val="7030A0"/>
-        </w:rPr>
-      </w:pPr>
-    </w:p>
-    <w:p>
-      <w:pPr>
-        <w:spacing w:after="0"/>
-        <w:rPr>
-          <w:b/>
-          <w:bCs/>
-          <w:color w:val="7030A0"/>
-        </w:rPr>
-      </w:pPr>
-    </w:p>
-    <w:p>
-      <w:pPr>
-        <w:spacing w:after="0"/>
-        <w:rPr>
-          <w:b/>
-          <w:bCs/>
-          <w:color w:val="7030A0"/>
-        </w:rPr>
-      </w:pPr>
-    </w:p>
-    <w:p>
-      <w:pPr>
-        <w:spacing w:after="0"/>
-        <w:rPr>
-          <w:b/>
-          <w:bCs/>
-          <w:color w:val="7030A0"/>
-        </w:rPr>
-      </w:pPr>
-    </w:p>
-    <w:p>
-      <w:pPr>
-        <w:spacing w:after="0"/>
-        <w:rPr>
-          <w:b/>
-          <w:bCs/>
-          <w:color w:val="7030A0"/>
-        </w:rPr>
-      </w:pPr>
-    </w:p>
-    <w:p>
-      <w:pPr>
-        <w:spacing w:after="0"/>
-        <w:rPr>
-          <w:b/>
-          <w:bCs/>
-          <w:color w:val="7030A0"/>
-        </w:rPr>
-      </w:pPr>
-    </w:p>
-    <w:p>
-      <w:pPr>
-        <w:spacing w:after="0"/>
-        <w:rPr>
-          <w:b/>
-          <w:bCs/>
-          <w:color w:val="7030A0"/>
-        </w:rPr>
-      </w:pPr>
-    </w:p>
-    <w:p>
-      <w:pPr>
-        <w:spacing w:after="0"/>
-        <w:rPr>
-          <w:b/>
-          <w:bCs/>
-          <w:color w:val="7030A0"/>
-        </w:rPr>
-      </w:pPr>
-    </w:p>
-    <w:p>
-      <w:pPr>
-        <w:spacing w:after="0"/>
-        <w:rPr>
-          <w:b/>
-          <w:bCs/>
-          <w:color w:val="7030A0"/>
-        </w:rPr>
-      </w:pPr>
-    </w:p>
-    <w:p>
-      <w:pPr>
-        <w:spacing w:after="0"/>
-        <w:rPr>
-          <w:b/>
-          <w:bCs/>
-          <w:color w:val="7030A0"/>
-        </w:rPr>
-      </w:pPr>
-    </w:p>
-    <w:p>
-      <w:pPr>
-        <w:spacing w:after="0"/>
-        <w:rPr>
-          <w:b/>
-          <w:bCs/>
-          <w:color w:val="7030A0"/>
-        </w:rPr>
-      </w:pPr>
+      </w:pPr>
+    </w:p>
+    <w:p>
+      <w:pPr>
+        <w:spacing w:after="0"/>
+        <w:rPr>
+          <w:b/>
+          <w:bCs/>
+          <w:color w:val="7030A0"/>
+        </w:rPr>
+      </w:pPr>
+      <w:r>
+        <w:rPr>
+          <w:b/>
+          <w:bCs/>
+          <w:color w:val="7030A0"/>
+        </w:rPr>
+        <w:t>from typing import List</w:t>
+      </w:r>
+    </w:p>
+    <w:p>
+      <w:pPr>
+        <w:spacing w:after="0"/>
+        <w:rPr>
+          <w:b/>
+          <w:bCs/>
+          <w:color w:val="7030A0"/>
+        </w:rPr>
+      </w:pPr>
+    </w:p>
+    <w:p>
+      <w:pPr>
+        <w:spacing w:after="0"/>
+        <w:rPr>
+          <w:b/>
+          <w:bCs/>
+          <w:color w:val="7030A0"/>
+        </w:rPr>
+      </w:pPr>
+      <w:r>
+        <w:rPr>
+          <w:b/>
+          <w:bCs/>
+          <w:color w:val="7030A0"/>
+        </w:rPr>
+        <w:t>class Solution:</w:t>
+      </w:r>
+    </w:p>
+    <w:p>
+      <w:pPr>
+        <w:spacing w:after="0"/>
+        <w:rPr>
+          <w:b/>
+          <w:bCs/>
+          <w:color w:val="7030A0"/>
+        </w:rPr>
+      </w:pPr>
+      <w:r>
+        <w:rPr>
+          <w:b/>
+          <w:bCs/>
+          <w:color w:val="7030A0"/>
+        </w:rPr>
+        <w:t xml:space="preserve">    def </w:t>
+      </w:r>
+      <w:proofErr w:type="gramStart"/>
+      <w:r>
+        <w:rPr>
+          <w:b/>
+          <w:bCs/>
+          <w:color w:val="7030A0"/>
+        </w:rPr>
+        <w:t>search(</w:t>
+      </w:r>
+      <w:proofErr w:type="gramEnd"/>
+      <w:r>
+        <w:rPr>
+          <w:b/>
+          <w:bCs/>
+          <w:color w:val="7030A0"/>
+        </w:rPr>
+        <w:t xml:space="preserve">self, </w:t>
+      </w:r>
+      <w:proofErr w:type="spellStart"/>
+      <w:r>
+        <w:rPr>
+          <w:b/>
+          <w:bCs/>
+          <w:color w:val="7030A0"/>
+        </w:rPr>
+        <w:t>nums</w:t>
+      </w:r>
+      <w:proofErr w:type="spellEnd"/>
+      <w:r>
+        <w:rPr>
+          <w:b/>
+          <w:bCs/>
+          <w:color w:val="7030A0"/>
+        </w:rPr>
+        <w:t>: List[int], target: int) -&gt; int:</w:t>
+      </w:r>
+    </w:p>
+    <w:p>
+      <w:pPr>
+        <w:spacing w:after="0"/>
+        <w:rPr>
+          <w:b/>
+          <w:bCs/>
+          <w:color w:val="7030A0"/>
+        </w:rPr>
+      </w:pPr>
+      <w:r>
+        <w:rPr>
+          <w:b/>
+          <w:bCs/>
+          <w:color w:val="7030A0"/>
+        </w:rPr>
+        <w:t xml:space="preserve">        n = </w:t>
+      </w:r>
+      <w:proofErr w:type="spellStart"/>
+      <w:r>
+        <w:rPr>
+          <w:b/>
+          <w:bCs/>
+          <w:color w:val="7030A0"/>
+        </w:rPr>
+        <w:t>len</w:t>
+      </w:r>
+      <w:proofErr w:type="spellEnd"/>
+      <w:r>
+        <w:rPr>
+          <w:b/>
+          <w:bCs/>
+          <w:color w:val="7030A0"/>
+        </w:rPr>
+        <w:t>(</w:t>
+      </w:r>
+      <w:proofErr w:type="spellStart"/>
+      <w:r>
+        <w:rPr>
+          <w:b/>
+          <w:bCs/>
+          <w:color w:val="7030A0"/>
+        </w:rPr>
+        <w:t>nums</w:t>
+      </w:r>
+      <w:proofErr w:type="spellEnd"/>
+      <w:r>
+        <w:rPr>
+          <w:b/>
+          <w:bCs/>
+          <w:color w:val="7030A0"/>
+        </w:rPr>
+        <w:t>)</w:t>
+      </w:r>
+    </w:p>
+    <w:p>
+      <w:pPr>
+        <w:spacing w:after="0"/>
+        <w:rPr>
+          <w:b/>
+          <w:bCs/>
+          <w:color w:val="7030A0"/>
+        </w:rPr>
+      </w:pPr>
+      <w:r>
+        <w:rPr>
+          <w:b/>
+          <w:bCs/>
+          <w:color w:val="7030A0"/>
+        </w:rPr>
+        <w:t xml:space="preserve">        low = 0</w:t>
+      </w:r>
+    </w:p>
+    <w:p>
+      <w:pPr>
+        <w:spacing w:after="0"/>
+        <w:rPr>
+          <w:b/>
+          <w:bCs/>
+          <w:color w:val="7030A0"/>
+        </w:rPr>
+      </w:pPr>
+      <w:r>
+        <w:rPr>
+          <w:b/>
+          <w:bCs/>
+          <w:color w:val="7030A0"/>
+        </w:rPr>
+        <w:t xml:space="preserve">        high = n - 1</w:t>
+      </w:r>
+    </w:p>
+    <w:p>
+      <w:pPr>
+        <w:spacing w:after="0"/>
+        <w:rPr>
+          <w:b/>
+          <w:bCs/>
+          <w:color w:val="7030A0"/>
+        </w:rPr>
+      </w:pPr>
+    </w:p>
+    <w:p>
+      <w:pPr>
+        <w:spacing w:after="0"/>
+        <w:rPr>
+          <w:b/>
+          <w:bCs/>
+          <w:color w:val="7030A0"/>
+        </w:rPr>
+      </w:pPr>
+      <w:r>
+        <w:rPr>
+          <w:b/>
+          <w:bCs/>
+          <w:color w:val="7030A0"/>
+        </w:rPr>
+        <w:t xml:space="preserve">        while low &lt;= high:</w:t>
+      </w:r>
+    </w:p>
+    <w:p>
+      <w:pPr>
+        <w:spacing w:after="0"/>
+        <w:rPr>
+          <w:b/>
+          <w:bCs/>
+          <w:color w:val="7030A0"/>
+        </w:rPr>
+      </w:pPr>
+      <w:r>
+        <w:rPr>
+          <w:b/>
+          <w:bCs/>
+          <w:color w:val="7030A0"/>
+        </w:rPr>
+        <w:t xml:space="preserve">            mid = (low + high) // 2</w:t>
+      </w:r>
+    </w:p>
+    <w:p>
+      <w:pPr>
+        <w:spacing w:after="0"/>
+        <w:rPr>
+          <w:b/>
+          <w:bCs/>
+          <w:color w:val="7030A0"/>
+        </w:rPr>
+      </w:pPr>
+    </w:p>
+    <w:p>
+      <w:pPr>
+        <w:spacing w:after="0"/>
+        <w:rPr>
+          <w:b/>
+          <w:bCs/>
+          <w:color w:val="7030A0"/>
+        </w:rPr>
+      </w:pPr>
+      <w:r>
+        <w:rPr>
+          <w:b/>
+          <w:bCs/>
+          <w:color w:val="7030A0"/>
+        </w:rPr>
+        <w:t xml:space="preserve">            if </w:t>
+      </w:r>
+      <w:proofErr w:type="spellStart"/>
+      <w:r>
+        <w:rPr>
+          <w:b/>
+          <w:bCs/>
+          <w:color w:val="7030A0"/>
+        </w:rPr>
+        <w:t>nums</w:t>
+      </w:r>
+      <w:proofErr w:type="spellEnd"/>
+      <w:r>
+        <w:rPr>
+          <w:b/>
+          <w:bCs/>
+          <w:color w:val="7030A0"/>
+        </w:rPr>
+        <w:t>[mid] == target:</w:t>
+      </w:r>
+    </w:p>
+    <w:p>
+      <w:pPr>
+        <w:spacing w:after="0"/>
+        <w:rPr>
+          <w:b/>
+          <w:bCs/>
+          <w:color w:val="7030A0"/>
+        </w:rPr>
+      </w:pPr>
+      <w:r>
+        <w:rPr>
+          <w:b/>
+          <w:bCs/>
+          <w:color w:val="7030A0"/>
+        </w:rPr>
+        <w:t xml:space="preserve">                return mid</w:t>
+      </w:r>
+    </w:p>
+    <w:p>
+      <w:pPr>
+        <w:spacing w:after="0"/>
+        <w:rPr>
+          <w:b/>
+          <w:bCs/>
+          <w:color w:val="7030A0"/>
+        </w:rPr>
+      </w:pPr>
+      <w:r>
+        <w:rPr>
+          <w:b/>
+          <w:bCs/>
+          <w:color w:val="7030A0"/>
+        </w:rPr>
+        <w:t xml:space="preserve">            else:</w:t>
+      </w:r>
+    </w:p>
+    <w:p>
+      <w:pPr>
+        <w:spacing w:after="0"/>
+        <w:rPr>
+          <w:b/>
+          <w:bCs/>
+          <w:color w:val="7030A0"/>
+        </w:rPr>
+      </w:pPr>
+      <w:r>
+        <w:rPr>
+          <w:b/>
+          <w:bCs/>
+          <w:color w:val="7030A0"/>
+        </w:rPr>
+        <w:t xml:space="preserve">                current = </w:t>
+      </w:r>
+      <w:proofErr w:type="spellStart"/>
+      <w:r>
+        <w:rPr>
+          <w:b/>
+          <w:bCs/>
+          <w:color w:val="7030A0"/>
+        </w:rPr>
+        <w:t>nums</w:t>
+      </w:r>
+      <w:proofErr w:type="spellEnd"/>
+      <w:r>
+        <w:rPr>
+          <w:b/>
+          <w:bCs/>
+          <w:color w:val="7030A0"/>
+        </w:rPr>
+        <w:t>[mid]</w:t>
+      </w:r>
+    </w:p>
+    <w:p>
+      <w:pPr>
+        <w:spacing w:after="0"/>
+        <w:rPr>
+          <w:b/>
+          <w:bCs/>
+          <w:color w:val="7030A0"/>
+        </w:rPr>
+      </w:pPr>
+    </w:p>
+    <w:p>
+      <w:pPr>
+        <w:spacing w:after="0"/>
+        <w:rPr>
+          <w:b/>
+          <w:bCs/>
+          <w:color w:val="7030A0"/>
+        </w:rPr>
+      </w:pPr>
+      <w:r>
+        <w:rPr>
+          <w:b/>
+          <w:bCs/>
+          <w:color w:val="7030A0"/>
+        </w:rPr>
+        <w:t xml:space="preserve">                # Right part sorted</w:t>
+      </w:r>
+    </w:p>
+    <w:p>
+      <w:pPr>
+        <w:spacing w:after="0"/>
+        <w:rPr>
+          <w:b/>
+          <w:bCs/>
+          <w:color w:val="7030A0"/>
+        </w:rPr>
+      </w:pPr>
+      <w:r>
+        <w:rPr>
+          <w:b/>
+          <w:bCs/>
+          <w:color w:val="7030A0"/>
+        </w:rPr>
+        <w:t xml:space="preserve">                if current &lt;= </w:t>
+      </w:r>
+      <w:proofErr w:type="spellStart"/>
+      <w:proofErr w:type="gramStart"/>
+      <w:r>
+        <w:rPr>
+          <w:b/>
+          <w:bCs/>
+          <w:color w:val="7030A0"/>
+        </w:rPr>
+        <w:t>nums</w:t>
+      </w:r>
+      <w:proofErr w:type="spellEnd"/>
+      <w:r>
+        <w:rPr>
+          <w:b/>
+          <w:bCs/>
+          <w:color w:val="7030A0"/>
+        </w:rPr>
+        <w:t>[</w:t>
+      </w:r>
+      <w:proofErr w:type="gramEnd"/>
+      <w:r>
+        <w:rPr>
+          <w:b/>
+          <w:bCs/>
+          <w:color w:val="7030A0"/>
+        </w:rPr>
+        <w:t>n - 1]:</w:t>
+      </w:r>
+    </w:p>
+    <w:p>
+      <w:pPr>
+        <w:spacing w:after="0"/>
+        <w:rPr>
+          <w:b/>
+          <w:bCs/>
+          <w:color w:val="7030A0"/>
+        </w:rPr>
+      </w:pPr>
+      <w:r>
+        <w:rPr>
+          <w:b/>
+          <w:bCs/>
+          <w:color w:val="7030A0"/>
+        </w:rPr>
+        <w:t xml:space="preserve">                    if target &lt;= </w:t>
+      </w:r>
+      <w:proofErr w:type="spellStart"/>
+      <w:proofErr w:type="gramStart"/>
+      <w:r>
+        <w:rPr>
+          <w:b/>
+          <w:bCs/>
+          <w:color w:val="7030A0"/>
+        </w:rPr>
+        <w:t>nums</w:t>
+      </w:r>
+      <w:proofErr w:type="spellEnd"/>
+      <w:r>
+        <w:rPr>
+          <w:b/>
+          <w:bCs/>
+          <w:color w:val="7030A0"/>
+        </w:rPr>
+        <w:t>[</w:t>
+      </w:r>
+      <w:proofErr w:type="gramEnd"/>
+      <w:r>
+        <w:rPr>
+          <w:b/>
+          <w:bCs/>
+          <w:color w:val="7030A0"/>
+        </w:rPr>
+        <w:t>n - 1]:</w:t>
+      </w:r>
+    </w:p>
+    <w:p>
+      <w:pPr>
+        <w:spacing w:after="0"/>
+        <w:rPr>
+          <w:b/>
+          <w:bCs/>
+          <w:color w:val="7030A0"/>
+        </w:rPr>
+      </w:pPr>
+      <w:r>
+        <w:rPr>
+          <w:b/>
+          <w:bCs/>
+          <w:color w:val="7030A0"/>
+        </w:rPr>
+        <w:t xml:space="preserve">                        if current &lt; target:</w:t>
+      </w:r>
+    </w:p>
+    <w:p>
+      <w:pPr>
+        <w:spacing w:after="0"/>
+        <w:rPr>
+          <w:b/>
+          <w:bCs/>
+          <w:color w:val="7030A0"/>
+        </w:rPr>
+      </w:pPr>
+      <w:r>
+        <w:rPr>
+          <w:b/>
+          <w:bCs/>
+          <w:color w:val="7030A0"/>
+        </w:rPr>
+        <w:t xml:space="preserve">                            low = mid + 1</w:t>
+      </w:r>
+    </w:p>
+    <w:p>
+      <w:pPr>
+        <w:spacing w:after="0"/>
+        <w:rPr>
+          <w:b/>
+          <w:bCs/>
+          <w:color w:val="7030A0"/>
+        </w:rPr>
+      </w:pPr>
+      <w:r>
+        <w:rPr>
+          <w:b/>
+          <w:bCs/>
+          <w:color w:val="7030A0"/>
+        </w:rPr>
+        <w:t xml:space="preserve">                        else:</w:t>
+      </w:r>
+    </w:p>
+    <w:p>
+      <w:pPr>
+        <w:spacing w:after="0"/>
+        <w:rPr>
+          <w:b/>
+          <w:bCs/>
+          <w:color w:val="7030A0"/>
+        </w:rPr>
+      </w:pPr>
+      <w:r>
+        <w:rPr>
+          <w:b/>
+          <w:bCs/>
+          <w:color w:val="7030A0"/>
+        </w:rPr>
+        <w:t xml:space="preserve">                            high = mid - 1</w:t>
+      </w:r>
+    </w:p>
+    <w:p>
+      <w:pPr>
+        <w:spacing w:after="0"/>
+        <w:rPr>
+          <w:b/>
+          <w:bCs/>
+          <w:color w:val="7030A0"/>
+        </w:rPr>
+      </w:pPr>
+      <w:r>
+        <w:rPr>
+          <w:b/>
+          <w:bCs/>
+          <w:color w:val="7030A0"/>
+        </w:rPr>
+        <w:t xml:space="preserve">                    else:</w:t>
+      </w:r>
+    </w:p>
+    <w:p>
+      <w:pPr>
+        <w:spacing w:after="0"/>
+        <w:rPr>
+          <w:b/>
+          <w:bCs/>
+          <w:color w:val="7030A0"/>
+        </w:rPr>
+      </w:pPr>
+      <w:r>
+        <w:rPr>
+          <w:b/>
+          <w:bCs/>
+          <w:color w:val="7030A0"/>
+        </w:rPr>
+        <w:t xml:space="preserve">                        high = mid - 1</w:t>
+      </w:r>
+    </w:p>
+    <w:p>
+      <w:pPr>
+        <w:spacing w:after="0"/>
+        <w:rPr>
+          <w:b/>
+          <w:bCs/>
+          <w:color w:val="7030A0"/>
+        </w:rPr>
+      </w:pPr>
+    </w:p>
+    <w:p>
+      <w:pPr>
+        <w:spacing w:after="0"/>
+        <w:rPr>
+          <w:b/>
+          <w:bCs/>
+          <w:color w:val="7030A0"/>
+        </w:rPr>
+      </w:pPr>
+      <w:r>
+        <w:rPr>
+          <w:b/>
+          <w:bCs/>
+          <w:color w:val="7030A0"/>
+        </w:rPr>
+        <w:t xml:space="preserve">                # Left part sorted</w:t>
+      </w:r>
+    </w:p>
+    <w:p>
+      <w:pPr>
+        <w:spacing w:after="0"/>
+        <w:rPr>
+          <w:b/>
+          <w:bCs/>
+          <w:color w:val="7030A0"/>
+        </w:rPr>
+      </w:pPr>
+      <w:r>
+        <w:rPr>
+          <w:b/>
+          <w:bCs/>
+          <w:color w:val="7030A0"/>
+        </w:rPr>
+        <w:t xml:space="preserve">                else:</w:t>
+      </w:r>
+    </w:p>
+    <w:p>
+      <w:pPr>
+        <w:spacing w:after="0"/>
+        <w:rPr>
+          <w:b/>
+          <w:bCs/>
+          <w:color w:val="7030A0"/>
+        </w:rPr>
+      </w:pPr>
+      <w:r>
+        <w:rPr>
+          <w:b/>
+          <w:bCs/>
+          <w:color w:val="7030A0"/>
+        </w:rPr>
+        <w:t xml:space="preserve">                    if target &gt;= </w:t>
+      </w:r>
+      <w:proofErr w:type="spellStart"/>
+      <w:proofErr w:type="gramStart"/>
+      <w:r>
+        <w:rPr>
+          <w:b/>
+          <w:bCs/>
+          <w:color w:val="7030A0"/>
+        </w:rPr>
+        <w:t>nums</w:t>
+      </w:r>
+      <w:proofErr w:type="spellEnd"/>
+      <w:r>
+        <w:rPr>
+          <w:b/>
+          <w:bCs/>
+          <w:color w:val="7030A0"/>
+        </w:rPr>
+        <w:t>[</w:t>
+      </w:r>
+      <w:proofErr w:type="gramEnd"/>
+      <w:r>
+        <w:rPr>
+          <w:b/>
+          <w:bCs/>
+          <w:color w:val="7030A0"/>
+        </w:rPr>
+        <w:t>0]:</w:t>
+      </w:r>
+    </w:p>
+    <w:p>
+      <w:pPr>
+        <w:spacing w:after="0"/>
+        <w:rPr>
+          <w:b/>
+          <w:bCs/>
+          <w:color w:val="7030A0"/>
+        </w:rPr>
+      </w:pPr>
+      <w:r>
+        <w:rPr>
+          <w:b/>
+          <w:bCs/>
+          <w:color w:val="7030A0"/>
+        </w:rPr>
+        <w:t xml:space="preserve">                        if current &lt; target:</w:t>
+      </w:r>
+    </w:p>
+    <w:p>
+      <w:pPr>
+        <w:spacing w:after="0"/>
+        <w:rPr>
+          <w:b/>
+          <w:bCs/>
+          <w:color w:val="7030A0"/>
+        </w:rPr>
+      </w:pPr>
+      <w:r>
+        <w:rPr>
+          <w:b/>
+          <w:bCs/>
+          <w:color w:val="7030A0"/>
+        </w:rPr>
+        <w:t xml:space="preserve">                            low = mid + 1</w:t>
+      </w:r>
+    </w:p>
+    <w:p>
+      <w:pPr>
+        <w:spacing w:after="0"/>
+        <w:rPr>
+          <w:b/>
+          <w:bCs/>
+          <w:color w:val="7030A0"/>
+        </w:rPr>
+      </w:pPr>
+      <w:r>
+        <w:rPr>
+          <w:b/>
+          <w:bCs/>
+          <w:color w:val="7030A0"/>
+        </w:rPr>
+        <w:t xml:space="preserve">                        else:</w:t>
+      </w:r>
+    </w:p>
+    <w:p>
+      <w:pPr>
+        <w:spacing w:after="0"/>
+        <w:rPr>
+          <w:b/>
+          <w:bCs/>
+          <w:color w:val="7030A0"/>
+        </w:rPr>
+      </w:pPr>
+      <w:r>
+        <w:rPr>
+          <w:b/>
+          <w:bCs/>
+          <w:color w:val="7030A0"/>
+        </w:rPr>
+        <w:t xml:space="preserve">                            high = mid - 1</w:t>
+      </w:r>
+    </w:p>
+    <w:p>
+      <w:pPr>
+        <w:spacing w:after="0"/>
+        <w:rPr>
+          <w:b/>
+          <w:bCs/>
+          <w:color w:val="7030A0"/>
+        </w:rPr>
+      </w:pPr>
+      <w:r>
+        <w:rPr>
+          <w:b/>
+          <w:bCs/>
+          <w:color w:val="7030A0"/>
+        </w:rPr>
+        <w:t xml:space="preserve">                    else:</w:t>
+      </w:r>
+    </w:p>
+    <w:p>
+      <w:pPr>
+        <w:spacing w:after="0"/>
+        <w:rPr>
+          <w:b/>
+          <w:bCs/>
+          <w:color w:val="7030A0"/>
+        </w:rPr>
+      </w:pPr>
+      <w:r>
+        <w:rPr>
+          <w:b/>
+          <w:bCs/>
+          <w:color w:val="7030A0"/>
+        </w:rPr>
+        <w:t xml:space="preserve">                        low = mid + 1</w:t>
+      </w:r>
+    </w:p>
+    <w:p>
+      <w:pPr>
+        <w:spacing w:after="0"/>
+        <w:rPr>
+          <w:b/>
+          <w:bCs/>
+          <w:color w:val="7030A0"/>
+        </w:rPr>
+      </w:pPr>
+    </w:p>
+    <w:p>
+      <w:pPr>
+        <w:spacing w:after="0"/>
+        <w:rPr>
+          <w:b/>
+          <w:bCs/>
+          <w:color w:val="7030A0"/>
+        </w:rPr>
+      </w:pPr>
+      <w:r>
+        <w:rPr>
+          <w:b/>
+          <w:bCs/>
+          <w:color w:val="7030A0"/>
+        </w:rPr>
+        <w:t xml:space="preserve">        return -1</w:t>
+      </w:r>
+    </w:p>
+    <w:p>
+      <w:pPr>
+        <w:spacing w:after="0"/>
+      </w:pPr>
+    </w:p>
+    <w:p>
+      <w:pPr>
+        <w:spacing w:after="0"/>
+      </w:pPr>
+    </w:p>
+    <w:p>
+      <w:pPr>
+        <w:spacing w:after="0"/>
+      </w:pPr>
+    </w:p>
+    <w:p>
+      <w:pPr>
+        <w:spacing w:after="0"/>
+        <w:rPr>
+          <w:b/>
+          <w:bCs/>
+          <w:color w:val="7030A0"/>
+        </w:rPr>
+      </w:pPr>
+    </w:p>
+    <w:p>
+      <w:pPr>
+        <w:spacing w:after="0"/>
+        <w:rPr>
+          <w:b/>
+          <w:bCs/>
+          <w:color w:val="7030A0"/>
+        </w:rPr>
+      </w:pPr>
+    </w:p>
+    <w:p>
+      <w:pPr>
+        <w:spacing w:after="0"/>
+        <w:rPr>
+          <w:b/>
+          <w:bCs/>
+          <w:color w:val="7030A0"/>
+        </w:rPr>
+      </w:pPr>
+    </w:p>
+    <w:p>
+      <w:pPr>
+        <w:spacing w:after="0"/>
+        <w:rPr>
+          <w:b/>
+          <w:bCs/>
+          <w:color w:val="7030A0"/>
+        </w:rPr>
+      </w:pPr>
+    </w:p>
+    <w:p>
+      <w:pPr>
+        <w:spacing w:after="0"/>
+        <w:rPr>
+          <w:b/>
+          <w:bCs/>
+          <w:color w:val="7030A0"/>
+        </w:rPr>
+      </w:pPr>
+    </w:p>
+    <w:p>
+      <w:pPr>
+        <w:spacing w:after="0"/>
+        <w:rPr>
+          <w:b/>
+          <w:bCs/>
+          <w:color w:val="7030A0"/>
+        </w:rPr>
+      </w:pPr>
+    </w:p>
+    <w:p>
+      <w:pPr>
+        <w:spacing w:after="0"/>
+        <w:rPr>
+          <w:b/>
+          <w:bCs/>
+          <w:color w:val="7030A0"/>
+        </w:rPr>
+      </w:pPr>
+    </w:p>
+    <w:p>
+      <w:pPr>
+        <w:spacing w:after="0"/>
+        <w:rPr>
+          <w:b/>
+          <w:bCs/>
+          <w:color w:val="7030A0"/>
+        </w:rPr>
+      </w:pPr>
+    </w:p>
+    <w:p>
+      <w:pPr>
+        <w:spacing w:after="0"/>
+        <w:rPr>
+          <w:b/>
+          <w:bCs/>
+          <w:color w:val="7030A0"/>
+        </w:rPr>
+      </w:pPr>
+    </w:p>
+    <w:p>
+      <w:pPr>
+        <w:spacing w:after="0"/>
+        <w:rPr>
+          <w:b/>
+          <w:bCs/>
+          <w:color w:val="7030A0"/>
+        </w:rPr>
+      </w:pPr>
+    </w:p>
+    <w:p>
+      <w:pPr>
+        <w:spacing w:after="0"/>
+        <w:rPr>
+          <w:b/>
+          <w:bCs/>
+          <w:color w:val="7030A0"/>
+        </w:rPr>
+      </w:pPr>
+    </w:p>
+    <w:p>
+      <w:pPr>
+        <w:spacing w:after="0"/>
+        <w:rPr>
+          <w:b/>
+          <w:bCs/>
+          <w:color w:val="7030A0"/>
+        </w:rPr>
+      </w:pPr>
+    </w:p>
+    <w:p>
+      <w:pPr>
+        <w:spacing w:after="0"/>
+        <w:rPr>
+          <w:b/>
+          <w:bCs/>
+          <w:color w:val="7030A0"/>
+        </w:rPr>
+      </w:pPr>
+    </w:p>
+    <w:p>
+      <w:pPr>
+        <w:spacing w:after="0"/>
+        <w:rPr>
+          <w:b/>
+          <w:bCs/>
+          <w:color w:val="7030A0"/>
+        </w:rPr>
+      </w:pPr>
+    </w:p>
+    <w:p>
+      <w:pPr>
+        <w:spacing w:after="0"/>
+        <w:rPr>
+          <w:b/>
+          <w:bCs/>
+          <w:color w:val="7030A0"/>
+        </w:rPr>
+      </w:pPr>
+    </w:p>
+    <w:p>
+      <w:pPr>
+        <w:spacing w:after="0"/>
+        <w:rPr>
+          <w:b/>
+          <w:bCs/>
+          <w:color w:val="7030A0"/>
+        </w:rPr>
+      </w:pPr>
+    </w:p>
+    <w:p>
+      <w:pPr>
+        <w:spacing w:after="0"/>
+        <w:rPr>
+          <w:b/>
+          <w:bCs/>
+          <w:color w:val="7030A0"/>
+        </w:rPr>
+      </w:pPr>
+    </w:p>
+    <w:p>
+      <w:pPr>
+        <w:spacing w:after="0"/>
+        <w:rPr>
+          <w:b/>
+          <w:bCs/>
+          <w:color w:val="7030A0"/>
+        </w:rPr>
+      </w:pPr>
+    </w:p>
+    <w:p>
+      <w:pPr>
+        <w:spacing w:after="0"/>
+        <w:rPr>
+          <w:b/>
+          <w:bCs/>
+          <w:color w:val="7030A0"/>
+        </w:rPr>
+      </w:pPr>
+    </w:p>
+    <w:p>
+      <w:pPr>
+        <w:spacing w:after="0"/>
+        <w:rPr>
+          <w:b/>
+          <w:bCs/>
+          <w:color w:val="7030A0"/>
+        </w:rPr>
+      </w:pPr>
+    </w:p>
+    <w:p>
+      <w:pPr>
+        <w:spacing w:after="0"/>
+        <w:rPr>
+          <w:b/>
+          <w:bCs/>
+          <w:color w:val="7030A0"/>
+        </w:rPr>
+      </w:pPr>
+    </w:p>
+    <w:p>
+      <w:pPr>
+        <w:spacing w:after="0"/>
+        <w:rPr>
+          <w:b/>
+          <w:bCs/>
+          <w:color w:val="7030A0"/>
+        </w:rPr>
+      </w:pPr>
+    </w:p>
+    <w:p>
+      <w:pPr>
+        <w:spacing w:after="0"/>
+        <w:rPr>
+          <w:b/>
+          <w:bCs/>
+          <w:color w:val="7030A0"/>
+        </w:rPr>
+      </w:pPr>
+    </w:p>
+    <w:p>
+      <w:pPr>
+        <w:spacing w:after="0"/>
+        <w:rPr>
+          <w:b/>
+          <w:bCs/>
+          <w:color w:val="7030A0"/>
+        </w:rPr>
+      </w:pPr>
+    </w:p>
+    <w:p>
+      <w:pPr>
+        <w:spacing w:after="0"/>
+        <w:rPr>
+          <w:b/>
+          <w:bCs/>
+          <w:color w:val="7030A0"/>
+        </w:rPr>
+      </w:pPr>
+    </w:p>
+    <w:p>
+      <w:pPr>
+        <w:spacing w:after="0"/>
+        <w:rPr>
+          <w:b/>
+          <w:bCs/>
+          <w:color w:val="7030A0"/>
+        </w:rPr>
+      </w:pPr>
+    </w:p>
+    <w:p>
+      <w:pPr>
+        <w:spacing w:after="0"/>
+        <w:rPr>
+          <w:b/>
+          <w:bCs/>
+          <w:color w:val="7030A0"/>
+        </w:rPr>
+      </w:pPr>
+    </w:p>
+    <w:p>
+      <w:pPr>
+        <w:spacing w:after="0"/>
+        <w:rPr>
+          <w:b/>
+          <w:bCs/>
+          <w:color w:val="7030A0"/>
+        </w:rPr>
+      </w:pPr>
+    </w:p>
+    <w:p>
+      <w:pPr>
+        <w:spacing w:after="0"/>
+        <w:rPr>
+          <w:b/>
+          <w:bCs/>
+          <w:color w:val="7030A0"/>
+        </w:rPr>
+      </w:pPr>
+    </w:p>
+    <w:p>
+      <w:pPr>
+        <w:spacing w:after="0"/>
+        <w:rPr>
+          <w:b/>
+          <w:bCs/>
+          <w:color w:val="7030A0"/>
+        </w:rPr>
+      </w:pPr>
+    </w:p>
+    <w:p>
+      <w:pPr>
+        <w:spacing w:after="0"/>
+        <w:rPr>
+          <w:b/>
+          <w:bCs/>
+          <w:color w:val="7030A0"/>
+        </w:rPr>
+      </w:pPr>
+    </w:p>
+    <w:p>
+      <w:pPr>
+        <w:spacing w:after="0"/>
+        <w:rPr>
+          <w:b/>
+          <w:bCs/>
+          <w:color w:val="7030A0"/>
+        </w:rPr>
+      </w:pPr>
+    </w:p>
+    <w:p>
+      <w:pPr>
+        <w:spacing w:after="0"/>
+        <w:rPr>
+          <w:b/>
+          <w:bCs/>
+          <w:color w:val="7030A0"/>
+        </w:rPr>
+      </w:pPr>
+    </w:p>
+    <w:p>
+      <w:pPr>
+        <w:spacing w:after="0"/>
+        <w:rPr>
+          <w:b/>
+          <w:bCs/>
+          <w:color w:val="7030A0"/>
+        </w:rPr>
+      </w:pPr>
+    </w:p>
+    <w:p>
+      <w:pPr>
+        <w:spacing w:after="0"/>
+        <w:rPr>
+          <w:b/>
+          <w:bCs/>
+          <w:color w:val="7030A0"/>
+        </w:rPr>
+      </w:pPr>
+    </w:p>
+    <w:p>
+      <w:pPr>
+        <w:spacing w:after="0"/>
+        <w:rPr>
+          <w:b/>
+          <w:bCs/>
+          <w:color w:val="7030A0"/>
+        </w:rPr>
+      </w:pPr>
+    </w:p>
+    <w:p>
+      <w:pPr>
+        <w:spacing w:after="0"/>
+        <w:rPr>
+          <w:b/>
+          <w:bCs/>
+          <w:color w:val="7030A0"/>
+        </w:rPr>
+      </w:pPr>
+    </w:p>
+    <w:p>
+      <w:pPr>
+        <w:spacing w:after="0"/>
+        <w:rPr>
+          <w:b/>
+          <w:bCs/>
+          <w:color w:val="7030A0"/>
+        </w:rPr>
+      </w:pPr>
+    </w:p>
+    <w:p>
+      <w:pPr>
+        <w:spacing w:after="0"/>
+        <w:rPr>
+          <w:b/>
+          <w:bCs/>
+          <w:color w:val="7030A0"/>
+        </w:rPr>
+      </w:pPr>
+      <w:r>
+        <w:rPr>
+          <w:b/>
+          <w:bCs/>
+          <w:color w:val="7030A0"/>
+        </w:rPr>
+        <w:t>from typing import List</w:t>
+      </w:r>
+    </w:p>
+    <w:p>
+      <w:pPr>
+        <w:spacing w:after="0"/>
+        <w:rPr>
+          <w:b/>
+          <w:bCs/>
+          <w:color w:val="7030A0"/>
+        </w:rPr>
+      </w:pPr>
+    </w:p>
+    <w:p>
+      <w:pPr>
+        <w:spacing w:after="0"/>
+        <w:rPr>
+          <w:b/>
+          <w:bCs/>
+          <w:color w:val="7030A0"/>
+        </w:rPr>
+      </w:pPr>
+      <w:r>
+        <w:rPr>
+          <w:b/>
+          <w:bCs/>
+          <w:color w:val="7030A0"/>
+        </w:rPr>
+        <w:t>class Solution:</w:t>
+      </w:r>
+    </w:p>
+    <w:p>
+      <w:pPr>
+        <w:spacing w:after="0"/>
+        <w:rPr>
+          <w:b/>
+          <w:bCs/>
+          <w:color w:val="7030A0"/>
+        </w:rPr>
+      </w:pPr>
+      <w:r>
+        <w:rPr>
+          <w:b/>
+          <w:bCs/>
+          <w:color w:val="7030A0"/>
+        </w:rPr>
+        <w:t xml:space="preserve">    def </w:t>
+      </w:r>
+      <w:proofErr w:type="gramStart"/>
+      <w:r>
+        <w:rPr>
+          <w:b/>
+          <w:bCs/>
+          <w:color w:val="7030A0"/>
+        </w:rPr>
+        <w:t>search(</w:t>
+      </w:r>
+      <w:proofErr w:type="gramEnd"/>
+      <w:r>
+        <w:rPr>
+          <w:b/>
+          <w:bCs/>
+          <w:color w:val="7030A0"/>
+        </w:rPr>
+        <w:t xml:space="preserve">self, </w:t>
+      </w:r>
+      <w:proofErr w:type="spellStart"/>
+      <w:r>
+        <w:rPr>
+          <w:b/>
+          <w:bCs/>
+          <w:color w:val="7030A0"/>
+        </w:rPr>
+        <w:t>nums</w:t>
+      </w:r>
+      <w:proofErr w:type="spellEnd"/>
+      <w:r>
+        <w:rPr>
+          <w:b/>
+          <w:bCs/>
+          <w:color w:val="7030A0"/>
+        </w:rPr>
+        <w:t>: List[int], target: int) -&gt; int:</w:t>
+      </w:r>
+    </w:p>
+    <w:p>
+      <w:pPr>
+        <w:spacing w:after="0"/>
+        <w:rPr>
+          <w:b/>
+          <w:bCs/>
+          <w:color w:val="7030A0"/>
+        </w:rPr>
+      </w:pPr>
+      <w:r>
+        <w:rPr>
+          <w:b/>
+          <w:bCs/>
+          <w:color w:val="7030A0"/>
+        </w:rPr>
+        <w:t xml:space="preserve">        </w:t>
+      </w:r>
+    </w:p>
+    <w:p>
+      <w:pPr>
+        <w:spacing w:after="0"/>
+        <w:rPr>
+          <w:b/>
+          <w:bCs/>
+          <w:color w:val="7030A0"/>
+        </w:rPr>
+      </w:pPr>
+      <w:r>
+        <w:rPr>
+          <w:b/>
+          <w:bCs/>
+          <w:color w:val="7030A0"/>
+        </w:rPr>
+        <w:t xml:space="preserve">        n = </w:t>
+      </w:r>
+      <w:proofErr w:type="spellStart"/>
+      <w:r>
+        <w:rPr>
+          <w:b/>
+          <w:bCs/>
+          <w:color w:val="7030A0"/>
+        </w:rPr>
+        <w:t>len</w:t>
+      </w:r>
+      <w:proofErr w:type="spellEnd"/>
+      <w:r>
+        <w:rPr>
+          <w:b/>
+          <w:bCs/>
+          <w:color w:val="7030A0"/>
+        </w:rPr>
+        <w:t>(</w:t>
+      </w:r>
+      <w:proofErr w:type="spellStart"/>
+      <w:r>
+        <w:rPr>
+          <w:b/>
+          <w:bCs/>
+          <w:color w:val="7030A0"/>
+        </w:rPr>
+        <w:t>nums</w:t>
+      </w:r>
+      <w:proofErr w:type="spellEnd"/>
+      <w:r>
+        <w:rPr>
+          <w:b/>
+          <w:bCs/>
+          <w:color w:val="7030A0"/>
+        </w:rPr>
+        <w:t>)</w:t>
+      </w:r>
+    </w:p>
+    <w:p>
+      <w:pPr>
+        <w:spacing w:after="0"/>
+        <w:rPr>
+          <w:b/>
+          <w:bCs/>
+          <w:color w:val="7030A0"/>
+        </w:rPr>
+      </w:pPr>
+      <w:r>
+        <w:rPr>
+          <w:b/>
+          <w:bCs/>
+          <w:color w:val="7030A0"/>
+        </w:rPr>
+        <w:t xml:space="preserve">        low = 0</w:t>
+      </w:r>
     </w:p>
     <w:p>
       <w:pPr>
@@ -1320,124 +2740,6 @@
           <w:color w:val="7030A0"/>
         </w:rPr>
         <w:lastRenderedPageBreak/>
-        <w:t>from typing import List</w:t>
-      </w:r>
-    </w:p>
-    <w:p>
-      <w:pPr>
-        <w:spacing w:after="0"/>
-        <w:rPr>
-          <w:b/>
-          <w:bCs/>
-          <w:color w:val="7030A0"/>
-        </w:rPr>
-      </w:pPr>
-    </w:p>
-    <w:p>
-      <w:pPr>
-        <w:spacing w:after="0"/>
-        <w:rPr>
-          <w:b/>
-          <w:bCs/>
-          <w:color w:val="7030A0"/>
-        </w:rPr>
-      </w:pPr>
-      <w:r>
-        <w:rPr>
-          <w:b/>
-          <w:bCs/>
-          <w:color w:val="7030A0"/>
-        </w:rPr>
-        <w:t>class Solution:</w:t>
-      </w:r>
-    </w:p>
-    <w:p>
-      <w:pPr>
-        <w:spacing w:after="0"/>
-        <w:rPr>
-          <w:b/>
-          <w:bCs/>
-          <w:color w:val="7030A0"/>
-        </w:rPr>
-      </w:pPr>
-      <w:r>
-        <w:rPr>
-          <w:b/>
-          <w:bCs/>
-          <w:color w:val="7030A0"/>
-        </w:rPr>
-        <w:t xml:space="preserve">    def search(self, nums: List[int], target: int) -&gt; int:</w:t>
-      </w:r>
-    </w:p>
-    <w:p>
-      <w:pPr>
-        <w:spacing w:after="0"/>
-        <w:rPr>
-          <w:b/>
-          <w:bCs/>
-          <w:color w:val="7030A0"/>
-        </w:rPr>
-      </w:pPr>
-      <w:r>
-        <w:rPr>
-          <w:b/>
-          <w:bCs/>
-          <w:color w:val="7030A0"/>
-        </w:rPr>
-        <w:t xml:space="preserve">        </w:t>
-      </w:r>
-    </w:p>
-    <w:p>
-      <w:pPr>
-        <w:spacing w:after="0"/>
-        <w:rPr>
-          <w:b/>
-          <w:bCs/>
-          <w:color w:val="7030A0"/>
-        </w:rPr>
-      </w:pPr>
-      <w:r>
-        <w:rPr>
-          <w:b/>
-          <w:bCs/>
-          <w:color w:val="7030A0"/>
-        </w:rPr>
-        <w:t xml:space="preserve">        n = len(nums)</w:t>
-      </w:r>
-    </w:p>
-    <w:p>
-      <w:pPr>
-        <w:spacing w:after="0"/>
-        <w:rPr>
-          <w:b/>
-          <w:bCs/>
-          <w:color w:val="7030A0"/>
-        </w:rPr>
-      </w:pPr>
-      <w:r>
-        <w:rPr>
-          <w:b/>
-          <w:bCs/>
-          <w:color w:val="7030A0"/>
-        </w:rPr>
-        <w:t xml:space="preserve">        low = 0</w:t>
-      </w:r>
-    </w:p>
-    <w:p>
-      <w:pPr>
-        <w:spacing w:after="0"/>
-        <w:rPr>
-          <w:b/>
-          <w:bCs/>
-          <w:color w:val="7030A0"/>
-        </w:rPr>
-      </w:pPr>
-      <w:r>
-        <w:rPr>
-          <w:b/>
-          <w:bCs/>
-          <w:color w:val="7030A0"/>
-        </w:rPr>
         <w:t xml:space="preserve">        high = n - 1</w:t>
       </w:r>
     </w:p>
@@ -1548,25 +2850,61 @@
           <w:bCs/>
           <w:color w:val="7030A0"/>
         </w:rPr>
-        <w:t xml:space="preserve">            # if target found, return index</w:t>
-      </w:r>
-    </w:p>
-    <w:p>
-      <w:pPr>
-        <w:spacing w:after="0"/>
-        <w:rPr>
-          <w:b/>
-          <w:bCs/>
-          <w:color w:val="7030A0"/>
-        </w:rPr>
-      </w:pPr>
-      <w:r>
-        <w:rPr>
-          <w:b/>
-          <w:bCs/>
-          <w:color w:val="7030A0"/>
-        </w:rPr>
-        <w:t xml:space="preserve">            if nums[mid] == target:</w:t>
+        <w:t xml:space="preserve">            # </w:t>
+      </w:r>
+      <w:proofErr w:type="gramStart"/>
+      <w:r>
+        <w:rPr>
+          <w:b/>
+          <w:bCs/>
+          <w:color w:val="7030A0"/>
+        </w:rPr>
+        <w:t>if</w:t>
+      </w:r>
+      <w:proofErr w:type="gramEnd"/>
+      <w:r>
+        <w:rPr>
+          <w:b/>
+          <w:bCs/>
+          <w:color w:val="7030A0"/>
+        </w:rPr>
+        <w:t xml:space="preserve"> target found, return index</w:t>
+      </w:r>
+    </w:p>
+    <w:p>
+      <w:pPr>
+        <w:spacing w:after="0"/>
+        <w:rPr>
+          <w:b/>
+          <w:bCs/>
+          <w:color w:val="7030A0"/>
+        </w:rPr>
+      </w:pPr>
+      <w:r>
+        <w:rPr>
+          <w:b/>
+          <w:bCs/>
+          <w:color w:val="7030A0"/>
+        </w:rPr>
+        <w:t xml:space="preserve">            if </w:t>
+      </w:r>
+      <w:proofErr w:type="spellStart"/>
+      <w:r>
+        <w:rPr>
+          <w:b/>
+          <w:bCs/>
+          <w:color w:val="7030A0"/>
+        </w:rPr>
+        <w:t>nums</w:t>
+      </w:r>
+      <w:proofErr w:type="spellEnd"/>
+      <w:r>
+        <w:rPr>
+          <w:b/>
+          <w:bCs/>
+          <w:color w:val="7030A0"/>
+        </w:rPr>
+        <w:t>[mid] == target:</w:t>
       </w:r>
     </w:p>
     <w:p>
@@ -1630,7 +2968,25 @@
           <w:bCs/>
           <w:color w:val="7030A0"/>
         </w:rPr>
-        <w:t xml:space="preserve">                current = nums[mid]</w:t>
+        <w:t xml:space="preserve">                current = </w:t>
+      </w:r>
+      <w:proofErr w:type="spellStart"/>
+      <w:r>
+        <w:rPr>
+          <w:b/>
+          <w:bCs/>
+          <w:color w:val="7030A0"/>
+        </w:rPr>
+        <w:t>nums</w:t>
+      </w:r>
+      <w:proofErr w:type="spellEnd"/>
+      <w:r>
+        <w:rPr>
+          <w:b/>
+          <w:bCs/>
+          <w:color w:val="7030A0"/>
+        </w:rPr>
+        <w:t>[mid]</w:t>
       </w:r>
     </w:p>
     <w:p>
@@ -1676,7 +3032,35 @@
           <w:bCs/>
           <w:color w:val="7030A0"/>
         </w:rPr>
-        <w:t xml:space="preserve">                if current &lt;= nums[n - 1]:</w:t>
+        <w:t xml:space="preserve">                if current &lt;= </w:t>
+      </w:r>
+      <w:proofErr w:type="spellStart"/>
+      <w:proofErr w:type="gramStart"/>
+      <w:r>
+        <w:rPr>
+          <w:b/>
+          <w:bCs/>
+          <w:color w:val="7030A0"/>
+        </w:rPr>
+        <w:t>nums</w:t>
+      </w:r>
+      <w:proofErr w:type="spellEnd"/>
+      <w:r>
+        <w:rPr>
+          <w:b/>
+          <w:bCs/>
+          <w:color w:val="7030A0"/>
+        </w:rPr>
+        <w:t>[</w:t>
+      </w:r>
+      <w:proofErr w:type="gramEnd"/>
+      <w:r>
+        <w:rPr>
+          <w:b/>
+          <w:bCs/>
+          <w:color w:val="7030A0"/>
+        </w:rPr>
+        <w:t>n - 1]:</w:t>
       </w:r>
     </w:p>
     <w:p>
@@ -1722,7 +3106,35 @@
           <w:bCs/>
           <w:color w:val="7030A0"/>
         </w:rPr>
-        <w:t xml:space="preserve">                    if target &lt;= nums[n - 1]:</w:t>
+        <w:t xml:space="preserve">                    if target &lt;= </w:t>
+      </w:r>
+      <w:proofErr w:type="spellStart"/>
+      <w:proofErr w:type="gramStart"/>
+      <w:r>
+        <w:rPr>
+          <w:b/>
+          <w:bCs/>
+          <w:color w:val="7030A0"/>
+        </w:rPr>
+        <w:t>nums</w:t>
+      </w:r>
+      <w:proofErr w:type="spellEnd"/>
+      <w:r>
+        <w:rPr>
+          <w:b/>
+          <w:bCs/>
+          <w:color w:val="7030A0"/>
+        </w:rPr>
+        <w:t>[</w:t>
+      </w:r>
+      <w:proofErr w:type="gramEnd"/>
+      <w:r>
+        <w:rPr>
+          <w:b/>
+          <w:bCs/>
+          <w:color w:val="7030A0"/>
+        </w:rPr>
+        <w:t>n - 1]:</w:t>
       </w:r>
     </w:p>
     <w:p>
@@ -1950,7 +3362,35 @@
           <w:bCs/>
           <w:color w:val="7030A0"/>
         </w:rPr>
-        <w:t xml:space="preserve">                    if target &gt;= nums[0]:</w:t>
+        <w:t xml:space="preserve">                    if target &gt;= </w:t>
+      </w:r>
+      <w:proofErr w:type="spellStart"/>
+      <w:proofErr w:type="gramStart"/>
+      <w:r>
+        <w:rPr>
+          <w:b/>
+          <w:bCs/>
+          <w:color w:val="7030A0"/>
+        </w:rPr>
+        <w:t>nums</w:t>
+      </w:r>
+      <w:proofErr w:type="spellEnd"/>
+      <w:r>
+        <w:rPr>
+          <w:b/>
+          <w:bCs/>
+          <w:color w:val="7030A0"/>
+        </w:rPr>
+        <w:t>[</w:t>
+      </w:r>
+      <w:proofErr w:type="gramEnd"/>
+      <w:r>
+        <w:rPr>
+          <w:b/>
+          <w:bCs/>
+          <w:color w:val="7030A0"/>
+        </w:rPr>
+        <w:t>0]:</w:t>
       </w:r>
     </w:p>
     <w:p>
@@ -2153,15 +3593,32 @@
         <w:spacing w:after="0"/>
       </w:pPr>
       <w:r>
-        <w:t>-&gt; Follow-up :- </w:t>
-      </w:r>
-    </w:p>
-    <w:p>
-      <w:pPr>
-        <w:spacing w:after="0"/>
-      </w:pPr>
-      <w:r>
-        <w:t xml:space="preserve">(Were asked in Amazon SDE Internship Interview - source :- </w:t>
+        <w:t>-&gt; Follow-</w:t>
+      </w:r>
+      <w:proofErr w:type="gramStart"/>
+      <w:r>
+        <w:t>up :</w:t>
+      </w:r>
+      <w:proofErr w:type="gramEnd"/>
+      <w:r>
+        <w:t>- </w:t>
+      </w:r>
+    </w:p>
+    <w:p>
+      <w:pPr>
+        <w:spacing w:after="0"/>
+      </w:pPr>
+      <w:r>
+        <w:lastRenderedPageBreak/>
+        <w:t xml:space="preserve">(Were asked in Amazon SDE Internship Interview - </w:t>
+      </w:r>
+      <w:proofErr w:type="gramStart"/>
+      <w:r>
+        <w:t>source :</w:t>
+      </w:r>
+      <w:proofErr w:type="gramEnd"/>
+      <w:r>
+        <w:t xml:space="preserve">- </w:t>
       </w:r>
       <w:hyperlink r:id="rId11" w:history="1">
         <w:r>
@@ -2264,6 +3721,1414 @@
         <w:spacing w:after="0"/>
         <w:rPr>
           <w:color w:val="EE0000"/>
+          <w:lang w:val="en-US"/>
+        </w:rPr>
+      </w:pPr>
+    </w:p>
+    <w:p>
+      <w:pPr>
+        <w:spacing w:after="0"/>
+        <w:rPr>
+          <w:color w:val="EE0000"/>
+          <w:lang w:val="en-US"/>
+        </w:rPr>
+      </w:pPr>
+    </w:p>
+    <w:p>
+      <w:pPr>
+        <w:spacing w:after="0"/>
+        <w:rPr>
+          <w:color w:val="EE0000"/>
+          <w:lang w:val="en-US"/>
+        </w:rPr>
+      </w:pPr>
+    </w:p>
+    <w:p>
+      <w:pPr>
+        <w:spacing w:after="0"/>
+        <w:rPr>
+          <w:color w:val="EE0000"/>
+          <w:lang w:val="en-US"/>
+        </w:rPr>
+      </w:pPr>
+    </w:p>
+    <w:p>
+      <w:pPr>
+        <w:spacing w:after="0"/>
+        <w:rPr>
+          <w:color w:val="EE0000"/>
+          <w:lang w:val="en-US"/>
+        </w:rPr>
+      </w:pPr>
+    </w:p>
+    <w:p>
+      <w:pPr>
+        <w:pStyle w:val="Heading3"/>
+        <w:rPr>
+          <w:lang w:val="en-US"/>
+        </w:rPr>
+      </w:pPr>
+      <w:r>
+        <w:rPr>
+          <w:lang w:val="en-US"/>
+        </w:rPr>
+        <w:t>4 b] Find element that appears only once</w:t>
+      </w:r>
+    </w:p>
+    <w:p>
+      <w:pPr>
+        <w:rPr>
+          <w:lang w:val="en-US"/>
+        </w:rPr>
+      </w:pPr>
+      <w:hyperlink r:id="rId14" w:history="1">
+        <w:r>
+          <w:rPr>
+            <w:rStyle w:val="Hyperlink"/>
+            <w:lang w:val="en-US"/>
+          </w:rPr>
+          <w:t>https://</w:t>
+        </w:r>
+        <w:r>
+          <w:rPr>
+            <w:rStyle w:val="Hyperlink"/>
+            <w:lang w:val="en-US"/>
+          </w:rPr>
+          <w:t>l</w:t>
+        </w:r>
+        <w:r>
+          <w:rPr>
+            <w:rStyle w:val="Hyperlink"/>
+            <w:lang w:val="en-US"/>
+          </w:rPr>
+          <w:t>eetcode.com/problems/single-element-in-a-sorted-</w:t>
+        </w:r>
+        <w:r>
+          <w:rPr>
+            <w:rStyle w:val="Hyperlink"/>
+            <w:lang w:val="en-US"/>
+          </w:rPr>
+          <w:t>a</w:t>
+        </w:r>
+        <w:r>
+          <w:rPr>
+            <w:rStyle w:val="Hyperlink"/>
+            <w:lang w:val="en-US"/>
+          </w:rPr>
+          <w:t>rray/description/</w:t>
+        </w:r>
+      </w:hyperlink>
+      <w:r>
+        <w:rPr>
+          <w:lang w:val="en-US"/>
+        </w:rPr>
+        <w:t>-</w:t>
+      </w:r>
+    </w:p>
+    <w:p>
+      <w:pPr>
+        <w:rPr>
+          <w:lang w:val="en-US"/>
+        </w:rPr>
+      </w:pPr>
+    </w:p>
+    <w:p>
+      <w:pPr>
+        <w:rPr>
+          <w:lang w:val="en-US"/>
+        </w:rPr>
+      </w:pPr>
+    </w:p>
+    <w:p>
+      <w:pPr>
+        <w:pStyle w:val="Heading3"/>
+        <w:rPr>
+          <w:lang w:val="en-US"/>
+        </w:rPr>
+      </w:pPr>
+      <w:r>
+        <w:rPr>
+          <w:lang w:val="en-US"/>
+        </w:rPr>
+        <w:t>4</w:t>
+      </w:r>
+      <w:proofErr w:type="gramStart"/>
+      <w:r>
+        <w:rPr>
+          <w:lang w:val="en-US"/>
+        </w:rPr>
+        <w:t>c]</w:t>
+      </w:r>
+      <w:r>
+        <w:rPr>
+          <w:lang w:val="en-US"/>
+        </w:rPr>
+        <w:t>Nth</w:t>
+      </w:r>
+      <w:proofErr w:type="gramEnd"/>
+      <w:r>
+        <w:rPr>
+          <w:lang w:val="en-US"/>
+        </w:rPr>
+        <w:t xml:space="preserve"> root of M</w:t>
+      </w:r>
+    </w:p>
+    <w:p>
+      <w:pPr>
+        <w:rPr>
+          <w:lang w:val="en-US"/>
+        </w:rPr>
+      </w:pPr>
+      <w:hyperlink r:id="rId15" w:history="1">
+        <w:r>
+          <w:rPr>
+            <w:rStyle w:val="Hyperlink"/>
+            <w:lang w:val="en-US"/>
+          </w:rPr>
+          <w:t>https://www.geeksforgeeks.org/</w:t>
+        </w:r>
+        <w:r>
+          <w:rPr>
+            <w:rStyle w:val="Hyperlink"/>
+            <w:lang w:val="en-US"/>
+          </w:rPr>
+          <w:t>d</w:t>
+        </w:r>
+        <w:r>
+          <w:rPr>
+            <w:rStyle w:val="Hyperlink"/>
+            <w:lang w:val="en-US"/>
+          </w:rPr>
+          <w:t>sa/n-th-root-number/</w:t>
+        </w:r>
+      </w:hyperlink>
+    </w:p>
+    <w:p>
+      <w:pPr>
+        <w:rPr>
+          <w:lang w:val="en-US"/>
+        </w:rPr>
+      </w:pPr>
+    </w:p>
+    <w:p>
+      <w:pPr>
+        <w:rPr>
+          <w:lang w:val="en-US"/>
+        </w:rPr>
+      </w:pPr>
+    </w:p>
+    <w:p>
+      <w:pPr>
+        <w:rPr>
+          <w:lang w:val="en-US"/>
+        </w:rPr>
+      </w:pPr>
+    </w:p>
+    <w:p>
+      <w:pPr>
+        <w:pStyle w:val="Heading3"/>
+        <w:rPr>
+          <w:lang w:val="en-US"/>
+        </w:rPr>
+      </w:pPr>
+      <w:r>
+        <w:rPr>
+          <w:lang w:val="en-US"/>
+        </w:rPr>
+        <w:t>6</w:t>
+      </w:r>
+      <w:r>
+        <w:rPr>
+          <w:lang w:val="en-US"/>
+        </w:rPr>
+        <w:t xml:space="preserve">] </w:t>
+      </w:r>
+      <w:r>
+        <w:rPr>
+          <w:lang w:val="en-US"/>
+        </w:rPr>
+        <w:t xml:space="preserve">Microsoft stocks </w:t>
+      </w:r>
+    </w:p>
+    <w:p>
+      <w:pPr>
+        <w:spacing w:after="0"/>
+        <w:rPr>
+          <w:lang w:val="en-US"/>
+        </w:rPr>
+      </w:pPr>
+    </w:p>
+    <w:p>
+      <w:pPr>
+        <w:spacing w:after="0"/>
+      </w:pPr>
+      <w:r>
+        <w:t xml:space="preserve">Link -&gt; </w:t>
+      </w:r>
+      <w:hyperlink r:id="rId16" w:history="1">
+        <w:r>
+          <w:rPr>
+            <w:rStyle w:val="Hyperlink"/>
+          </w:rPr>
+          <w:t>https://www.desiqna.in/18853/microsoft-oa-stock-july-kumar-k</w:t>
+        </w:r>
+      </w:hyperlink>
+      <w:r>
+        <w:t> </w:t>
+      </w:r>
+    </w:p>
+    <w:p>
+      <w:pPr>
+        <w:spacing w:after="0"/>
+      </w:pPr>
+    </w:p>
+    <w:p>
+      <w:pPr>
+        <w:spacing w:after="0"/>
+      </w:pPr>
+      <w:r>
+        <w:t>Understanding :-&gt; You are given the requirement array + current stock array + cost array </w:t>
+      </w:r>
+    </w:p>
+    <w:p>
+      <w:pPr>
+        <w:spacing w:after="0"/>
+      </w:pPr>
+    </w:p>
+    <w:p>
+      <w:pPr>
+        <w:spacing w:after="0"/>
+      </w:pPr>
+      <w:r>
+        <w:t>-&gt; Tell the maximum number of units you can create in given budget </w:t>
+      </w:r>
+    </w:p>
+    <w:p>
+      <w:pPr>
+        <w:spacing w:after="0"/>
+      </w:pPr>
+    </w:p>
+    <w:p>
+      <w:pPr>
+        <w:spacing w:after="0"/>
+      </w:pPr>
+      <w:r>
+        <w:t>-&gt; required -&gt; [1,2]</w:t>
+      </w:r>
+    </w:p>
+    <w:p>
+      <w:pPr>
+        <w:spacing w:after="0"/>
+      </w:pPr>
+      <w:r>
+        <w:t>-&gt; stock -&gt; [0,1]</w:t>
+      </w:r>
+    </w:p>
+    <w:p>
+      <w:pPr>
+        <w:spacing w:after="0"/>
+      </w:pPr>
+      <w:r>
+        <w:t>-&gt; cost -&gt; [1,1]</w:t>
+      </w:r>
+    </w:p>
+    <w:p>
+      <w:pPr>
+        <w:spacing w:after="0"/>
+      </w:pPr>
+      <w:r>
+        <w:t>-&gt; budget ==3; </w:t>
+      </w:r>
+    </w:p>
+    <w:p>
+      <w:pPr>
+        <w:spacing w:after="0"/>
+      </w:pPr>
+    </w:p>
+    <w:p>
+      <w:pPr>
+        <w:spacing w:after="0"/>
+      </w:pPr>
+      <w:r>
+        <w:t>-&gt; need :-&gt; [1,1] </w:t>
+      </w:r>
+    </w:p>
+    <w:p>
+      <w:pPr>
+        <w:spacing w:after="0"/>
+      </w:pPr>
+      <w:r>
+        <w:t>To create 1 unit :-&gt; 1 x 1 + 1 x 1 = 2; </w:t>
+      </w:r>
+    </w:p>
+    <w:p>
+      <w:pPr>
+        <w:spacing w:after="0"/>
+      </w:pPr>
+    </w:p>
+    <w:p>
+      <w:pPr>
+        <w:spacing w:after="0"/>
+      </w:pPr>
+      <w:r>
+        <w:t>-&gt; 2&lt;=3 hence you can create 1 unit in the given budget </w:t>
+      </w:r>
+    </w:p>
+    <w:p>
+      <w:pPr>
+        <w:spacing w:after="0"/>
+      </w:pPr>
+    </w:p>
+    <w:p>
+      <w:pPr>
+        <w:spacing w:after="0"/>
+      </w:pPr>
+      <w:r>
+        <w:t>-&gt; Try for 2 units; </w:t>
+      </w:r>
+    </w:p>
+    <w:p>
+      <w:pPr>
+        <w:spacing w:after="0"/>
+      </w:pPr>
+    </w:p>
+    <w:p>
+      <w:pPr>
+        <w:spacing w:after="0"/>
+      </w:pPr>
+      <w:r>
+        <w:t>-&gt; required -&gt; [2,4] </w:t>
+      </w:r>
+    </w:p>
+    <w:p>
+      <w:pPr>
+        <w:spacing w:after="0"/>
+      </w:pPr>
+      <w:r>
+        <w:t>-&gt; need -&gt; [2,3]</w:t>
+      </w:r>
+    </w:p>
+    <w:p>
+      <w:pPr>
+        <w:spacing w:after="0"/>
+      </w:pPr>
+      <w:r>
+        <w:t xml:space="preserve">-&gt; 2*1 + 3*1 </w:t>
+      </w:r>
+      <w:r>
+        <w:rPr>
+          <w:rFonts w:ascii="Cambria Math" w:hAnsi="Cambria Math" w:cs="Cambria Math"/>
+        </w:rPr>
+        <w:t>⇒</w:t>
+      </w:r>
+      <w:r>
+        <w:t xml:space="preserve"> 5</w:t>
+      </w:r>
+    </w:p>
+    <w:p>
+      <w:pPr>
+        <w:spacing w:after="0"/>
+      </w:pPr>
+    </w:p>
+    <w:p>
+      <w:pPr>
+        <w:spacing w:after="0"/>
+      </w:pPr>
+      <w:r>
+        <w:t>Brute force solution :-&gt; Try for 1 unit if you pass try for two units if you pass try for 3 units if you pass try 4 units -&gt; then try 5 units until you hit a failing point </w:t>
+      </w:r>
+    </w:p>
+    <w:p>
+      <w:pPr>
+        <w:spacing w:after="0"/>
+      </w:pPr>
+    </w:p>
+    <w:p>
+      <w:pPr>
+        <w:spacing w:after="0"/>
+      </w:pPr>
+      <w:r>
+        <w:t xml:space="preserve">-&gt; </w:t>
+      </w:r>
+      <w:hyperlink r:id="rId17" w:history="1">
+        <w:r>
+          <w:rPr>
+            <w:rStyle w:val="Hyperlink"/>
+          </w:rPr>
+          <w:t>https://www.jdoodle.com/ia/1Iwp</w:t>
+        </w:r>
+      </w:hyperlink>
+      <w:r>
+        <w:t> </w:t>
+      </w:r>
+    </w:p>
+    <w:p>
+      <w:pPr>
+        <w:spacing w:after="0"/>
+      </w:pPr>
+    </w:p>
+    <w:p>
+      <w:pPr>
+        <w:spacing w:after="0"/>
+      </w:pPr>
+      <w:proofErr w:type="gramStart"/>
+      <w:r>
+        <w:t>TC :</w:t>
+      </w:r>
+      <w:proofErr w:type="gramEnd"/>
+      <w:r>
+        <w:t>- O(</w:t>
+      </w:r>
+      <w:proofErr w:type="spellStart"/>
+      <w:r>
+        <w:t>large_value</w:t>
+      </w:r>
+      <w:proofErr w:type="spellEnd"/>
+      <w:r>
+        <w:t>*N);</w:t>
+      </w:r>
+    </w:p>
+    <w:p>
+      <w:pPr>
+        <w:spacing w:after="0"/>
+      </w:pPr>
+    </w:p>
+    <w:p>
+      <w:pPr>
+        <w:spacing w:after="0"/>
+      </w:pPr>
+      <w:r>
+        <w:t>Optimization :-&gt; Binary search over the monotonic function; </w:t>
+      </w:r>
+    </w:p>
+    <w:p>
+      <w:pPr>
+        <w:spacing w:after="0"/>
+      </w:pPr>
+    </w:p>
+    <w:p>
+      <w:pPr>
+        <w:spacing w:after="0"/>
+      </w:pPr>
+      <w:r>
+        <w:t>-&gt; Plot a graph of no of units(x-axis) vs cost(y-axis) -&gt; It is increasing function; </w:t>
+      </w:r>
+    </w:p>
+    <w:p>
+      <w:pPr>
+        <w:spacing w:after="0"/>
+      </w:pPr>
+    </w:p>
+    <w:p>
+      <w:pPr>
+        <w:spacing w:after="0"/>
+      </w:pPr>
+      <w:r>
+        <w:t>-&gt; TTTTTFFFFFFFFFFFFFFFFFFFFFFFFFFFFFFFFFFFFFF</w:t>
+      </w:r>
+    </w:p>
+    <w:p>
+      <w:pPr>
+        <w:spacing w:after="0"/>
+      </w:pPr>
+    </w:p>
+    <w:p>
+      <w:pPr>
+        <w:spacing w:after="0"/>
+      </w:pPr>
+      <w:r>
+        <w:t>-&gt; Find last occurrence of “T” using linear search; </w:t>
+      </w:r>
+    </w:p>
+    <w:p>
+      <w:pPr>
+        <w:spacing w:after="0"/>
+      </w:pPr>
+    </w:p>
+    <w:p>
+      <w:pPr>
+        <w:spacing w:after="0"/>
+      </w:pPr>
+      <w:r>
+        <w:t xml:space="preserve">-&gt; </w:t>
+      </w:r>
+      <w:hyperlink r:id="rId18" w:history="1">
+        <w:r>
+          <w:rPr>
+            <w:rStyle w:val="Hyperlink"/>
+          </w:rPr>
+          <w:t>https://www.jdoodle.com/ia/1Iwt</w:t>
+        </w:r>
+      </w:hyperlink>
+      <w:r>
+        <w:t> </w:t>
+      </w:r>
+    </w:p>
+    <w:p>
+      <w:pPr>
+        <w:spacing w:after="0"/>
+      </w:pPr>
+    </w:p>
+    <w:p>
+      <w:pPr>
+        <w:spacing w:after="0"/>
+        <w:rPr>
+          <w:b/>
+          <w:bCs/>
+          <w:color w:val="7030A0"/>
+        </w:rPr>
+      </w:pPr>
+      <w:r>
+        <w:rPr>
+          <w:b/>
+          <w:bCs/>
+          <w:color w:val="7030A0"/>
+        </w:rPr>
+        <w:t xml:space="preserve">def </w:t>
+      </w:r>
+      <w:proofErr w:type="spellStart"/>
+      <w:r>
+        <w:rPr>
+          <w:b/>
+          <w:bCs/>
+          <w:color w:val="7030A0"/>
+        </w:rPr>
+        <w:t>maximum_</w:t>
+      </w:r>
+      <w:proofErr w:type="gramStart"/>
+      <w:r>
+        <w:rPr>
+          <w:b/>
+          <w:bCs/>
+          <w:color w:val="7030A0"/>
+        </w:rPr>
+        <w:t>units</w:t>
+      </w:r>
+      <w:proofErr w:type="spellEnd"/>
+      <w:r>
+        <w:rPr>
+          <w:b/>
+          <w:bCs/>
+          <w:color w:val="7030A0"/>
+        </w:rPr>
+        <w:t>(</w:t>
+      </w:r>
+      <w:proofErr w:type="spellStart"/>
+      <w:proofErr w:type="gramEnd"/>
+      <w:r>
+        <w:rPr>
+          <w:b/>
+          <w:bCs/>
+          <w:color w:val="7030A0"/>
+        </w:rPr>
+        <w:t>req</w:t>
+      </w:r>
+      <w:proofErr w:type="spellEnd"/>
+      <w:r>
+        <w:rPr>
+          <w:b/>
+          <w:bCs/>
+          <w:color w:val="7030A0"/>
+        </w:rPr>
+        <w:t>, stock, cost, budget):</w:t>
+      </w:r>
+    </w:p>
+    <w:p>
+      <w:pPr>
+        <w:spacing w:after="0"/>
+        <w:rPr>
+          <w:b/>
+          <w:bCs/>
+          <w:color w:val="7030A0"/>
+        </w:rPr>
+      </w:pPr>
+      <w:r>
+        <w:rPr>
+          <w:b/>
+          <w:bCs/>
+          <w:color w:val="7030A0"/>
+        </w:rPr>
+        <w:t xml:space="preserve">    n = </w:t>
+      </w:r>
+      <w:proofErr w:type="spellStart"/>
+      <w:r>
+        <w:rPr>
+          <w:b/>
+          <w:bCs/>
+          <w:color w:val="7030A0"/>
+        </w:rPr>
+        <w:t>len</w:t>
+      </w:r>
+      <w:proofErr w:type="spellEnd"/>
+      <w:r>
+        <w:rPr>
+          <w:b/>
+          <w:bCs/>
+          <w:color w:val="7030A0"/>
+        </w:rPr>
+        <w:t>(</w:t>
+      </w:r>
+      <w:proofErr w:type="spellStart"/>
+      <w:r>
+        <w:rPr>
+          <w:b/>
+          <w:bCs/>
+          <w:color w:val="7030A0"/>
+        </w:rPr>
+        <w:t>req</w:t>
+      </w:r>
+      <w:proofErr w:type="spellEnd"/>
+      <w:r>
+        <w:rPr>
+          <w:b/>
+          <w:bCs/>
+          <w:color w:val="7030A0"/>
+        </w:rPr>
+        <w:t>)</w:t>
+      </w:r>
+    </w:p>
+    <w:p>
+      <w:pPr>
+        <w:spacing w:after="0"/>
+        <w:rPr>
+          <w:b/>
+          <w:bCs/>
+          <w:color w:val="7030A0"/>
+        </w:rPr>
+      </w:pPr>
+      <w:r>
+        <w:rPr>
+          <w:b/>
+          <w:bCs/>
+          <w:color w:val="7030A0"/>
+        </w:rPr>
+        <w:t xml:space="preserve">    low = 0</w:t>
+      </w:r>
+    </w:p>
+    <w:p>
+      <w:pPr>
+        <w:spacing w:after="0"/>
+        <w:rPr>
+          <w:b/>
+          <w:bCs/>
+          <w:color w:val="7030A0"/>
+        </w:rPr>
+      </w:pPr>
+      <w:r>
+        <w:rPr>
+          <w:b/>
+          <w:bCs/>
+          <w:color w:val="7030A0"/>
+        </w:rPr>
+        <w:t xml:space="preserve">    high = 10**18</w:t>
+      </w:r>
+    </w:p>
+    <w:p>
+      <w:pPr>
+        <w:spacing w:after="0"/>
+        <w:rPr>
+          <w:b/>
+          <w:bCs/>
+          <w:color w:val="7030A0"/>
+        </w:rPr>
+      </w:pPr>
+      <w:r>
+        <w:rPr>
+          <w:b/>
+          <w:bCs/>
+          <w:color w:val="7030A0"/>
+        </w:rPr>
+        <w:t xml:space="preserve">    </w:t>
+      </w:r>
+      <w:proofErr w:type="spellStart"/>
+      <w:r>
+        <w:rPr>
+          <w:b/>
+          <w:bCs/>
+          <w:color w:val="7030A0"/>
+        </w:rPr>
+        <w:t>ans</w:t>
+      </w:r>
+      <w:proofErr w:type="spellEnd"/>
+      <w:r>
+        <w:rPr>
+          <w:b/>
+          <w:bCs/>
+          <w:color w:val="7030A0"/>
+        </w:rPr>
+        <w:t xml:space="preserve"> = 0</w:t>
+      </w:r>
+    </w:p>
+    <w:p>
+      <w:pPr>
+        <w:spacing w:after="0"/>
+        <w:rPr>
+          <w:b/>
+          <w:bCs/>
+          <w:color w:val="7030A0"/>
+        </w:rPr>
+      </w:pPr>
+      <w:r>
+        <w:rPr>
+          <w:b/>
+          <w:bCs/>
+          <w:color w:val="7030A0"/>
+        </w:rPr>
+        <w:t xml:space="preserve">    while low &lt;= high:</w:t>
+      </w:r>
+    </w:p>
+    <w:p>
+      <w:pPr>
+        <w:spacing w:after="0"/>
+        <w:rPr>
+          <w:b/>
+          <w:bCs/>
+          <w:color w:val="7030A0"/>
+        </w:rPr>
+      </w:pPr>
+      <w:r>
+        <w:rPr>
+          <w:b/>
+          <w:bCs/>
+          <w:color w:val="7030A0"/>
+        </w:rPr>
+        <w:t xml:space="preserve">        mid = (low + high) // 2</w:t>
+      </w:r>
+    </w:p>
+    <w:p>
+      <w:pPr>
+        <w:spacing w:after="0"/>
+        <w:rPr>
+          <w:b/>
+          <w:bCs/>
+          <w:color w:val="7030A0"/>
+        </w:rPr>
+      </w:pPr>
+      <w:r>
+        <w:rPr>
+          <w:b/>
+          <w:bCs/>
+          <w:color w:val="7030A0"/>
+        </w:rPr>
+        <w:t xml:space="preserve">        </w:t>
+      </w:r>
+      <w:proofErr w:type="spellStart"/>
+      <w:r>
+        <w:rPr>
+          <w:b/>
+          <w:bCs/>
+          <w:color w:val="7030A0"/>
+        </w:rPr>
+        <w:t>total_cost</w:t>
+      </w:r>
+      <w:proofErr w:type="spellEnd"/>
+      <w:r>
+        <w:rPr>
+          <w:b/>
+          <w:bCs/>
+          <w:color w:val="7030A0"/>
+        </w:rPr>
+        <w:t xml:space="preserve"> = 0</w:t>
+      </w:r>
+    </w:p>
+    <w:p>
+      <w:pPr>
+        <w:spacing w:after="0"/>
+        <w:rPr>
+          <w:b/>
+          <w:bCs/>
+          <w:color w:val="7030A0"/>
+        </w:rPr>
+      </w:pPr>
+      <w:r>
+        <w:rPr>
+          <w:b/>
+          <w:bCs/>
+          <w:color w:val="7030A0"/>
+        </w:rPr>
+        <w:t xml:space="preserve">        for i in range(n):</w:t>
+      </w:r>
+    </w:p>
+    <w:p>
+      <w:pPr>
+        <w:spacing w:after="0"/>
+        <w:rPr>
+          <w:b/>
+          <w:bCs/>
+          <w:color w:val="7030A0"/>
+        </w:rPr>
+      </w:pPr>
+      <w:r>
+        <w:rPr>
+          <w:b/>
+          <w:bCs/>
+          <w:color w:val="7030A0"/>
+        </w:rPr>
+        <w:t xml:space="preserve">            required = </w:t>
+      </w:r>
+      <w:proofErr w:type="spellStart"/>
+      <w:r>
+        <w:rPr>
+          <w:b/>
+          <w:bCs/>
+          <w:color w:val="7030A0"/>
+        </w:rPr>
+        <w:t>req</w:t>
+      </w:r>
+      <w:proofErr w:type="spellEnd"/>
+      <w:r>
+        <w:rPr>
+          <w:b/>
+          <w:bCs/>
+          <w:color w:val="7030A0"/>
+        </w:rPr>
+        <w:t>[i] * mid</w:t>
+      </w:r>
+    </w:p>
+    <w:p>
+      <w:pPr>
+        <w:spacing w:after="0"/>
+        <w:rPr>
+          <w:b/>
+          <w:bCs/>
+          <w:color w:val="7030A0"/>
+        </w:rPr>
+      </w:pPr>
+      <w:r>
+        <w:rPr>
+          <w:b/>
+          <w:bCs/>
+          <w:color w:val="7030A0"/>
+        </w:rPr>
+        <w:t xml:space="preserve">            </w:t>
+      </w:r>
+      <w:proofErr w:type="spellStart"/>
+      <w:r>
+        <w:rPr>
+          <w:b/>
+          <w:bCs/>
+          <w:color w:val="7030A0"/>
+        </w:rPr>
+        <w:t>extra_needed</w:t>
+      </w:r>
+      <w:proofErr w:type="spellEnd"/>
+      <w:r>
+        <w:rPr>
+          <w:b/>
+          <w:bCs/>
+          <w:color w:val="7030A0"/>
+        </w:rPr>
+        <w:t xml:space="preserve"> = required - stock[i]</w:t>
+      </w:r>
+    </w:p>
+    <w:p>
+      <w:pPr>
+        <w:spacing w:after="0"/>
+        <w:rPr>
+          <w:b/>
+          <w:bCs/>
+          <w:color w:val="7030A0"/>
+        </w:rPr>
+      </w:pPr>
+      <w:r>
+        <w:rPr>
+          <w:b/>
+          <w:bCs/>
+          <w:color w:val="7030A0"/>
+        </w:rPr>
+        <w:t xml:space="preserve">            if </w:t>
+      </w:r>
+      <w:proofErr w:type="spellStart"/>
+      <w:r>
+        <w:rPr>
+          <w:b/>
+          <w:bCs/>
+          <w:color w:val="7030A0"/>
+        </w:rPr>
+        <w:t>extra_needed</w:t>
+      </w:r>
+      <w:proofErr w:type="spellEnd"/>
+      <w:r>
+        <w:rPr>
+          <w:b/>
+          <w:bCs/>
+          <w:color w:val="7030A0"/>
+        </w:rPr>
+        <w:t xml:space="preserve"> &lt; 0:</w:t>
+      </w:r>
+    </w:p>
+    <w:p>
+      <w:pPr>
+        <w:spacing w:after="0"/>
+        <w:rPr>
+          <w:b/>
+          <w:bCs/>
+          <w:color w:val="7030A0"/>
+        </w:rPr>
+      </w:pPr>
+      <w:r>
+        <w:rPr>
+          <w:b/>
+          <w:bCs/>
+          <w:color w:val="7030A0"/>
+        </w:rPr>
+        <w:t xml:space="preserve">                </w:t>
+      </w:r>
+      <w:proofErr w:type="spellStart"/>
+      <w:r>
+        <w:rPr>
+          <w:b/>
+          <w:bCs/>
+          <w:color w:val="7030A0"/>
+        </w:rPr>
+        <w:t>extra_needed</w:t>
+      </w:r>
+      <w:proofErr w:type="spellEnd"/>
+      <w:r>
+        <w:rPr>
+          <w:b/>
+          <w:bCs/>
+          <w:color w:val="7030A0"/>
+        </w:rPr>
+        <w:t xml:space="preserve"> = 0</w:t>
+      </w:r>
+    </w:p>
+    <w:p>
+      <w:pPr>
+        <w:spacing w:after="0"/>
+        <w:rPr>
+          <w:b/>
+          <w:bCs/>
+          <w:color w:val="7030A0"/>
+        </w:rPr>
+      </w:pPr>
+      <w:r>
+        <w:rPr>
+          <w:b/>
+          <w:bCs/>
+          <w:color w:val="7030A0"/>
+        </w:rPr>
+        <w:t xml:space="preserve">            </w:t>
+      </w:r>
+      <w:proofErr w:type="spellStart"/>
+      <w:r>
+        <w:rPr>
+          <w:b/>
+          <w:bCs/>
+          <w:color w:val="7030A0"/>
+        </w:rPr>
+        <w:t>total_cost</w:t>
+      </w:r>
+      <w:proofErr w:type="spellEnd"/>
+      <w:r>
+        <w:rPr>
+          <w:b/>
+          <w:bCs/>
+          <w:color w:val="7030A0"/>
+        </w:rPr>
+        <w:t xml:space="preserve"> += </w:t>
+      </w:r>
+      <w:proofErr w:type="spellStart"/>
+      <w:r>
+        <w:rPr>
+          <w:b/>
+          <w:bCs/>
+          <w:color w:val="7030A0"/>
+        </w:rPr>
+        <w:t>extra_needed</w:t>
+      </w:r>
+      <w:proofErr w:type="spellEnd"/>
+      <w:r>
+        <w:rPr>
+          <w:b/>
+          <w:bCs/>
+          <w:color w:val="7030A0"/>
+        </w:rPr>
+        <w:t xml:space="preserve"> * cost[i]</w:t>
+      </w:r>
+    </w:p>
+    <w:p>
+      <w:pPr>
+        <w:spacing w:after="0"/>
+        <w:rPr>
+          <w:b/>
+          <w:bCs/>
+          <w:color w:val="7030A0"/>
+        </w:rPr>
+      </w:pPr>
+      <w:r>
+        <w:rPr>
+          <w:b/>
+          <w:bCs/>
+          <w:color w:val="7030A0"/>
+        </w:rPr>
+        <w:t xml:space="preserve">        if </w:t>
+      </w:r>
+      <w:proofErr w:type="spellStart"/>
+      <w:r>
+        <w:rPr>
+          <w:b/>
+          <w:bCs/>
+          <w:color w:val="7030A0"/>
+        </w:rPr>
+        <w:t>total_cost</w:t>
+      </w:r>
+      <w:proofErr w:type="spellEnd"/>
+      <w:r>
+        <w:rPr>
+          <w:b/>
+          <w:bCs/>
+          <w:color w:val="7030A0"/>
+        </w:rPr>
+        <w:t xml:space="preserve"> &lt;= budget:</w:t>
+      </w:r>
+    </w:p>
+    <w:p>
+      <w:pPr>
+        <w:spacing w:after="0"/>
+        <w:rPr>
+          <w:b/>
+          <w:bCs/>
+          <w:color w:val="7030A0"/>
+        </w:rPr>
+      </w:pPr>
+      <w:r>
+        <w:rPr>
+          <w:b/>
+          <w:bCs/>
+          <w:color w:val="7030A0"/>
+        </w:rPr>
+        <w:t xml:space="preserve">            </w:t>
+      </w:r>
+      <w:proofErr w:type="spellStart"/>
+      <w:r>
+        <w:rPr>
+          <w:b/>
+          <w:bCs/>
+          <w:color w:val="7030A0"/>
+        </w:rPr>
+        <w:t>ans</w:t>
+      </w:r>
+      <w:proofErr w:type="spellEnd"/>
+      <w:r>
+        <w:rPr>
+          <w:b/>
+          <w:bCs/>
+          <w:color w:val="7030A0"/>
+        </w:rPr>
+        <w:t xml:space="preserve"> = mid</w:t>
+      </w:r>
+    </w:p>
+    <w:p>
+      <w:pPr>
+        <w:spacing w:after="0"/>
+        <w:rPr>
+          <w:b/>
+          <w:bCs/>
+          <w:color w:val="7030A0"/>
+        </w:rPr>
+      </w:pPr>
+      <w:r>
+        <w:rPr>
+          <w:b/>
+          <w:bCs/>
+          <w:color w:val="7030A0"/>
+        </w:rPr>
+        <w:t xml:space="preserve">            low = mid + 1</w:t>
+      </w:r>
+    </w:p>
+    <w:p>
+      <w:pPr>
+        <w:spacing w:after="0"/>
+        <w:rPr>
+          <w:b/>
+          <w:bCs/>
+          <w:color w:val="7030A0"/>
+        </w:rPr>
+      </w:pPr>
+      <w:r>
+        <w:rPr>
+          <w:b/>
+          <w:bCs/>
+          <w:color w:val="7030A0"/>
+        </w:rPr>
+        <w:t xml:space="preserve">        else:</w:t>
+      </w:r>
+    </w:p>
+    <w:p>
+      <w:pPr>
+        <w:spacing w:after="0"/>
+        <w:rPr>
+          <w:b/>
+          <w:bCs/>
+          <w:color w:val="7030A0"/>
+        </w:rPr>
+      </w:pPr>
+      <w:r>
+        <w:rPr>
+          <w:b/>
+          <w:bCs/>
+          <w:color w:val="7030A0"/>
+        </w:rPr>
+        <w:t xml:space="preserve">            high = mid - 1</w:t>
+      </w:r>
+    </w:p>
+    <w:p>
+      <w:pPr>
+        <w:spacing w:after="0"/>
+        <w:rPr>
+          <w:b/>
+          <w:bCs/>
+          <w:color w:val="7030A0"/>
+        </w:rPr>
+      </w:pPr>
+      <w:r>
+        <w:rPr>
+          <w:b/>
+          <w:bCs/>
+          <w:color w:val="7030A0"/>
+        </w:rPr>
+        <w:t xml:space="preserve">    return </w:t>
+      </w:r>
+      <w:proofErr w:type="spellStart"/>
+      <w:r>
+        <w:rPr>
+          <w:b/>
+          <w:bCs/>
+          <w:color w:val="7030A0"/>
+        </w:rPr>
+        <w:t>ans</w:t>
+      </w:r>
+      <w:proofErr w:type="spellEnd"/>
+    </w:p>
+    <w:p>
+      <w:pPr>
+        <w:spacing w:after="0"/>
+        <w:rPr>
+          <w:b/>
+          <w:bCs/>
+          <w:color w:val="7030A0"/>
+        </w:rPr>
+      </w:pPr>
+    </w:p>
+    <w:p>
+      <w:pPr>
+        <w:spacing w:after="0"/>
+        <w:rPr>
+          <w:b/>
+          <w:bCs/>
+          <w:color w:val="7030A0"/>
+        </w:rPr>
+      </w:pPr>
+      <w:proofErr w:type="spellStart"/>
+      <w:r>
+        <w:rPr>
+          <w:b/>
+          <w:bCs/>
+          <w:color w:val="7030A0"/>
+        </w:rPr>
+        <w:t>req</w:t>
+      </w:r>
+      <w:proofErr w:type="spellEnd"/>
+      <w:r>
+        <w:rPr>
+          <w:b/>
+          <w:bCs/>
+          <w:color w:val="7030A0"/>
+        </w:rPr>
+        <w:t xml:space="preserve"> = [1, 2]</w:t>
+      </w:r>
+    </w:p>
+    <w:p>
+      <w:pPr>
+        <w:spacing w:after="0"/>
+        <w:rPr>
+          <w:b/>
+          <w:bCs/>
+          <w:color w:val="7030A0"/>
+        </w:rPr>
+      </w:pPr>
+      <w:r>
+        <w:rPr>
+          <w:b/>
+          <w:bCs/>
+          <w:color w:val="7030A0"/>
+        </w:rPr>
+        <w:t>stock = [0, 1]</w:t>
+      </w:r>
+    </w:p>
+    <w:p>
+      <w:pPr>
+        <w:spacing w:after="0"/>
+        <w:rPr>
+          <w:b/>
+          <w:bCs/>
+          <w:color w:val="7030A0"/>
+        </w:rPr>
+      </w:pPr>
+      <w:r>
+        <w:rPr>
+          <w:b/>
+          <w:bCs/>
+          <w:color w:val="7030A0"/>
+        </w:rPr>
+        <w:t>cost = [1, 1]</w:t>
+      </w:r>
+    </w:p>
+    <w:p>
+      <w:pPr>
+        <w:spacing w:after="0"/>
+        <w:rPr>
+          <w:b/>
+          <w:bCs/>
+          <w:color w:val="7030A0"/>
+        </w:rPr>
+      </w:pPr>
+      <w:r>
+        <w:rPr>
+          <w:b/>
+          <w:bCs/>
+          <w:color w:val="7030A0"/>
+        </w:rPr>
+        <w:t>budget = 3</w:t>
+      </w:r>
+    </w:p>
+    <w:p>
+      <w:pPr>
+        <w:spacing w:after="0"/>
+        <w:rPr>
+          <w:b/>
+          <w:bCs/>
+          <w:color w:val="7030A0"/>
+        </w:rPr>
+      </w:pPr>
+    </w:p>
+    <w:p>
+      <w:pPr>
+        <w:spacing w:after="0"/>
+        <w:rPr>
+          <w:b/>
+          <w:bCs/>
+          <w:color w:val="7030A0"/>
+        </w:rPr>
+      </w:pPr>
+      <w:proofErr w:type="gramStart"/>
+      <w:r>
+        <w:rPr>
+          <w:b/>
+          <w:bCs/>
+          <w:color w:val="7030A0"/>
+        </w:rPr>
+        <w:lastRenderedPageBreak/>
+        <w:t>print(</w:t>
+      </w:r>
+      <w:proofErr w:type="spellStart"/>
+      <w:proofErr w:type="gramEnd"/>
+      <w:r>
+        <w:rPr>
+          <w:b/>
+          <w:bCs/>
+          <w:color w:val="7030A0"/>
+        </w:rPr>
+        <w:t>maximum_</w:t>
+      </w:r>
+      <w:proofErr w:type="gramStart"/>
+      <w:r>
+        <w:rPr>
+          <w:b/>
+          <w:bCs/>
+          <w:color w:val="7030A0"/>
+        </w:rPr>
+        <w:t>units</w:t>
+      </w:r>
+      <w:proofErr w:type="spellEnd"/>
+      <w:r>
+        <w:rPr>
+          <w:b/>
+          <w:bCs/>
+          <w:color w:val="7030A0"/>
+        </w:rPr>
+        <w:t>(</w:t>
+      </w:r>
+      <w:proofErr w:type="spellStart"/>
+      <w:proofErr w:type="gramEnd"/>
+      <w:r>
+        <w:rPr>
+          <w:b/>
+          <w:bCs/>
+          <w:color w:val="7030A0"/>
+        </w:rPr>
+        <w:t>req</w:t>
+      </w:r>
+      <w:proofErr w:type="spellEnd"/>
+      <w:r>
+        <w:rPr>
+          <w:b/>
+          <w:bCs/>
+          <w:color w:val="7030A0"/>
+        </w:rPr>
+        <w:t>, stock, cost, budget))</w:t>
+      </w:r>
+    </w:p>
+    <w:p>
+      <w:pPr>
+        <w:spacing w:after="0"/>
+        <w:rPr>
+          <w:b/>
+          <w:bCs/>
+          <w:color w:val="7030A0"/>
+        </w:rPr>
+      </w:pPr>
+    </w:p>
+    <w:p>
+      <w:pPr>
+        <w:spacing w:after="0"/>
+      </w:pPr>
+      <w:r>
+        <w:t>TC -&gt; O(N*log(</w:t>
+      </w:r>
+      <w:proofErr w:type="spellStart"/>
+      <w:r>
+        <w:t>large_value</w:t>
+      </w:r>
+      <w:proofErr w:type="spellEnd"/>
+      <w:r>
+        <w:t>)) </w:t>
+      </w:r>
+    </w:p>
+    <w:p>
+      <w:pPr>
+        <w:spacing w:after="0"/>
+      </w:pPr>
+    </w:p>
+    <w:p>
+      <w:pPr>
+        <w:spacing w:after="0"/>
+      </w:pPr>
+      <w:r>
+        <w:t xml:space="preserve">-&gt; Takes </w:t>
+      </w:r>
+      <w:proofErr w:type="gramStart"/>
+      <w:r>
+        <w:t>O(</w:t>
+      </w:r>
+      <w:proofErr w:type="gramEnd"/>
+      <w:r>
+        <w:t xml:space="preserve">1) </w:t>
+      </w:r>
+      <w:proofErr w:type="spellStart"/>
+      <w:r>
+        <w:t>sz</w:t>
+      </w:r>
+      <w:proofErr w:type="spellEnd"/>
+      <w:r>
+        <w:t xml:space="preserve"> space; </w:t>
+      </w:r>
+    </w:p>
+    <w:p>
+      <w:pPr>
+        <w:spacing w:after="0"/>
+        <w:rPr>
           <w:lang w:val="en-US"/>
         </w:rPr>
       </w:pPr>
